--- a/6-过程管理/流程制度规范类文件/060105-问题管理制度.docx
+++ b/6-过程管理/流程制度规范类文件/060105-问题管理制度.docx
@@ -1,14 +1,13 @@
 
 <file path=word/document.xml><?xml version="1.0" encoding="utf-8"?>
-<w:document xmlns:wpc="http://schemas.microsoft.com/office/word/2010/wordprocessingCanvas" xmlns:mc="http://schemas.openxmlformats.org/markup-compatibility/2006" xmlns:o="urn:schemas-microsoft-com:office:office" xmlns:r="http://schemas.openxmlformats.org/officeDocument/2006/relationships" xmlns:m="http://schemas.openxmlformats.org/officeDocument/2006/math" xmlns:v="urn:schemas-microsoft-com:vml" xmlns:wp14="http://schemas.microsoft.com/office/word/2010/wordprocessingDrawing" xmlns:wp="http://schemas.openxmlformats.org/drawingml/2006/wordprocessingDrawing" xmlns:w10="urn:schemas-microsoft-com:office:word" xmlns:w="http://schemas.openxmlformats.org/wordprocessingml/2006/main" xmlns:w14="http://schemas.microsoft.com/office/word/2010/wordml" xmlns:w15="http://schemas.microsoft.com/office/word/2012/wordml" xmlns:wne="http://schemas.microsoft.com/office/word/2006/wordml" xmlns:wpg="http://schemas.microsoft.com/office/word/2010/wordprocessingGroup" xmlns:wpi="http://schemas.microsoft.com/office/word/2010/wordprocessingInk" xmlns:wps="http://schemas.microsoft.com/office/word/2010/wordprocessingShape" mc:Ignorable="w14 w15 wp14">
-  <!-- Generated by Aspose.Words for .NET 13.3.0.1 -->
+<w:document xmlns:wpc="http://schemas.microsoft.com/office/word/2010/wordprocessingCanvas" xmlns:mc="http://schemas.openxmlformats.org/markup-compatibility/2006" xmlns:o="urn:schemas-microsoft-com:office:office" xmlns:r="http://schemas.openxmlformats.org/officeDocument/2006/relationships" xmlns:m="http://schemas.openxmlformats.org/officeDocument/2006/math" xmlns:v="urn:schemas-microsoft-com:vml" xmlns:wp14="http://schemas.microsoft.com/office/word/2010/wordprocessingDrawing" xmlns:wp="http://schemas.openxmlformats.org/drawingml/2006/wordprocessingDrawing" xmlns:w="http://schemas.openxmlformats.org/wordprocessingml/2006/main" xmlns:w14="http://schemas.microsoft.com/office/word/2010/wordml" xmlns:w10="urn:schemas-microsoft-com:office:word" xmlns:w15="http://schemas.microsoft.com/office/word/2012/wordml" xmlns:wpg="http://schemas.microsoft.com/office/word/2010/wordprocessingGroup" xmlns:wpi="http://schemas.microsoft.com/office/word/2010/wordprocessingInk" xmlns:wne="http://schemas.microsoft.com/office/word/2006/wordml" xmlns:wps="http://schemas.microsoft.com/office/word/2010/wordprocessingShape" xmlns:wpsCustomData="http://www.wps.cn/officeDocument/2013/wpsCustomData" mc:Ignorable="w14 w15 wp14">
   <w:body>
     <w:p>
       <w:pPr>
         <w:spacing w:before="78" w:line="219" w:lineRule="auto"/>
         <w:ind w:left="25"/>
         <w:rPr>
-          <w:rFonts w:ascii="宋体" w:eastAsia="宋体" w:hAnsi="宋体" w:cs="宋体" w:hint="default"/>
+          <w:rFonts w:hint="default" w:ascii="宋体" w:hAnsi="宋体" w:eastAsia="宋体" w:cs="宋体"/>
           <w:sz w:val="24"/>
           <w:szCs w:val="24"/>
           <w:lang w:val="en-US" w:eastAsia="zh-CN"/>
@@ -16,7 +15,7 @@
       </w:pPr>
       <w:r>
         <w:rPr>
-          <w:rFonts w:ascii="宋体" w:eastAsia="宋体" w:hAnsi="宋体" w:cs="宋体"/>
+          <w:rFonts w:ascii="宋体" w:hAnsi="宋体" w:eastAsia="宋体" w:cs="宋体"/>
           <w:b/>
           <w:bCs/>
           <w:spacing w:val="-3"/>
@@ -27,7 +26,7 @@
       </w:r>
       <w:r>
         <w:rPr>
-          <w:rFonts w:ascii="宋体" w:eastAsia="宋体" w:hAnsi="宋体" w:cs="宋体" w:hint="eastAsia"/>
+          <w:rFonts w:hint="eastAsia" w:ascii="宋体" w:hAnsi="宋体" w:eastAsia="宋体" w:cs="宋体"/>
           <w:b/>
           <w:bCs/>
           <w:spacing w:val="-3"/>
@@ -39,7 +38,7 @@
       </w:r>
       <w:r>
         <w:rPr>
-          <w:rFonts w:ascii="宋体" w:eastAsia="宋体" w:hAnsi="宋体" w:cs="宋体"/>
+          <w:rFonts w:ascii="宋体" w:hAnsi="宋体" w:eastAsia="宋体" w:cs="宋体"/>
           <w:b/>
           <w:bCs/>
           <w:spacing w:val="-3"/>
@@ -50,7 +49,7 @@
       </w:r>
       <w:r>
         <w:rPr>
-          <w:rFonts w:ascii="宋体" w:eastAsia="宋体" w:hAnsi="宋体" w:cs="宋体" w:hint="eastAsia"/>
+          <w:rFonts w:hint="eastAsia" w:ascii="宋体" w:hAnsi="宋体" w:eastAsia="宋体" w:cs="宋体"/>
           <w:b/>
           <w:bCs/>
           <w:spacing w:val="-3"/>
@@ -80,14 +79,14 @@
         <w:ind w:left="23"/>
         <w:textAlignment w:val="auto"/>
         <w:rPr>
-          <w:rFonts w:ascii="宋体" w:eastAsia="宋体" w:hAnsi="宋体" w:cs="宋体"/>
+          <w:rFonts w:ascii="宋体" w:hAnsi="宋体" w:eastAsia="宋体" w:cs="宋体"/>
           <w:sz w:val="24"/>
           <w:szCs w:val="24"/>
         </w:rPr>
       </w:pPr>
       <w:r>
         <w:rPr>
-          <w:rFonts w:ascii="宋体" w:eastAsia="宋体" w:hAnsi="宋体" w:cs="宋体"/>
+          <w:rFonts w:ascii="宋体" w:hAnsi="宋体" w:eastAsia="宋体" w:cs="宋体"/>
           <w:b/>
           <w:bCs/>
           <w:spacing w:val="240"/>
@@ -99,7 +98,7 @@
       </w:r>
       <w:r>
         <w:rPr>
-          <w:rFonts w:ascii="宋体" w:eastAsia="宋体" w:hAnsi="宋体" w:cs="宋体"/>
+          <w:rFonts w:ascii="宋体" w:hAnsi="宋体" w:eastAsia="宋体" w:cs="宋体"/>
           <w:b/>
           <w:bCs/>
           <w:spacing w:val="0"/>
@@ -111,7 +110,7 @@
       </w:r>
       <w:r>
         <w:rPr>
-          <w:rFonts w:ascii="宋体" w:eastAsia="宋体" w:hAnsi="宋体" w:cs="宋体"/>
+          <w:rFonts w:ascii="宋体" w:hAnsi="宋体" w:eastAsia="宋体" w:cs="宋体"/>
           <w:b/>
           <w:bCs/>
           <w:spacing w:val="-5"/>
@@ -123,7 +122,7 @@
     </w:p>
     <w:p>
       <w:pPr>
-        <w:pStyle w:val="a"/>
+        <w:pStyle w:val="24"/>
         <w:bidi w:val="0"/>
       </w:pPr>
       <w:bookmarkStart w:id="0" w:name="_Toc28221"/>
@@ -138,7 +137,7 @@
     </w:p>
     <w:p>
       <w:pPr>
-        <w:pStyle w:val="a0"/>
+        <w:pStyle w:val="25"/>
         <w:bidi w:val="0"/>
         <w:rPr>
           <w:rFonts w:hint="default"/>
@@ -157,17 +156,18 @@
     </w:p>
     <w:tbl>
       <w:tblPr>
-        <w:tblStyle w:val="TableGrid"/>
+        <w:tblStyle w:val="21"/>
         <w:tblW w:w="0" w:type="auto"/>
         <w:tblInd w:w="2443" w:type="dxa"/>
         <w:tblBorders>
-          <w:top w:val="nil"/>
-          <w:left w:val="nil"/>
-          <w:bottom w:val="nil"/>
-          <w:right w:val="nil"/>
-          <w:insideH w:val="nil"/>
-          <w:insideV w:val="nil"/>
+          <w:top w:val="none" w:color="auto" w:sz="0" w:space="0"/>
+          <w:left w:val="none" w:color="auto" w:sz="0" w:space="0"/>
+          <w:bottom w:val="none" w:color="auto" w:sz="0" w:space="0"/>
+          <w:right w:val="none" w:color="auto" w:sz="0" w:space="0"/>
+          <w:insideH w:val="none" w:color="auto" w:sz="0" w:space="0"/>
+          <w:insideV w:val="none" w:color="auto" w:sz="0" w:space="0"/>
         </w:tblBorders>
+        <w:tblLayout w:type="autofit"/>
         <w:tblCellMar>
           <w:top w:w="0" w:type="dxa"/>
           <w:left w:w="108" w:type="dxa"/>
@@ -181,15 +181,13 @@
       </w:tblGrid>
       <w:tr>
         <w:tblPrEx>
-          <w:tblW w:w="0" w:type="auto"/>
-          <w:tblInd w:w="2443" w:type="dxa"/>
           <w:tblBorders>
-            <w:top w:val="nil"/>
-            <w:left w:val="nil"/>
-            <w:bottom w:val="nil"/>
-            <w:right w:val="nil"/>
-            <w:insideH w:val="nil"/>
-            <w:insideV w:val="nil"/>
+            <w:top w:val="none" w:color="auto" w:sz="0" w:space="0"/>
+            <w:left w:val="none" w:color="auto" w:sz="0" w:space="0"/>
+            <w:bottom w:val="none" w:color="auto" w:sz="0" w:space="0"/>
+            <w:right w:val="none" w:color="auto" w:sz="0" w:space="0"/>
+            <w:insideH w:val="none" w:color="auto" w:sz="0" w:space="0"/>
+            <w:insideV w:val="none" w:color="auto" w:sz="0" w:space="0"/>
           </w:tblBorders>
           <w:tblCellMar>
             <w:top w:w="0" w:type="dxa"/>
@@ -199,7 +197,7 @@
           </w:tblCellMar>
         </w:tblPrEx>
         <w:trPr>
-          <w:trHeight w:val="810"/>
+          <w:trHeight w:val="810" w:hRule="atLeast"/>
         </w:trPr>
         <w:tc>
           <w:tcPr>
@@ -230,7 +228,7 @@
             </w:r>
             <w:r>
               <w:rPr>
-                <w:rFonts w:asciiTheme="minorAscii" w:eastAsiaTheme="minorEastAsia" w:hAnsiTheme="minorAscii" w:hint="default"/>
+                <w:rFonts w:hint="default" w:asciiTheme="minorAscii" w:hAnsiTheme="minorAscii" w:eastAsiaTheme="minorEastAsia"/>
                 <w:spacing w:val="227"/>
                 <w:sz w:val="21"/>
                 <w:vertAlign w:val="baseline"/>
@@ -278,7 +276,7 @@
             </w:r>
             <w:r>
               <w:rPr>
-                <w:rFonts w:asciiTheme="minorAscii" w:eastAsiaTheme="minorEastAsia" w:hAnsiTheme="minorAscii" w:hint="eastAsia"/>
+                <w:rFonts w:hint="eastAsia" w:asciiTheme="minorAscii" w:hAnsiTheme="minorAscii" w:eastAsiaTheme="minorEastAsia"/>
                 <w:spacing w:val="227"/>
                 <w:sz w:val="21"/>
                 <w:vertAlign w:val="baseline"/>
@@ -300,8 +298,14 @@
       </w:tr>
       <w:tr>
         <w:tblPrEx>
-          <w:tblW w:w="0" w:type="auto"/>
-          <w:tblInd w:w="2443" w:type="dxa"/>
+          <w:tblBorders>
+            <w:top w:val="none" w:color="auto" w:sz="0" w:space="0"/>
+            <w:left w:val="none" w:color="auto" w:sz="0" w:space="0"/>
+            <w:bottom w:val="none" w:color="auto" w:sz="0" w:space="0"/>
+            <w:right w:val="none" w:color="auto" w:sz="0" w:space="0"/>
+            <w:insideH w:val="none" w:color="auto" w:sz="0" w:space="0"/>
+            <w:insideV w:val="none" w:color="auto" w:sz="0" w:space="0"/>
+          </w:tblBorders>
           <w:tblCellMar>
             <w:top w:w="0" w:type="dxa"/>
             <w:left w:w="108" w:type="dxa"/>
@@ -310,7 +314,7 @@
           </w:tblCellMar>
         </w:tblPrEx>
         <w:trPr>
-          <w:trHeight w:val="810"/>
+          <w:trHeight w:val="810" w:hRule="atLeast"/>
         </w:trPr>
         <w:tc>
           <w:tcPr>
@@ -327,7 +331,7 @@
               <w:overflowPunct/>
               <w:bidi w:val="0"/>
               <w:rPr>
-                <w:rFonts w:ascii="Arial" w:eastAsia="Arial" w:hAnsi="Arial" w:cs="Arial" w:hint="eastAsia"/>
+                <w:rFonts w:hint="eastAsia" w:ascii="Arial" w:hAnsi="Arial" w:eastAsia="Arial" w:cs="Arial"/>
                 <w:snapToGrid w:val="0"/>
                 <w:color w:val="000000"/>
                 <w:kern w:val="0"/>
@@ -347,7 +351,7 @@
             </w:r>
             <w:r>
               <w:rPr>
-                <w:rFonts w:asciiTheme="minorAscii" w:eastAsiaTheme="minorEastAsia" w:hAnsiTheme="minorAscii" w:hint="default"/>
+                <w:rFonts w:hint="default" w:asciiTheme="minorAscii" w:hAnsiTheme="minorAscii" w:eastAsiaTheme="minorEastAsia"/>
                 <w:spacing w:val="227"/>
                 <w:sz w:val="21"/>
                 <w:vertAlign w:val="baseline"/>
@@ -380,7 +384,7 @@
               <w:overflowPunct/>
               <w:bidi w:val="0"/>
               <w:rPr>
-                <w:rFonts w:ascii="Arial" w:eastAsia="Arial" w:hAnsi="Arial" w:cs="Arial" w:hint="eastAsia"/>
+                <w:rFonts w:hint="eastAsia" w:ascii="Arial" w:hAnsi="Arial" w:eastAsia="Arial" w:cs="Arial"/>
                 <w:snapToGrid w:val="0"/>
                 <w:color w:val="000000"/>
                 <w:kern w:val="0"/>
@@ -396,11 +400,21 @@
                 <w:vertAlign w:val="baseline"/>
                 <w:lang w:val="en-US" w:eastAsia="zh-CN"/>
               </w:rPr>
-              <w:t>编制时间</w:t>
+              <w:t>审核</w:t>
+            </w:r>
+            <w:bookmarkStart w:id="28" w:name="_GoBack"/>
+            <w:bookmarkEnd w:id="28"/>
+            <w:r>
+              <w:rPr>
+                <w:rFonts w:hint="eastAsia"/>
+                <w:vertAlign w:val="baseline"/>
+                <w:lang w:val="en-US" w:eastAsia="zh-CN"/>
+              </w:rPr>
+              <w:t>时间</w:t>
             </w:r>
             <w:r>
               <w:rPr>
-                <w:rFonts w:asciiTheme="minorAscii" w:eastAsiaTheme="minorEastAsia" w:hAnsiTheme="minorAscii" w:hint="eastAsia"/>
+                <w:rFonts w:hint="eastAsia" w:asciiTheme="minorAscii" w:hAnsiTheme="minorAscii" w:eastAsiaTheme="minorEastAsia"/>
                 <w:spacing w:val="227"/>
                 <w:sz w:val="21"/>
                 <w:vertAlign w:val="baseline"/>
@@ -422,8 +436,14 @@
       </w:tr>
       <w:tr>
         <w:tblPrEx>
-          <w:tblW w:w="0" w:type="auto"/>
-          <w:tblInd w:w="2443" w:type="dxa"/>
+          <w:tblBorders>
+            <w:top w:val="none" w:color="auto" w:sz="0" w:space="0"/>
+            <w:left w:val="none" w:color="auto" w:sz="0" w:space="0"/>
+            <w:bottom w:val="none" w:color="auto" w:sz="0" w:space="0"/>
+            <w:right w:val="none" w:color="auto" w:sz="0" w:space="0"/>
+            <w:insideH w:val="none" w:color="auto" w:sz="0" w:space="0"/>
+            <w:insideV w:val="none" w:color="auto" w:sz="0" w:space="0"/>
+          </w:tblBorders>
           <w:tblCellMar>
             <w:top w:w="0" w:type="dxa"/>
             <w:left w:w="108" w:type="dxa"/>
@@ -432,7 +452,7 @@
           </w:tblCellMar>
         </w:tblPrEx>
         <w:trPr>
-          <w:trHeight w:val="635"/>
+          <w:trHeight w:val="635" w:hRule="atLeast"/>
         </w:trPr>
         <w:tc>
           <w:tcPr>
@@ -463,7 +483,7 @@
             </w:r>
             <w:r>
               <w:rPr>
-                <w:rFonts w:asciiTheme="minorAscii" w:eastAsiaTheme="minorEastAsia" w:hAnsiTheme="minorAscii" w:hint="eastAsia"/>
+                <w:rFonts w:hint="eastAsia" w:asciiTheme="minorAscii" w:hAnsiTheme="minorAscii" w:eastAsiaTheme="minorEastAsia"/>
                 <w:spacing w:val="227"/>
                 <w:sz w:val="21"/>
                 <w:vertAlign w:val="baseline"/>
@@ -510,7 +530,7 @@
             </w:r>
             <w:r>
               <w:rPr>
-                <w:rFonts w:asciiTheme="minorAscii" w:eastAsiaTheme="minorEastAsia" w:hAnsiTheme="minorAscii" w:hint="eastAsia"/>
+                <w:rFonts w:hint="eastAsia" w:asciiTheme="minorAscii" w:hAnsiTheme="minorAscii" w:eastAsiaTheme="minorEastAsia"/>
                 <w:spacing w:val="227"/>
                 <w:sz w:val="21"/>
                 <w:vertAlign w:val="baseline"/>
@@ -541,14 +561,14 @@
         <w:spacing w:before="153" w:line="225" w:lineRule="auto"/>
         <w:ind w:left="3634"/>
         <w:rPr>
-          <w:rFonts w:ascii="宋体" w:eastAsia="宋体" w:hAnsi="宋体" w:cs="宋体"/>
+          <w:rFonts w:ascii="宋体" w:hAnsi="宋体" w:eastAsia="宋体" w:cs="宋体"/>
           <w:sz w:val="31"/>
           <w:szCs w:val="31"/>
         </w:rPr>
       </w:pPr>
       <w:r>
         <w:rPr>
-          <w:rFonts w:ascii="宋体" w:eastAsia="宋体" w:hAnsi="宋体" w:cs="宋体"/>
+          <w:rFonts w:ascii="宋体" w:hAnsi="宋体" w:eastAsia="宋体" w:cs="宋体"/>
           <w:b/>
           <w:bCs/>
           <w:spacing w:val="4"/>
@@ -560,16 +580,16 @@
     </w:p>
     <w:tbl>
       <w:tblPr>
-        <w:tblStyle w:val="TableNormal0"/>
+        <w:tblStyle w:val="26"/>
         <w:tblW w:w="8301" w:type="dxa"/>
         <w:tblInd w:w="2" w:type="dxa"/>
         <w:tblBorders>
-          <w:top w:val="single" w:sz="2" w:space="0" w:color="000000"/>
-          <w:left w:val="single" w:sz="2" w:space="0" w:color="000000"/>
-          <w:bottom w:val="single" w:sz="2" w:space="0" w:color="000000"/>
-          <w:right w:val="single" w:sz="2" w:space="0" w:color="000000"/>
-          <w:insideH w:val="single" w:sz="2" w:space="0" w:color="000000"/>
-          <w:insideV w:val="single" w:sz="2" w:space="0" w:color="000000"/>
+          <w:top w:val="single" w:color="000000" w:sz="2" w:space="0"/>
+          <w:left w:val="single" w:color="000000" w:sz="2" w:space="0"/>
+          <w:bottom w:val="single" w:color="000000" w:sz="2" w:space="0"/>
+          <w:right w:val="single" w:color="000000" w:sz="2" w:space="0"/>
+          <w:insideH w:val="single" w:color="000000" w:sz="2" w:space="0"/>
+          <w:insideV w:val="single" w:color="000000" w:sz="2" w:space="0"/>
         </w:tblBorders>
         <w:tblLayout w:type="fixed"/>
         <w:tblCellMar>
@@ -589,17 +609,14 @@
       </w:tblGrid>
       <w:tr>
         <w:tblPrEx>
-          <w:tblW w:w="8301" w:type="dxa"/>
-          <w:tblInd w:w="2" w:type="dxa"/>
           <w:tblBorders>
-            <w:top w:val="single" w:sz="2" w:space="0" w:color="000000"/>
-            <w:left w:val="single" w:sz="2" w:space="0" w:color="000000"/>
-            <w:bottom w:val="single" w:sz="2" w:space="0" w:color="000000"/>
-            <w:right w:val="single" w:sz="2" w:space="0" w:color="000000"/>
-            <w:insideH w:val="single" w:sz="2" w:space="0" w:color="000000"/>
-            <w:insideV w:val="single" w:sz="2" w:space="0" w:color="000000"/>
+            <w:top w:val="single" w:color="000000" w:sz="2" w:space="0"/>
+            <w:left w:val="single" w:color="000000" w:sz="2" w:space="0"/>
+            <w:bottom w:val="single" w:color="000000" w:sz="2" w:space="0"/>
+            <w:right w:val="single" w:color="000000" w:sz="2" w:space="0"/>
+            <w:insideH w:val="single" w:color="000000" w:sz="2" w:space="0"/>
+            <w:insideV w:val="single" w:color="000000" w:sz="2" w:space="0"/>
           </w:tblBorders>
-          <w:tblLayout w:type="fixed"/>
           <w:tblCellMar>
             <w:top w:w="0" w:type="dxa"/>
             <w:left w:w="0" w:type="dxa"/>
@@ -608,7 +625,7 @@
           </w:tblCellMar>
         </w:tblPrEx>
         <w:trPr>
-          <w:trHeight w:val="593"/>
+          <w:trHeight w:val="593" w:hRule="atLeast"/>
         </w:trPr>
         <w:tc>
           <w:tcPr>
@@ -619,14 +636,14 @@
               <w:spacing w:before="176" w:line="228" w:lineRule="auto"/>
               <w:ind w:left="607"/>
               <w:rPr>
-                <w:rFonts w:ascii="宋体" w:eastAsia="宋体" w:hAnsi="宋体" w:cs="宋体"/>
+                <w:rFonts w:ascii="宋体" w:hAnsi="宋体" w:eastAsia="宋体" w:cs="宋体"/>
                 <w:sz w:val="20"/>
                 <w:szCs w:val="20"/>
               </w:rPr>
             </w:pPr>
             <w:r>
               <w:rPr>
-                <w:rFonts w:ascii="宋体" w:eastAsia="宋体" w:hAnsi="宋体" w:cs="宋体"/>
+                <w:rFonts w:ascii="宋体" w:hAnsi="宋体" w:eastAsia="宋体" w:cs="宋体"/>
                 <w:spacing w:val="-14"/>
                 <w:sz w:val="20"/>
                 <w:szCs w:val="20"/>
@@ -644,14 +661,14 @@
               <w:spacing w:before="175" w:line="227" w:lineRule="auto"/>
               <w:ind w:left="253"/>
               <w:rPr>
-                <w:rFonts w:ascii="宋体" w:eastAsia="宋体" w:hAnsi="宋体" w:cs="宋体"/>
+                <w:rFonts w:ascii="宋体" w:hAnsi="宋体" w:eastAsia="宋体" w:cs="宋体"/>
                 <w:sz w:val="20"/>
                 <w:szCs w:val="20"/>
               </w:rPr>
             </w:pPr>
             <w:r>
               <w:rPr>
-                <w:rFonts w:ascii="宋体" w:eastAsia="宋体" w:hAnsi="宋体" w:cs="宋体"/>
+                <w:rFonts w:ascii="宋体" w:hAnsi="宋体" w:eastAsia="宋体" w:cs="宋体"/>
                 <w:spacing w:val="4"/>
                 <w:sz w:val="20"/>
                 <w:szCs w:val="20"/>
@@ -669,14 +686,14 @@
               <w:spacing w:before="175" w:line="228" w:lineRule="auto"/>
               <w:ind w:left="730"/>
               <w:rPr>
-                <w:rFonts w:ascii="宋体" w:eastAsia="宋体" w:hAnsi="宋体" w:cs="宋体"/>
+                <w:rFonts w:ascii="宋体" w:hAnsi="宋体" w:eastAsia="宋体" w:cs="宋体"/>
                 <w:sz w:val="20"/>
                 <w:szCs w:val="20"/>
               </w:rPr>
             </w:pPr>
             <w:r>
               <w:rPr>
-                <w:rFonts w:ascii="宋体" w:eastAsia="宋体" w:hAnsi="宋体" w:cs="宋体"/>
+                <w:rFonts w:ascii="宋体" w:hAnsi="宋体" w:eastAsia="宋体" w:cs="宋体"/>
                 <w:spacing w:val="7"/>
                 <w:sz w:val="20"/>
                 <w:szCs w:val="20"/>
@@ -694,14 +711,14 @@
               <w:spacing w:before="175" w:line="228" w:lineRule="auto"/>
               <w:ind w:left="310"/>
               <w:rPr>
-                <w:rFonts w:ascii="宋体" w:eastAsia="宋体" w:hAnsi="宋体" w:cs="宋体"/>
+                <w:rFonts w:ascii="宋体" w:hAnsi="宋体" w:eastAsia="宋体" w:cs="宋体"/>
                 <w:sz w:val="20"/>
                 <w:szCs w:val="20"/>
               </w:rPr>
             </w:pPr>
             <w:r>
               <w:rPr>
-                <w:rFonts w:ascii="宋体" w:eastAsia="宋体" w:hAnsi="宋体" w:cs="宋体"/>
+                <w:rFonts w:ascii="宋体" w:hAnsi="宋体" w:eastAsia="宋体" w:cs="宋体"/>
                 <w:spacing w:val="6"/>
                 <w:sz w:val="20"/>
                 <w:szCs w:val="20"/>
@@ -719,7 +736,7 @@
               <w:spacing w:before="175" w:line="228" w:lineRule="auto"/>
               <w:ind w:left="310"/>
               <w:rPr>
-                <w:rFonts w:ascii="宋体" w:eastAsia="宋体" w:hAnsi="宋体" w:cs="宋体" w:hint="eastAsia"/>
+                <w:rFonts w:hint="eastAsia" w:ascii="宋体" w:hAnsi="宋体" w:eastAsia="宋体" w:cs="宋体"/>
                 <w:spacing w:val="6"/>
                 <w:sz w:val="20"/>
                 <w:szCs w:val="20"/>
@@ -728,7 +745,7 @@
             </w:pPr>
             <w:r>
               <w:rPr>
-                <w:rFonts w:ascii="宋体" w:eastAsia="宋体" w:hAnsi="宋体" w:cs="宋体" w:hint="eastAsia"/>
+                <w:rFonts w:hint="eastAsia" w:ascii="宋体" w:hAnsi="宋体" w:eastAsia="宋体" w:cs="宋体"/>
                 <w:spacing w:val="6"/>
                 <w:sz w:val="20"/>
                 <w:szCs w:val="20"/>
@@ -747,14 +764,14 @@
               <w:spacing w:before="176" w:line="229" w:lineRule="auto"/>
               <w:ind w:left="311"/>
               <w:rPr>
-                <w:rFonts w:ascii="宋体" w:eastAsia="宋体" w:hAnsi="宋体" w:cs="宋体"/>
+                <w:rFonts w:ascii="宋体" w:hAnsi="宋体" w:eastAsia="宋体" w:cs="宋体"/>
                 <w:sz w:val="20"/>
                 <w:szCs w:val="20"/>
               </w:rPr>
             </w:pPr>
             <w:r>
               <w:rPr>
-                <w:rFonts w:ascii="宋体" w:eastAsia="宋体" w:hAnsi="宋体" w:cs="宋体"/>
+                <w:rFonts w:ascii="宋体" w:hAnsi="宋体" w:eastAsia="宋体" w:cs="宋体"/>
                 <w:spacing w:val="7"/>
                 <w:sz w:val="20"/>
                 <w:szCs w:val="20"/>
@@ -766,9 +783,14 @@
       </w:tr>
       <w:tr>
         <w:tblPrEx>
-          <w:tblW w:w="8301" w:type="dxa"/>
-          <w:tblInd w:w="2" w:type="dxa"/>
-          <w:tblLayout w:type="fixed"/>
+          <w:tblBorders>
+            <w:top w:val="single" w:color="000000" w:sz="2" w:space="0"/>
+            <w:left w:val="single" w:color="000000" w:sz="2" w:space="0"/>
+            <w:bottom w:val="single" w:color="000000" w:sz="2" w:space="0"/>
+            <w:right w:val="single" w:color="000000" w:sz="2" w:space="0"/>
+            <w:insideH w:val="single" w:color="000000" w:sz="2" w:space="0"/>
+            <w:insideV w:val="single" w:color="000000" w:sz="2" w:space="0"/>
+          </w:tblBorders>
           <w:tblCellMar>
             <w:top w:w="0" w:type="dxa"/>
             <w:left w:w="0" w:type="dxa"/>
@@ -777,7 +799,7 @@
           </w:tblCellMar>
         </w:tblPrEx>
         <w:trPr>
-          <w:trHeight w:val="556"/>
+          <w:trHeight w:val="556" w:hRule="atLeast"/>
         </w:trPr>
         <w:tc>
           <w:tcPr>
@@ -788,14 +810,14 @@
               <w:spacing w:before="173" w:line="267" w:lineRule="exact"/>
               <w:ind w:left="260"/>
               <w:rPr>
-                <w:rFonts w:ascii="宋体" w:eastAsia="宋体" w:hAnsi="宋体" w:cs="宋体"/>
+                <w:rFonts w:ascii="宋体" w:hAnsi="宋体" w:eastAsia="宋体" w:cs="宋体"/>
                 <w:sz w:val="20"/>
                 <w:szCs w:val="20"/>
               </w:rPr>
             </w:pPr>
             <w:r>
               <w:rPr>
-                <w:rFonts w:ascii="宋体" w:eastAsia="宋体" w:hAnsi="宋体" w:cs="宋体"/>
+                <w:rFonts w:ascii="宋体" w:hAnsi="宋体" w:eastAsia="宋体" w:cs="宋体"/>
                 <w:spacing w:val="3"/>
                 <w:position w:val="1"/>
                 <w:sz w:val="20"/>
@@ -814,14 +836,14 @@
               <w:spacing w:before="173" w:line="267" w:lineRule="exact"/>
               <w:ind w:left="248"/>
               <w:rPr>
-                <w:rFonts w:ascii="宋体" w:eastAsia="宋体" w:hAnsi="宋体" w:cs="宋体"/>
+                <w:rFonts w:ascii="宋体" w:hAnsi="宋体" w:eastAsia="宋体" w:cs="宋体"/>
                 <w:sz w:val="20"/>
                 <w:szCs w:val="20"/>
               </w:rPr>
             </w:pPr>
             <w:r>
               <w:rPr>
-                <w:rFonts w:ascii="宋体" w:eastAsia="宋体" w:hAnsi="宋体" w:cs="宋体"/>
+                <w:rFonts w:ascii="宋体" w:hAnsi="宋体" w:eastAsia="宋体" w:cs="宋体"/>
                 <w:spacing w:val="4"/>
                 <w:position w:val="1"/>
                 <w:sz w:val="20"/>
@@ -841,14 +863,14 @@
               <w:ind w:left="114"/>
               <w:jc w:val="center"/>
               <w:rPr>
-                <w:rFonts w:ascii="宋体" w:eastAsia="宋体" w:hAnsi="宋体" w:cs="宋体"/>
+                <w:rFonts w:ascii="宋体" w:hAnsi="宋体" w:eastAsia="宋体" w:cs="宋体"/>
                 <w:sz w:val="20"/>
                 <w:szCs w:val="20"/>
               </w:rPr>
             </w:pPr>
             <w:r>
               <w:rPr>
-                <w:rFonts w:ascii="宋体" w:eastAsia="宋体" w:hAnsi="宋体" w:cs="宋体"/>
+                <w:rFonts w:ascii="宋体" w:hAnsi="宋体" w:eastAsia="宋体" w:cs="宋体"/>
                 <w:spacing w:val="7"/>
                 <w:sz w:val="20"/>
                 <w:szCs w:val="20"/>
@@ -866,7 +888,7 @@
               <w:spacing w:before="172" w:line="228" w:lineRule="auto"/>
               <w:ind w:left="313"/>
               <w:rPr>
-                <w:rFonts w:ascii="宋体" w:eastAsia="宋体" w:hAnsi="宋体" w:cs="宋体" w:hint="eastAsia"/>
+                <w:rFonts w:hint="eastAsia" w:ascii="宋体" w:hAnsi="宋体" w:eastAsia="宋体" w:cs="宋体"/>
                 <w:sz w:val="20"/>
                 <w:szCs w:val="20"/>
                 <w:lang w:val="en-US" w:eastAsia="zh-CN"/>
@@ -874,7 +896,7 @@
             </w:pPr>
             <w:r>
               <w:rPr>
-                <w:rFonts w:ascii="宋体" w:hAnsi="宋体" w:cs="宋体" w:hint="eastAsia"/>
+                <w:rFonts w:hint="eastAsia" w:ascii="宋体" w:hAnsi="宋体" w:cs="宋体"/>
                 <w:sz w:val="20"/>
                 <w:szCs w:val="20"/>
                 <w:lang w:val="en-US" w:eastAsia="zh-CN"/>
@@ -893,7 +915,7 @@
               <w:ind w:left="313"/>
               <w:jc w:val="center"/>
               <w:rPr>
-                <w:rFonts w:ascii="宋体" w:eastAsia="宋体" w:hAnsi="宋体" w:cs="宋体" w:hint="eastAsia"/>
+                <w:rFonts w:hint="eastAsia" w:ascii="宋体" w:hAnsi="宋体" w:eastAsia="宋体" w:cs="宋体"/>
                 <w:spacing w:val="5"/>
                 <w:sz w:val="20"/>
                 <w:szCs w:val="20"/>
@@ -917,14 +939,14 @@
               <w:spacing w:before="173" w:line="229" w:lineRule="auto"/>
               <w:ind w:left="314"/>
               <w:rPr>
-                <w:rFonts w:ascii="宋体" w:eastAsia="宋体" w:hAnsi="宋体" w:cs="宋体"/>
+                <w:rFonts w:ascii="宋体" w:hAnsi="宋体" w:eastAsia="宋体" w:cs="宋体"/>
                 <w:sz w:val="20"/>
                 <w:szCs w:val="20"/>
               </w:rPr>
             </w:pPr>
             <w:r>
               <w:rPr>
-                <w:rFonts w:ascii="宋体" w:eastAsia="宋体" w:hAnsi="宋体" w:cs="宋体" w:hint="eastAsia"/>
+                <w:rFonts w:hint="eastAsia" w:ascii="宋体" w:hAnsi="宋体" w:eastAsia="宋体" w:cs="宋体"/>
                 <w:spacing w:val="6"/>
                 <w:sz w:val="20"/>
                 <w:szCs w:val="20"/>
@@ -937,9 +959,14 @@
       </w:tr>
       <w:tr>
         <w:tblPrEx>
-          <w:tblW w:w="8301" w:type="dxa"/>
-          <w:tblInd w:w="2" w:type="dxa"/>
-          <w:tblLayout w:type="fixed"/>
+          <w:tblBorders>
+            <w:top w:val="single" w:color="000000" w:sz="2" w:space="0"/>
+            <w:left w:val="single" w:color="000000" w:sz="2" w:space="0"/>
+            <w:bottom w:val="single" w:color="000000" w:sz="2" w:space="0"/>
+            <w:right w:val="single" w:color="000000" w:sz="2" w:space="0"/>
+            <w:insideH w:val="single" w:color="000000" w:sz="2" w:space="0"/>
+            <w:insideV w:val="single" w:color="000000" w:sz="2" w:space="0"/>
+          </w:tblBorders>
           <w:tblCellMar>
             <w:top w:w="0" w:type="dxa"/>
             <w:left w:w="0" w:type="dxa"/>
@@ -948,7 +975,7 @@
           </w:tblCellMar>
         </w:tblPrEx>
         <w:trPr>
-          <w:trHeight w:val="556"/>
+          <w:trHeight w:val="556" w:hRule="atLeast"/>
         </w:trPr>
         <w:tc>
           <w:tcPr>
@@ -956,7 +983,7 @@
           </w:tcPr>
           <w:p>
             <w:pPr>
-              <w:pStyle w:val="TableText"/>
+              <w:pStyle w:val="27"/>
             </w:pPr>
           </w:p>
         </w:tc>
@@ -966,7 +993,7 @@
           </w:tcPr>
           <w:p>
             <w:pPr>
-              <w:pStyle w:val="TableText"/>
+              <w:pStyle w:val="27"/>
             </w:pPr>
           </w:p>
         </w:tc>
@@ -976,7 +1003,7 @@
           </w:tcPr>
           <w:p>
             <w:pPr>
-              <w:pStyle w:val="TableText"/>
+              <w:pStyle w:val="27"/>
             </w:pPr>
           </w:p>
         </w:tc>
@@ -1008,16 +1035,21 @@
           </w:tcPr>
           <w:p>
             <w:pPr>
-              <w:pStyle w:val="TableText"/>
+              <w:pStyle w:val="27"/>
             </w:pPr>
           </w:p>
         </w:tc>
       </w:tr>
       <w:tr>
         <w:tblPrEx>
-          <w:tblW w:w="8301" w:type="dxa"/>
-          <w:tblInd w:w="2" w:type="dxa"/>
-          <w:tblLayout w:type="fixed"/>
+          <w:tblBorders>
+            <w:top w:val="single" w:color="000000" w:sz="2" w:space="0"/>
+            <w:left w:val="single" w:color="000000" w:sz="2" w:space="0"/>
+            <w:bottom w:val="single" w:color="000000" w:sz="2" w:space="0"/>
+            <w:right w:val="single" w:color="000000" w:sz="2" w:space="0"/>
+            <w:insideH w:val="single" w:color="000000" w:sz="2" w:space="0"/>
+            <w:insideV w:val="single" w:color="000000" w:sz="2" w:space="0"/>
+          </w:tblBorders>
           <w:tblCellMar>
             <w:top w:w="0" w:type="dxa"/>
             <w:left w:w="0" w:type="dxa"/>
@@ -1026,7 +1058,7 @@
           </w:tblCellMar>
         </w:tblPrEx>
         <w:trPr>
-          <w:trHeight w:val="556"/>
+          <w:trHeight w:val="556" w:hRule="atLeast"/>
         </w:trPr>
         <w:tc>
           <w:tcPr>
@@ -1034,7 +1066,7 @@
           </w:tcPr>
           <w:p>
             <w:pPr>
-              <w:pStyle w:val="TableText"/>
+              <w:pStyle w:val="27"/>
             </w:pPr>
           </w:p>
         </w:tc>
@@ -1044,7 +1076,7 @@
           </w:tcPr>
           <w:p>
             <w:pPr>
-              <w:pStyle w:val="TableText"/>
+              <w:pStyle w:val="27"/>
             </w:pPr>
           </w:p>
         </w:tc>
@@ -1054,7 +1086,7 @@
           </w:tcPr>
           <w:p>
             <w:pPr>
-              <w:pStyle w:val="TableText"/>
+              <w:pStyle w:val="27"/>
             </w:pPr>
           </w:p>
         </w:tc>
@@ -1086,16 +1118,21 @@
           </w:tcPr>
           <w:p>
             <w:pPr>
-              <w:pStyle w:val="TableText"/>
+              <w:pStyle w:val="27"/>
             </w:pPr>
           </w:p>
         </w:tc>
       </w:tr>
       <w:tr>
         <w:tblPrEx>
-          <w:tblW w:w="8301" w:type="dxa"/>
-          <w:tblInd w:w="2" w:type="dxa"/>
-          <w:tblLayout w:type="fixed"/>
+          <w:tblBorders>
+            <w:top w:val="single" w:color="000000" w:sz="2" w:space="0"/>
+            <w:left w:val="single" w:color="000000" w:sz="2" w:space="0"/>
+            <w:bottom w:val="single" w:color="000000" w:sz="2" w:space="0"/>
+            <w:right w:val="single" w:color="000000" w:sz="2" w:space="0"/>
+            <w:insideH w:val="single" w:color="000000" w:sz="2" w:space="0"/>
+            <w:insideV w:val="single" w:color="000000" w:sz="2" w:space="0"/>
+          </w:tblBorders>
           <w:tblCellMar>
             <w:top w:w="0" w:type="dxa"/>
             <w:left w:w="0" w:type="dxa"/>
@@ -1104,7 +1141,7 @@
           </w:tblCellMar>
         </w:tblPrEx>
         <w:trPr>
-          <w:trHeight w:val="557"/>
+          <w:trHeight w:val="557" w:hRule="atLeast"/>
         </w:trPr>
         <w:tc>
           <w:tcPr>
@@ -1112,7 +1149,7 @@
           </w:tcPr>
           <w:p>
             <w:pPr>
-              <w:pStyle w:val="TableText"/>
+              <w:pStyle w:val="27"/>
             </w:pPr>
           </w:p>
         </w:tc>
@@ -1122,7 +1159,7 @@
           </w:tcPr>
           <w:p>
             <w:pPr>
-              <w:pStyle w:val="TableText"/>
+              <w:pStyle w:val="27"/>
             </w:pPr>
           </w:p>
         </w:tc>
@@ -1132,7 +1169,7 @@
           </w:tcPr>
           <w:p>
             <w:pPr>
-              <w:pStyle w:val="TableText"/>
+              <w:pStyle w:val="27"/>
             </w:pPr>
           </w:p>
         </w:tc>
@@ -1142,7 +1179,7 @@
           </w:tcPr>
           <w:p>
             <w:pPr>
-              <w:pStyle w:val="TableText"/>
+              <w:pStyle w:val="27"/>
             </w:pPr>
           </w:p>
         </w:tc>
@@ -1152,7 +1189,7 @@
           </w:tcPr>
           <w:p>
             <w:pPr>
-              <w:pStyle w:val="TableText"/>
+              <w:pStyle w:val="27"/>
             </w:pPr>
           </w:p>
         </w:tc>
@@ -1162,16 +1199,21 @@
           </w:tcPr>
           <w:p>
             <w:pPr>
-              <w:pStyle w:val="TableText"/>
+              <w:pStyle w:val="27"/>
             </w:pPr>
           </w:p>
         </w:tc>
       </w:tr>
       <w:tr>
         <w:tblPrEx>
-          <w:tblW w:w="8301" w:type="dxa"/>
-          <w:tblInd w:w="2" w:type="dxa"/>
-          <w:tblLayout w:type="fixed"/>
+          <w:tblBorders>
+            <w:top w:val="single" w:color="000000" w:sz="2" w:space="0"/>
+            <w:left w:val="single" w:color="000000" w:sz="2" w:space="0"/>
+            <w:bottom w:val="single" w:color="000000" w:sz="2" w:space="0"/>
+            <w:right w:val="single" w:color="000000" w:sz="2" w:space="0"/>
+            <w:insideH w:val="single" w:color="000000" w:sz="2" w:space="0"/>
+            <w:insideV w:val="single" w:color="000000" w:sz="2" w:space="0"/>
+          </w:tblBorders>
           <w:tblCellMar>
             <w:top w:w="0" w:type="dxa"/>
             <w:left w:w="0" w:type="dxa"/>
@@ -1180,7 +1222,7 @@
           </w:tblCellMar>
         </w:tblPrEx>
         <w:trPr>
-          <w:trHeight w:val="556"/>
+          <w:trHeight w:val="556" w:hRule="atLeast"/>
         </w:trPr>
         <w:tc>
           <w:tcPr>
@@ -1188,7 +1230,7 @@
           </w:tcPr>
           <w:p>
             <w:pPr>
-              <w:pStyle w:val="TableText"/>
+              <w:pStyle w:val="27"/>
             </w:pPr>
           </w:p>
         </w:tc>
@@ -1198,7 +1240,7 @@
           </w:tcPr>
           <w:p>
             <w:pPr>
-              <w:pStyle w:val="TableText"/>
+              <w:pStyle w:val="27"/>
             </w:pPr>
           </w:p>
         </w:tc>
@@ -1208,7 +1250,7 @@
           </w:tcPr>
           <w:p>
             <w:pPr>
-              <w:pStyle w:val="TableText"/>
+              <w:pStyle w:val="27"/>
             </w:pPr>
           </w:p>
         </w:tc>
@@ -1218,7 +1260,7 @@
           </w:tcPr>
           <w:p>
             <w:pPr>
-              <w:pStyle w:val="TableText"/>
+              <w:pStyle w:val="27"/>
             </w:pPr>
           </w:p>
         </w:tc>
@@ -1228,7 +1270,7 @@
           </w:tcPr>
           <w:p>
             <w:pPr>
-              <w:pStyle w:val="TableText"/>
+              <w:pStyle w:val="27"/>
             </w:pPr>
           </w:p>
         </w:tc>
@@ -1238,16 +1280,21 @@
           </w:tcPr>
           <w:p>
             <w:pPr>
-              <w:pStyle w:val="TableText"/>
+              <w:pStyle w:val="27"/>
             </w:pPr>
           </w:p>
         </w:tc>
       </w:tr>
       <w:tr>
         <w:tblPrEx>
-          <w:tblW w:w="8301" w:type="dxa"/>
-          <w:tblInd w:w="2" w:type="dxa"/>
-          <w:tblLayout w:type="fixed"/>
+          <w:tblBorders>
+            <w:top w:val="single" w:color="000000" w:sz="2" w:space="0"/>
+            <w:left w:val="single" w:color="000000" w:sz="2" w:space="0"/>
+            <w:bottom w:val="single" w:color="000000" w:sz="2" w:space="0"/>
+            <w:right w:val="single" w:color="000000" w:sz="2" w:space="0"/>
+            <w:insideH w:val="single" w:color="000000" w:sz="2" w:space="0"/>
+            <w:insideV w:val="single" w:color="000000" w:sz="2" w:space="0"/>
+          </w:tblBorders>
           <w:tblCellMar>
             <w:top w:w="0" w:type="dxa"/>
             <w:left w:w="0" w:type="dxa"/>
@@ -1256,7 +1303,7 @@
           </w:tblCellMar>
         </w:tblPrEx>
         <w:trPr>
-          <w:trHeight w:val="561"/>
+          <w:trHeight w:val="561" w:hRule="atLeast"/>
         </w:trPr>
         <w:tc>
           <w:tcPr>
@@ -1264,7 +1311,7 @@
           </w:tcPr>
           <w:p>
             <w:pPr>
-              <w:pStyle w:val="TableText"/>
+              <w:pStyle w:val="27"/>
             </w:pPr>
           </w:p>
         </w:tc>
@@ -1274,7 +1321,7 @@
           </w:tcPr>
           <w:p>
             <w:pPr>
-              <w:pStyle w:val="TableText"/>
+              <w:pStyle w:val="27"/>
             </w:pPr>
           </w:p>
         </w:tc>
@@ -1284,7 +1331,7 @@
           </w:tcPr>
           <w:p>
             <w:pPr>
-              <w:pStyle w:val="TableText"/>
+              <w:pStyle w:val="27"/>
             </w:pPr>
           </w:p>
         </w:tc>
@@ -1294,7 +1341,7 @@
           </w:tcPr>
           <w:p>
             <w:pPr>
-              <w:pStyle w:val="TableText"/>
+              <w:pStyle w:val="27"/>
             </w:pPr>
           </w:p>
         </w:tc>
@@ -1304,7 +1351,7 @@
           </w:tcPr>
           <w:p>
             <w:pPr>
-              <w:pStyle w:val="TableText"/>
+              <w:pStyle w:val="27"/>
             </w:pPr>
           </w:p>
         </w:tc>
@@ -1314,7 +1361,7 @@
           </w:tcPr>
           <w:p>
             <w:pPr>
-              <w:pStyle w:val="TableText"/>
+              <w:pStyle w:val="27"/>
             </w:pPr>
           </w:p>
         </w:tc>
@@ -1328,7 +1375,7 @@
     <w:sdt>
       <w:sdtPr>
         <w:rPr>
-          <w:rFonts w:ascii="宋体" w:eastAsia="宋体" w:hAnsi="宋体" w:cs="Arial"/>
+          <w:rFonts w:ascii="宋体" w:hAnsi="宋体" w:eastAsia="宋体" w:cs="Arial"/>
           <w:snapToGrid w:val="0"/>
           <w:color w:val="000000"/>
           <w:kern w:val="0"/>
@@ -1344,7 +1391,7 @@
       </w:sdtPr>
       <w:sdtEndPr>
         <w:rPr>
-          <w:rFonts w:ascii="宋体" w:eastAsia="宋体" w:hAnsi="宋体" w:cs="宋体" w:hint="eastAsia"/>
+          <w:rFonts w:hint="eastAsia" w:ascii="宋体" w:hAnsi="宋体" w:eastAsia="宋体" w:cs="宋体"/>
           <w:snapToGrid w:val="0"/>
           <w:color w:val="000000"/>
           <w:kern w:val="0"/>
@@ -1357,17 +1404,17 @@
         <w:p>
           <w:pPr>
             <w:spacing w:before="0" w:beforeLines="0" w:after="0" w:afterLines="0" w:line="240" w:lineRule="auto"/>
-            <w:ind w:left="0" w:right="0" w:firstLine="0" w:leftChars="0" w:rightChars="0" w:firstLineChars="0"/>
+            <w:ind w:left="0" w:leftChars="0" w:right="0" w:rightChars="0" w:firstLine="0" w:firstLineChars="0"/>
             <w:jc w:val="center"/>
             <w:rPr>
-              <w:rFonts w:ascii="宋体" w:eastAsia="宋体" w:hAnsi="宋体" w:cs="宋体" w:hint="eastAsia"/>
+              <w:rFonts w:hint="eastAsia" w:ascii="宋体" w:hAnsi="宋体" w:eastAsia="宋体" w:cs="宋体"/>
               <w:sz w:val="24"/>
               <w:szCs w:val="24"/>
             </w:rPr>
           </w:pPr>
           <w:r>
             <w:rPr>
-              <w:rFonts w:ascii="宋体" w:eastAsia="宋体" w:hAnsi="宋体" w:cs="宋体" w:hint="eastAsia"/>
+              <w:rFonts w:hint="eastAsia" w:ascii="宋体" w:hAnsi="宋体" w:eastAsia="宋体" w:cs="宋体"/>
               <w:sz w:val="24"/>
               <w:szCs w:val="24"/>
             </w:rPr>
@@ -1376,16 +1423,14 @@
         </w:p>
         <w:p>
           <w:pPr>
-            <w:pStyle w:val="TOC1"/>
+            <w:pStyle w:val="16"/>
             <w:tabs>
               <w:tab w:val="right" w:leader="dot" w:pos="8306"/>
             </w:tabs>
           </w:pPr>
-          <w:bookmarkStart w:id="2" w:name="_GoBack"/>
-          <w:bookmarkEnd w:id="2"/>
-          <w:r>
-            <w:rPr>
-              <w:rFonts w:ascii="宋体" w:eastAsia="宋体" w:hAnsi="宋体" w:cs="宋体" w:hint="eastAsia"/>
+          <w:r>
+            <w:rPr>
+              <w:rFonts w:hint="eastAsia" w:ascii="宋体" w:hAnsi="宋体" w:eastAsia="宋体" w:cs="宋体"/>
               <w:sz w:val="24"/>
               <w:szCs w:val="24"/>
             </w:rPr>
@@ -1393,7 +1438,7 @@
           </w:r>
           <w:r>
             <w:rPr>
-              <w:rFonts w:ascii="宋体" w:eastAsia="宋体" w:hAnsi="宋体" w:cs="宋体" w:hint="eastAsia"/>
+              <w:rFonts w:hint="eastAsia" w:ascii="宋体" w:hAnsi="宋体" w:eastAsia="宋体" w:cs="宋体"/>
               <w:sz w:val="24"/>
               <w:szCs w:val="24"/>
             </w:rPr>
@@ -1401,7 +1446,7 @@
           </w:r>
           <w:r>
             <w:rPr>
-              <w:rFonts w:ascii="宋体" w:eastAsia="宋体" w:hAnsi="宋体" w:cs="宋体" w:hint="eastAsia"/>
+              <w:rFonts w:hint="eastAsia" w:ascii="宋体" w:hAnsi="宋体" w:eastAsia="宋体" w:cs="宋体"/>
               <w:sz w:val="24"/>
               <w:szCs w:val="24"/>
             </w:rPr>
@@ -1409,21 +1454,21 @@
           </w:r>
           <w:r>
             <w:rPr>
-              <w:rFonts w:ascii="宋体" w:eastAsia="宋体" w:hAnsi="宋体" w:cs="宋体" w:hint="eastAsia"/>
+              <w:rFonts w:hint="eastAsia" w:ascii="宋体" w:hAnsi="宋体" w:eastAsia="宋体" w:cs="宋体"/>
               <w:szCs w:val="24"/>
             </w:rPr>
             <w:fldChar w:fldCharType="begin"/>
           </w:r>
           <w:r>
             <w:rPr>
-              <w:rFonts w:ascii="宋体" w:eastAsia="宋体" w:hAnsi="宋体" w:cs="宋体" w:hint="eastAsia"/>
+              <w:rFonts w:hint="eastAsia" w:ascii="宋体" w:hAnsi="宋体" w:eastAsia="宋体" w:cs="宋体"/>
               <w:szCs w:val="24"/>
             </w:rPr>
             <w:instrText xml:space="preserve"> HYPERLINK \l _Toc28221 </w:instrText>
           </w:r>
           <w:r>
             <w:rPr>
-              <w:rFonts w:ascii="宋体" w:eastAsia="宋体" w:hAnsi="宋体" w:cs="宋体" w:hint="eastAsia"/>
+              <w:rFonts w:hint="eastAsia" w:ascii="宋体" w:hAnsi="宋体" w:eastAsia="宋体" w:cs="宋体"/>
               <w:szCs w:val="24"/>
             </w:rPr>
             <w:fldChar w:fldCharType="separate"/>
@@ -1455,7 +1500,7 @@
           </w:r>
           <w:r>
             <w:rPr>
-              <w:rFonts w:ascii="宋体" w:eastAsia="宋体" w:hAnsi="宋体" w:cs="宋体" w:hint="eastAsia"/>
+              <w:rFonts w:hint="eastAsia" w:ascii="宋体" w:hAnsi="宋体" w:eastAsia="宋体" w:cs="宋体"/>
               <w:szCs w:val="24"/>
             </w:rPr>
             <w:fldChar w:fldCharType="end"/>
@@ -1463,28 +1508,28 @@
         </w:p>
         <w:p>
           <w:pPr>
-            <w:pStyle w:val="TOC1"/>
+            <w:pStyle w:val="16"/>
             <w:tabs>
               <w:tab w:val="right" w:leader="dot" w:pos="8306"/>
             </w:tabs>
           </w:pPr>
           <w:r>
             <w:rPr>
-              <w:rFonts w:ascii="宋体" w:eastAsia="宋体" w:hAnsi="宋体" w:cs="宋体" w:hint="eastAsia"/>
+              <w:rFonts w:hint="eastAsia" w:ascii="宋体" w:hAnsi="宋体" w:eastAsia="宋体" w:cs="宋体"/>
               <w:szCs w:val="24"/>
             </w:rPr>
             <w:fldChar w:fldCharType="begin"/>
           </w:r>
           <w:r>
             <w:rPr>
-              <w:rFonts w:ascii="宋体" w:eastAsia="宋体" w:hAnsi="宋体" w:cs="宋体" w:hint="eastAsia"/>
+              <w:rFonts w:hint="eastAsia" w:ascii="宋体" w:hAnsi="宋体" w:eastAsia="宋体" w:cs="宋体"/>
               <w:szCs w:val="24"/>
             </w:rPr>
             <w:instrText xml:space="preserve"> HYPERLINK \l _Toc21551 </w:instrText>
           </w:r>
           <w:r>
             <w:rPr>
-              <w:rFonts w:ascii="宋体" w:eastAsia="宋体" w:hAnsi="宋体" w:cs="宋体" w:hint="eastAsia"/>
+              <w:rFonts w:hint="eastAsia" w:ascii="宋体" w:hAnsi="宋体" w:eastAsia="宋体" w:cs="宋体"/>
               <w:szCs w:val="24"/>
             </w:rPr>
             <w:fldChar w:fldCharType="separate"/>
@@ -1516,7 +1561,7 @@
           </w:r>
           <w:r>
             <w:rPr>
-              <w:rFonts w:ascii="宋体" w:eastAsia="宋体" w:hAnsi="宋体" w:cs="宋体" w:hint="eastAsia"/>
+              <w:rFonts w:hint="eastAsia" w:ascii="宋体" w:hAnsi="宋体" w:eastAsia="宋体" w:cs="宋体"/>
               <w:szCs w:val="24"/>
             </w:rPr>
             <w:fldChar w:fldCharType="end"/>
@@ -1524,28 +1569,28 @@
         </w:p>
         <w:p>
           <w:pPr>
-            <w:pStyle w:val="TOC1"/>
+            <w:pStyle w:val="16"/>
             <w:tabs>
               <w:tab w:val="right" w:leader="dot" w:pos="8306"/>
             </w:tabs>
           </w:pPr>
           <w:r>
             <w:rPr>
-              <w:rFonts w:ascii="宋体" w:eastAsia="宋体" w:hAnsi="宋体" w:cs="宋体" w:hint="eastAsia"/>
+              <w:rFonts w:hint="eastAsia" w:ascii="宋体" w:hAnsi="宋体" w:eastAsia="宋体" w:cs="宋体"/>
               <w:szCs w:val="24"/>
             </w:rPr>
             <w:fldChar w:fldCharType="begin"/>
           </w:r>
           <w:r>
             <w:rPr>
-              <w:rFonts w:ascii="宋体" w:eastAsia="宋体" w:hAnsi="宋体" w:cs="宋体" w:hint="eastAsia"/>
+              <w:rFonts w:hint="eastAsia" w:ascii="宋体" w:hAnsi="宋体" w:eastAsia="宋体" w:cs="宋体"/>
               <w:szCs w:val="24"/>
             </w:rPr>
             <w:instrText xml:space="preserve"> HYPERLINK \l _Toc8548 </w:instrText>
           </w:r>
           <w:r>
             <w:rPr>
-              <w:rFonts w:ascii="宋体" w:eastAsia="宋体" w:hAnsi="宋体" w:cs="宋体" w:hint="eastAsia"/>
+              <w:rFonts w:hint="eastAsia" w:ascii="宋体" w:hAnsi="宋体" w:eastAsia="宋体" w:cs="宋体"/>
               <w:szCs w:val="24"/>
             </w:rPr>
             <w:fldChar w:fldCharType="separate"/>
@@ -1579,7 +1624,7 @@
           </w:r>
           <w:r>
             <w:rPr>
-              <w:rFonts w:ascii="宋体" w:eastAsia="宋体" w:hAnsi="宋体" w:cs="宋体" w:hint="eastAsia"/>
+              <w:rFonts w:hint="eastAsia" w:ascii="宋体" w:hAnsi="宋体" w:eastAsia="宋体" w:cs="宋体"/>
               <w:szCs w:val="24"/>
             </w:rPr>
             <w:fldChar w:fldCharType="end"/>
@@ -1587,28 +1632,28 @@
         </w:p>
         <w:p>
           <w:pPr>
-            <w:pStyle w:val="TOC1"/>
+            <w:pStyle w:val="16"/>
             <w:tabs>
               <w:tab w:val="right" w:leader="dot" w:pos="8306"/>
             </w:tabs>
           </w:pPr>
           <w:r>
             <w:rPr>
-              <w:rFonts w:ascii="宋体" w:eastAsia="宋体" w:hAnsi="宋体" w:cs="宋体" w:hint="eastAsia"/>
+              <w:rFonts w:hint="eastAsia" w:ascii="宋体" w:hAnsi="宋体" w:eastAsia="宋体" w:cs="宋体"/>
               <w:szCs w:val="24"/>
             </w:rPr>
             <w:fldChar w:fldCharType="begin"/>
           </w:r>
           <w:r>
             <w:rPr>
-              <w:rFonts w:ascii="宋体" w:eastAsia="宋体" w:hAnsi="宋体" w:cs="宋体" w:hint="eastAsia"/>
+              <w:rFonts w:hint="eastAsia" w:ascii="宋体" w:hAnsi="宋体" w:eastAsia="宋体" w:cs="宋体"/>
               <w:szCs w:val="24"/>
             </w:rPr>
             <w:instrText xml:space="preserve"> HYPERLINK \l _Toc14420 </w:instrText>
           </w:r>
           <w:r>
             <w:rPr>
-              <w:rFonts w:ascii="宋体" w:eastAsia="宋体" w:hAnsi="宋体" w:cs="宋体" w:hint="eastAsia"/>
+              <w:rFonts w:hint="eastAsia" w:ascii="宋体" w:hAnsi="宋体" w:eastAsia="宋体" w:cs="宋体"/>
               <w:szCs w:val="24"/>
             </w:rPr>
             <w:fldChar w:fldCharType="separate"/>
@@ -1647,7 +1692,7 @@
           </w:r>
           <w:r>
             <w:rPr>
-              <w:rFonts w:ascii="宋体" w:eastAsia="宋体" w:hAnsi="宋体" w:cs="宋体" w:hint="eastAsia"/>
+              <w:rFonts w:hint="eastAsia" w:ascii="宋体" w:hAnsi="宋体" w:eastAsia="宋体" w:cs="宋体"/>
               <w:szCs w:val="24"/>
             </w:rPr>
             <w:fldChar w:fldCharType="end"/>
@@ -1655,28 +1700,28 @@
         </w:p>
         <w:p>
           <w:pPr>
-            <w:pStyle w:val="TOC1"/>
+            <w:pStyle w:val="16"/>
             <w:tabs>
               <w:tab w:val="right" w:leader="dot" w:pos="8306"/>
             </w:tabs>
           </w:pPr>
           <w:r>
             <w:rPr>
-              <w:rFonts w:ascii="宋体" w:eastAsia="宋体" w:hAnsi="宋体" w:cs="宋体" w:hint="eastAsia"/>
+              <w:rFonts w:hint="eastAsia" w:ascii="宋体" w:hAnsi="宋体" w:eastAsia="宋体" w:cs="宋体"/>
               <w:szCs w:val="24"/>
             </w:rPr>
             <w:fldChar w:fldCharType="begin"/>
           </w:r>
           <w:r>
             <w:rPr>
-              <w:rFonts w:ascii="宋体" w:eastAsia="宋体" w:hAnsi="宋体" w:cs="宋体" w:hint="eastAsia"/>
+              <w:rFonts w:hint="eastAsia" w:ascii="宋体" w:hAnsi="宋体" w:eastAsia="宋体" w:cs="宋体"/>
               <w:szCs w:val="24"/>
             </w:rPr>
             <w:instrText xml:space="preserve"> HYPERLINK \l _Toc17610 </w:instrText>
           </w:r>
           <w:r>
             <w:rPr>
-              <w:rFonts w:ascii="宋体" w:eastAsia="宋体" w:hAnsi="宋体" w:cs="宋体" w:hint="eastAsia"/>
+              <w:rFonts w:hint="eastAsia" w:ascii="宋体" w:hAnsi="宋体" w:eastAsia="宋体" w:cs="宋体"/>
               <w:szCs w:val="24"/>
             </w:rPr>
             <w:fldChar w:fldCharType="separate"/>
@@ -1717,7 +1762,7 @@
           </w:r>
           <w:r>
             <w:rPr>
-              <w:rFonts w:ascii="宋体" w:eastAsia="宋体" w:hAnsi="宋体" w:cs="宋体" w:hint="eastAsia"/>
+              <w:rFonts w:hint="eastAsia" w:ascii="宋体" w:hAnsi="宋体" w:eastAsia="宋体" w:cs="宋体"/>
               <w:szCs w:val="24"/>
             </w:rPr>
             <w:fldChar w:fldCharType="end"/>
@@ -1725,28 +1770,28 @@
         </w:p>
         <w:p>
           <w:pPr>
-            <w:pStyle w:val="TOC1"/>
+            <w:pStyle w:val="16"/>
             <w:tabs>
               <w:tab w:val="right" w:leader="dot" w:pos="8306"/>
             </w:tabs>
           </w:pPr>
           <w:r>
             <w:rPr>
-              <w:rFonts w:ascii="宋体" w:eastAsia="宋体" w:hAnsi="宋体" w:cs="宋体" w:hint="eastAsia"/>
+              <w:rFonts w:hint="eastAsia" w:ascii="宋体" w:hAnsi="宋体" w:eastAsia="宋体" w:cs="宋体"/>
               <w:szCs w:val="24"/>
             </w:rPr>
             <w:fldChar w:fldCharType="begin"/>
           </w:r>
           <w:r>
             <w:rPr>
-              <w:rFonts w:ascii="宋体" w:eastAsia="宋体" w:hAnsi="宋体" w:cs="宋体" w:hint="eastAsia"/>
+              <w:rFonts w:hint="eastAsia" w:ascii="宋体" w:hAnsi="宋体" w:eastAsia="宋体" w:cs="宋体"/>
               <w:szCs w:val="24"/>
             </w:rPr>
             <w:instrText xml:space="preserve"> HYPERLINK \l _Toc1226 </w:instrText>
           </w:r>
           <w:r>
             <w:rPr>
-              <w:rFonts w:ascii="宋体" w:eastAsia="宋体" w:hAnsi="宋体" w:cs="宋体" w:hint="eastAsia"/>
+              <w:rFonts w:hint="eastAsia" w:ascii="宋体" w:hAnsi="宋体" w:eastAsia="宋体" w:cs="宋体"/>
               <w:szCs w:val="24"/>
             </w:rPr>
             <w:fldChar w:fldCharType="separate"/>
@@ -1785,7 +1830,7 @@
           </w:r>
           <w:r>
             <w:rPr>
-              <w:rFonts w:ascii="宋体" w:eastAsia="宋体" w:hAnsi="宋体" w:cs="宋体" w:hint="eastAsia"/>
+              <w:rFonts w:hint="eastAsia" w:ascii="宋体" w:hAnsi="宋体" w:eastAsia="宋体" w:cs="宋体"/>
               <w:szCs w:val="24"/>
             </w:rPr>
             <w:fldChar w:fldCharType="end"/>
@@ -1793,28 +1838,28 @@
         </w:p>
         <w:p>
           <w:pPr>
-            <w:pStyle w:val="TOC2"/>
+            <w:pStyle w:val="17"/>
             <w:tabs>
               <w:tab w:val="right" w:leader="dot" w:pos="8306"/>
             </w:tabs>
           </w:pPr>
           <w:r>
             <w:rPr>
-              <w:rFonts w:ascii="宋体" w:eastAsia="宋体" w:hAnsi="宋体" w:cs="宋体" w:hint="eastAsia"/>
+              <w:rFonts w:hint="eastAsia" w:ascii="宋体" w:hAnsi="宋体" w:eastAsia="宋体" w:cs="宋体"/>
               <w:szCs w:val="24"/>
             </w:rPr>
             <w:fldChar w:fldCharType="begin"/>
           </w:r>
           <w:r>
             <w:rPr>
-              <w:rFonts w:ascii="宋体" w:eastAsia="宋体" w:hAnsi="宋体" w:cs="宋体" w:hint="eastAsia"/>
+              <w:rFonts w:hint="eastAsia" w:ascii="宋体" w:hAnsi="宋体" w:eastAsia="宋体" w:cs="宋体"/>
               <w:szCs w:val="24"/>
             </w:rPr>
             <w:instrText xml:space="preserve"> HYPERLINK \l _Toc18705 </w:instrText>
           </w:r>
           <w:r>
             <w:rPr>
-              <w:rFonts w:ascii="宋体" w:eastAsia="宋体" w:hAnsi="宋体" w:cs="宋体" w:hint="eastAsia"/>
+              <w:rFonts w:hint="eastAsia" w:ascii="宋体" w:hAnsi="宋体" w:eastAsia="宋体" w:cs="宋体"/>
               <w:szCs w:val="24"/>
             </w:rPr>
             <w:fldChar w:fldCharType="separate"/>
@@ -1853,7 +1898,7 @@
           </w:r>
           <w:r>
             <w:rPr>
-              <w:rFonts w:ascii="宋体" w:eastAsia="宋体" w:hAnsi="宋体" w:cs="宋体" w:hint="eastAsia"/>
+              <w:rFonts w:hint="eastAsia" w:ascii="宋体" w:hAnsi="宋体" w:eastAsia="宋体" w:cs="宋体"/>
               <w:szCs w:val="24"/>
             </w:rPr>
             <w:fldChar w:fldCharType="end"/>
@@ -1861,35 +1906,35 @@
         </w:p>
         <w:p>
           <w:pPr>
-            <w:pStyle w:val="TOC1"/>
+            <w:pStyle w:val="16"/>
             <w:tabs>
               <w:tab w:val="right" w:leader="dot" w:pos="8306"/>
             </w:tabs>
           </w:pPr>
           <w:r>
             <w:rPr>
-              <w:rFonts w:ascii="宋体" w:eastAsia="宋体" w:hAnsi="宋体" w:cs="宋体" w:hint="eastAsia"/>
+              <w:rFonts w:hint="eastAsia" w:ascii="宋体" w:hAnsi="宋体" w:eastAsia="宋体" w:cs="宋体"/>
               <w:szCs w:val="24"/>
             </w:rPr>
             <w:fldChar w:fldCharType="begin"/>
           </w:r>
           <w:r>
             <w:rPr>
-              <w:rFonts w:ascii="宋体" w:eastAsia="宋体" w:hAnsi="宋体" w:cs="宋体" w:hint="eastAsia"/>
+              <w:rFonts w:hint="eastAsia" w:ascii="宋体" w:hAnsi="宋体" w:eastAsia="宋体" w:cs="宋体"/>
               <w:szCs w:val="24"/>
             </w:rPr>
             <w:instrText xml:space="preserve"> HYPERLINK \l _Toc4626 </w:instrText>
           </w:r>
           <w:r>
             <w:rPr>
-              <w:rFonts w:ascii="宋体" w:eastAsia="宋体" w:hAnsi="宋体" w:cs="宋体" w:hint="eastAsia"/>
+              <w:rFonts w:hint="eastAsia" w:ascii="宋体" w:hAnsi="宋体" w:eastAsia="宋体" w:cs="宋体"/>
               <w:szCs w:val="24"/>
             </w:rPr>
             <w:fldChar w:fldCharType="separate"/>
           </w:r>
           <w:r>
             <w:rPr>
-              <w:rFonts w:eastAsia="宋体" w:hint="default"/>
+              <w:rFonts w:hint="default" w:eastAsia="宋体"/>
               <w:lang w:val="en-US" w:eastAsia="zh-CN"/>
             </w:rPr>
             <w:t xml:space="preserve">5. </w:t>
@@ -1921,7 +1966,7 @@
           </w:r>
           <w:r>
             <w:rPr>
-              <w:rFonts w:ascii="宋体" w:eastAsia="宋体" w:hAnsi="宋体" w:cs="宋体" w:hint="eastAsia"/>
+              <w:rFonts w:hint="eastAsia" w:ascii="宋体" w:hAnsi="宋体" w:eastAsia="宋体" w:cs="宋体"/>
               <w:szCs w:val="24"/>
             </w:rPr>
             <w:fldChar w:fldCharType="end"/>
@@ -1929,28 +1974,28 @@
         </w:p>
         <w:p>
           <w:pPr>
-            <w:pStyle w:val="TOC2"/>
+            <w:pStyle w:val="17"/>
             <w:tabs>
               <w:tab w:val="right" w:leader="dot" w:pos="8306"/>
             </w:tabs>
           </w:pPr>
           <w:r>
             <w:rPr>
-              <w:rFonts w:ascii="宋体" w:eastAsia="宋体" w:hAnsi="宋体" w:cs="宋体" w:hint="eastAsia"/>
+              <w:rFonts w:hint="eastAsia" w:ascii="宋体" w:hAnsi="宋体" w:eastAsia="宋体" w:cs="宋体"/>
               <w:szCs w:val="24"/>
             </w:rPr>
             <w:fldChar w:fldCharType="begin"/>
           </w:r>
           <w:r>
             <w:rPr>
-              <w:rFonts w:ascii="宋体" w:eastAsia="宋体" w:hAnsi="宋体" w:cs="宋体" w:hint="eastAsia"/>
+              <w:rFonts w:hint="eastAsia" w:ascii="宋体" w:hAnsi="宋体" w:eastAsia="宋体" w:cs="宋体"/>
               <w:szCs w:val="24"/>
             </w:rPr>
             <w:instrText xml:space="preserve"> HYPERLINK \l _Toc19839 </w:instrText>
           </w:r>
           <w:r>
             <w:rPr>
-              <w:rFonts w:ascii="宋体" w:eastAsia="宋体" w:hAnsi="宋体" w:cs="宋体" w:hint="eastAsia"/>
+              <w:rFonts w:hint="eastAsia" w:ascii="宋体" w:hAnsi="宋体" w:eastAsia="宋体" w:cs="宋体"/>
               <w:szCs w:val="24"/>
             </w:rPr>
             <w:fldChar w:fldCharType="separate"/>
@@ -1989,7 +2034,7 @@
           </w:r>
           <w:r>
             <w:rPr>
-              <w:rFonts w:ascii="宋体" w:eastAsia="宋体" w:hAnsi="宋体" w:cs="宋体" w:hint="eastAsia"/>
+              <w:rFonts w:hint="eastAsia" w:ascii="宋体" w:hAnsi="宋体" w:eastAsia="宋体" w:cs="宋体"/>
               <w:szCs w:val="24"/>
             </w:rPr>
             <w:fldChar w:fldCharType="end"/>
@@ -1997,28 +2042,28 @@
         </w:p>
         <w:p>
           <w:pPr>
-            <w:pStyle w:val="TOC3"/>
+            <w:pStyle w:val="13"/>
             <w:tabs>
               <w:tab w:val="right" w:leader="dot" w:pos="8306"/>
             </w:tabs>
           </w:pPr>
           <w:r>
             <w:rPr>
-              <w:rFonts w:ascii="宋体" w:eastAsia="宋体" w:hAnsi="宋体" w:cs="宋体" w:hint="eastAsia"/>
+              <w:rFonts w:hint="eastAsia" w:ascii="宋体" w:hAnsi="宋体" w:eastAsia="宋体" w:cs="宋体"/>
               <w:szCs w:val="24"/>
             </w:rPr>
             <w:fldChar w:fldCharType="begin"/>
           </w:r>
           <w:r>
             <w:rPr>
-              <w:rFonts w:ascii="宋体" w:eastAsia="宋体" w:hAnsi="宋体" w:cs="宋体" w:hint="eastAsia"/>
+              <w:rFonts w:hint="eastAsia" w:ascii="宋体" w:hAnsi="宋体" w:eastAsia="宋体" w:cs="宋体"/>
               <w:szCs w:val="24"/>
             </w:rPr>
             <w:instrText xml:space="preserve"> HYPERLINK \l _Toc4121 </w:instrText>
           </w:r>
           <w:r>
             <w:rPr>
-              <w:rFonts w:ascii="宋体" w:eastAsia="宋体" w:hAnsi="宋体" w:cs="宋体" w:hint="eastAsia"/>
+              <w:rFonts w:hint="eastAsia" w:ascii="宋体" w:hAnsi="宋体" w:eastAsia="宋体" w:cs="宋体"/>
               <w:szCs w:val="24"/>
             </w:rPr>
             <w:fldChar w:fldCharType="separate"/>
@@ -2050,7 +2095,7 @@
           </w:r>
           <w:r>
             <w:rPr>
-              <w:rFonts w:ascii="宋体" w:eastAsia="宋体" w:hAnsi="宋体" w:cs="宋体" w:hint="eastAsia"/>
+              <w:rFonts w:hint="eastAsia" w:ascii="宋体" w:hAnsi="宋体" w:eastAsia="宋体" w:cs="宋体"/>
               <w:szCs w:val="24"/>
             </w:rPr>
             <w:fldChar w:fldCharType="end"/>
@@ -2058,28 +2103,28 @@
         </w:p>
         <w:p>
           <w:pPr>
-            <w:pStyle w:val="TOC3"/>
+            <w:pStyle w:val="13"/>
             <w:tabs>
               <w:tab w:val="right" w:leader="dot" w:pos="8306"/>
             </w:tabs>
           </w:pPr>
           <w:r>
             <w:rPr>
-              <w:rFonts w:ascii="宋体" w:eastAsia="宋体" w:hAnsi="宋体" w:cs="宋体" w:hint="eastAsia"/>
+              <w:rFonts w:hint="eastAsia" w:ascii="宋体" w:hAnsi="宋体" w:eastAsia="宋体" w:cs="宋体"/>
               <w:szCs w:val="24"/>
             </w:rPr>
             <w:fldChar w:fldCharType="begin"/>
           </w:r>
           <w:r>
             <w:rPr>
-              <w:rFonts w:ascii="宋体" w:eastAsia="宋体" w:hAnsi="宋体" w:cs="宋体" w:hint="eastAsia"/>
+              <w:rFonts w:hint="eastAsia" w:ascii="宋体" w:hAnsi="宋体" w:eastAsia="宋体" w:cs="宋体"/>
               <w:szCs w:val="24"/>
             </w:rPr>
             <w:instrText xml:space="preserve"> HYPERLINK \l _Toc284 </w:instrText>
           </w:r>
           <w:r>
             <w:rPr>
-              <w:rFonts w:ascii="宋体" w:eastAsia="宋体" w:hAnsi="宋体" w:cs="宋体" w:hint="eastAsia"/>
+              <w:rFonts w:hint="eastAsia" w:ascii="宋体" w:hAnsi="宋体" w:eastAsia="宋体" w:cs="宋体"/>
               <w:szCs w:val="24"/>
             </w:rPr>
             <w:fldChar w:fldCharType="separate"/>
@@ -2111,7 +2156,7 @@
           </w:r>
           <w:r>
             <w:rPr>
-              <w:rFonts w:ascii="宋体" w:eastAsia="宋体" w:hAnsi="宋体" w:cs="宋体" w:hint="eastAsia"/>
+              <w:rFonts w:hint="eastAsia" w:ascii="宋体" w:hAnsi="宋体" w:eastAsia="宋体" w:cs="宋体"/>
               <w:szCs w:val="24"/>
             </w:rPr>
             <w:fldChar w:fldCharType="end"/>
@@ -2119,28 +2164,28 @@
         </w:p>
         <w:p>
           <w:pPr>
-            <w:pStyle w:val="TOC3"/>
+            <w:pStyle w:val="13"/>
             <w:tabs>
               <w:tab w:val="right" w:leader="dot" w:pos="8306"/>
             </w:tabs>
           </w:pPr>
           <w:r>
             <w:rPr>
-              <w:rFonts w:ascii="宋体" w:eastAsia="宋体" w:hAnsi="宋体" w:cs="宋体" w:hint="eastAsia"/>
+              <w:rFonts w:hint="eastAsia" w:ascii="宋体" w:hAnsi="宋体" w:eastAsia="宋体" w:cs="宋体"/>
               <w:szCs w:val="24"/>
             </w:rPr>
             <w:fldChar w:fldCharType="begin"/>
           </w:r>
           <w:r>
             <w:rPr>
-              <w:rFonts w:ascii="宋体" w:eastAsia="宋体" w:hAnsi="宋体" w:cs="宋体" w:hint="eastAsia"/>
+              <w:rFonts w:hint="eastAsia" w:ascii="宋体" w:hAnsi="宋体" w:eastAsia="宋体" w:cs="宋体"/>
               <w:szCs w:val="24"/>
             </w:rPr>
             <w:instrText xml:space="preserve"> HYPERLINK \l _Toc32077 </w:instrText>
           </w:r>
           <w:r>
             <w:rPr>
-              <w:rFonts w:ascii="宋体" w:eastAsia="宋体" w:hAnsi="宋体" w:cs="宋体" w:hint="eastAsia"/>
+              <w:rFonts w:hint="eastAsia" w:ascii="宋体" w:hAnsi="宋体" w:eastAsia="宋体" w:cs="宋体"/>
               <w:szCs w:val="24"/>
             </w:rPr>
             <w:fldChar w:fldCharType="separate"/>
@@ -2172,7 +2217,7 @@
           </w:r>
           <w:r>
             <w:rPr>
-              <w:rFonts w:ascii="宋体" w:eastAsia="宋体" w:hAnsi="宋体" w:cs="宋体" w:hint="eastAsia"/>
+              <w:rFonts w:hint="eastAsia" w:ascii="宋体" w:hAnsi="宋体" w:eastAsia="宋体" w:cs="宋体"/>
               <w:szCs w:val="24"/>
             </w:rPr>
             <w:fldChar w:fldCharType="end"/>
@@ -2180,28 +2225,28 @@
         </w:p>
         <w:p>
           <w:pPr>
-            <w:pStyle w:val="TOC3"/>
+            <w:pStyle w:val="13"/>
             <w:tabs>
               <w:tab w:val="right" w:leader="dot" w:pos="8306"/>
             </w:tabs>
           </w:pPr>
           <w:r>
             <w:rPr>
-              <w:rFonts w:ascii="宋体" w:eastAsia="宋体" w:hAnsi="宋体" w:cs="宋体" w:hint="eastAsia"/>
+              <w:rFonts w:hint="eastAsia" w:ascii="宋体" w:hAnsi="宋体" w:eastAsia="宋体" w:cs="宋体"/>
               <w:szCs w:val="24"/>
             </w:rPr>
             <w:fldChar w:fldCharType="begin"/>
           </w:r>
           <w:r>
             <w:rPr>
-              <w:rFonts w:ascii="宋体" w:eastAsia="宋体" w:hAnsi="宋体" w:cs="宋体" w:hint="eastAsia"/>
+              <w:rFonts w:hint="eastAsia" w:ascii="宋体" w:hAnsi="宋体" w:eastAsia="宋体" w:cs="宋体"/>
               <w:szCs w:val="24"/>
             </w:rPr>
             <w:instrText xml:space="preserve"> HYPERLINK \l _Toc28160 </w:instrText>
           </w:r>
           <w:r>
             <w:rPr>
-              <w:rFonts w:ascii="宋体" w:eastAsia="宋体" w:hAnsi="宋体" w:cs="宋体" w:hint="eastAsia"/>
+              <w:rFonts w:hint="eastAsia" w:ascii="宋体" w:hAnsi="宋体" w:eastAsia="宋体" w:cs="宋体"/>
               <w:szCs w:val="24"/>
             </w:rPr>
             <w:fldChar w:fldCharType="separate"/>
@@ -2233,7 +2278,7 @@
           </w:r>
           <w:r>
             <w:rPr>
-              <w:rFonts w:ascii="宋体" w:eastAsia="宋体" w:hAnsi="宋体" w:cs="宋体" w:hint="eastAsia"/>
+              <w:rFonts w:hint="eastAsia" w:ascii="宋体" w:hAnsi="宋体" w:eastAsia="宋体" w:cs="宋体"/>
               <w:szCs w:val="24"/>
             </w:rPr>
             <w:fldChar w:fldCharType="end"/>
@@ -2241,28 +2286,28 @@
         </w:p>
         <w:p>
           <w:pPr>
-            <w:pStyle w:val="TOC3"/>
+            <w:pStyle w:val="13"/>
             <w:tabs>
               <w:tab w:val="right" w:leader="dot" w:pos="8306"/>
             </w:tabs>
           </w:pPr>
           <w:r>
             <w:rPr>
-              <w:rFonts w:ascii="宋体" w:eastAsia="宋体" w:hAnsi="宋体" w:cs="宋体" w:hint="eastAsia"/>
+              <w:rFonts w:hint="eastAsia" w:ascii="宋体" w:hAnsi="宋体" w:eastAsia="宋体" w:cs="宋体"/>
               <w:szCs w:val="24"/>
             </w:rPr>
             <w:fldChar w:fldCharType="begin"/>
           </w:r>
           <w:r>
             <w:rPr>
-              <w:rFonts w:ascii="宋体" w:eastAsia="宋体" w:hAnsi="宋体" w:cs="宋体" w:hint="eastAsia"/>
+              <w:rFonts w:hint="eastAsia" w:ascii="宋体" w:hAnsi="宋体" w:eastAsia="宋体" w:cs="宋体"/>
               <w:szCs w:val="24"/>
             </w:rPr>
             <w:instrText xml:space="preserve"> HYPERLINK \l _Toc13119 </w:instrText>
           </w:r>
           <w:r>
             <w:rPr>
-              <w:rFonts w:ascii="宋体" w:eastAsia="宋体" w:hAnsi="宋体" w:cs="宋体" w:hint="eastAsia"/>
+              <w:rFonts w:hint="eastAsia" w:ascii="宋体" w:hAnsi="宋体" w:eastAsia="宋体" w:cs="宋体"/>
               <w:szCs w:val="24"/>
             </w:rPr>
             <w:fldChar w:fldCharType="separate"/>
@@ -2294,7 +2339,7 @@
           </w:r>
           <w:r>
             <w:rPr>
-              <w:rFonts w:ascii="宋体" w:eastAsia="宋体" w:hAnsi="宋体" w:cs="宋体" w:hint="eastAsia"/>
+              <w:rFonts w:hint="eastAsia" w:ascii="宋体" w:hAnsi="宋体" w:eastAsia="宋体" w:cs="宋体"/>
               <w:szCs w:val="24"/>
             </w:rPr>
             <w:fldChar w:fldCharType="end"/>
@@ -2302,28 +2347,28 @@
         </w:p>
         <w:p>
           <w:pPr>
-            <w:pStyle w:val="TOC3"/>
+            <w:pStyle w:val="13"/>
             <w:tabs>
               <w:tab w:val="right" w:leader="dot" w:pos="8306"/>
             </w:tabs>
           </w:pPr>
           <w:r>
             <w:rPr>
-              <w:rFonts w:ascii="宋体" w:eastAsia="宋体" w:hAnsi="宋体" w:cs="宋体" w:hint="eastAsia"/>
+              <w:rFonts w:hint="eastAsia" w:ascii="宋体" w:hAnsi="宋体" w:eastAsia="宋体" w:cs="宋体"/>
               <w:szCs w:val="24"/>
             </w:rPr>
             <w:fldChar w:fldCharType="begin"/>
           </w:r>
           <w:r>
             <w:rPr>
-              <w:rFonts w:ascii="宋体" w:eastAsia="宋体" w:hAnsi="宋体" w:cs="宋体" w:hint="eastAsia"/>
+              <w:rFonts w:hint="eastAsia" w:ascii="宋体" w:hAnsi="宋体" w:eastAsia="宋体" w:cs="宋体"/>
               <w:szCs w:val="24"/>
             </w:rPr>
             <w:instrText xml:space="preserve"> HYPERLINK \l _Toc2026 </w:instrText>
           </w:r>
           <w:r>
             <w:rPr>
-              <w:rFonts w:ascii="宋体" w:eastAsia="宋体" w:hAnsi="宋体" w:cs="宋体" w:hint="eastAsia"/>
+              <w:rFonts w:hint="eastAsia" w:ascii="宋体" w:hAnsi="宋体" w:eastAsia="宋体" w:cs="宋体"/>
               <w:szCs w:val="24"/>
             </w:rPr>
             <w:fldChar w:fldCharType="separate"/>
@@ -2354,7 +2399,7 @@
           </w:r>
           <w:r>
             <w:rPr>
-              <w:rFonts w:ascii="宋体" w:eastAsia="宋体" w:hAnsi="宋体" w:cs="宋体" w:hint="eastAsia"/>
+              <w:rFonts w:hint="eastAsia" w:ascii="宋体" w:hAnsi="宋体" w:eastAsia="宋体" w:cs="宋体"/>
               <w:szCs w:val="24"/>
             </w:rPr>
             <w:fldChar w:fldCharType="end"/>
@@ -2362,28 +2407,28 @@
         </w:p>
         <w:p>
           <w:pPr>
-            <w:pStyle w:val="TOC3"/>
+            <w:pStyle w:val="13"/>
             <w:tabs>
               <w:tab w:val="right" w:leader="dot" w:pos="8306"/>
             </w:tabs>
           </w:pPr>
           <w:r>
             <w:rPr>
-              <w:rFonts w:ascii="宋体" w:eastAsia="宋体" w:hAnsi="宋体" w:cs="宋体" w:hint="eastAsia"/>
+              <w:rFonts w:hint="eastAsia" w:ascii="宋体" w:hAnsi="宋体" w:eastAsia="宋体" w:cs="宋体"/>
               <w:szCs w:val="24"/>
             </w:rPr>
             <w:fldChar w:fldCharType="begin"/>
           </w:r>
           <w:r>
             <w:rPr>
-              <w:rFonts w:ascii="宋体" w:eastAsia="宋体" w:hAnsi="宋体" w:cs="宋体" w:hint="eastAsia"/>
+              <w:rFonts w:hint="eastAsia" w:ascii="宋体" w:hAnsi="宋体" w:eastAsia="宋体" w:cs="宋体"/>
               <w:szCs w:val="24"/>
             </w:rPr>
             <w:instrText xml:space="preserve"> HYPERLINK \l _Toc7521 </w:instrText>
           </w:r>
           <w:r>
             <w:rPr>
-              <w:rFonts w:ascii="宋体" w:eastAsia="宋体" w:hAnsi="宋体" w:cs="宋体" w:hint="eastAsia"/>
+              <w:rFonts w:hint="eastAsia" w:ascii="宋体" w:hAnsi="宋体" w:eastAsia="宋体" w:cs="宋体"/>
               <w:szCs w:val="24"/>
             </w:rPr>
             <w:fldChar w:fldCharType="separate"/>
@@ -2414,7 +2459,7 @@
           </w:r>
           <w:r>
             <w:rPr>
-              <w:rFonts w:ascii="宋体" w:eastAsia="宋体" w:hAnsi="宋体" w:cs="宋体" w:hint="eastAsia"/>
+              <w:rFonts w:hint="eastAsia" w:ascii="宋体" w:hAnsi="宋体" w:eastAsia="宋体" w:cs="宋体"/>
               <w:szCs w:val="24"/>
             </w:rPr>
             <w:fldChar w:fldCharType="end"/>
@@ -2422,28 +2467,28 @@
         </w:p>
         <w:p>
           <w:pPr>
-            <w:pStyle w:val="TOC3"/>
+            <w:pStyle w:val="13"/>
             <w:tabs>
               <w:tab w:val="right" w:leader="dot" w:pos="8306"/>
             </w:tabs>
           </w:pPr>
           <w:r>
             <w:rPr>
-              <w:rFonts w:ascii="宋体" w:eastAsia="宋体" w:hAnsi="宋体" w:cs="宋体" w:hint="eastAsia"/>
+              <w:rFonts w:hint="eastAsia" w:ascii="宋体" w:hAnsi="宋体" w:eastAsia="宋体" w:cs="宋体"/>
               <w:szCs w:val="24"/>
             </w:rPr>
             <w:fldChar w:fldCharType="begin"/>
           </w:r>
           <w:r>
             <w:rPr>
-              <w:rFonts w:ascii="宋体" w:eastAsia="宋体" w:hAnsi="宋体" w:cs="宋体" w:hint="eastAsia"/>
+              <w:rFonts w:hint="eastAsia" w:ascii="宋体" w:hAnsi="宋体" w:eastAsia="宋体" w:cs="宋体"/>
               <w:szCs w:val="24"/>
             </w:rPr>
             <w:instrText xml:space="preserve"> HYPERLINK \l _Toc24712 </w:instrText>
           </w:r>
           <w:r>
             <w:rPr>
-              <w:rFonts w:ascii="宋体" w:eastAsia="宋体" w:hAnsi="宋体" w:cs="宋体" w:hint="eastAsia"/>
+              <w:rFonts w:hint="eastAsia" w:ascii="宋体" w:hAnsi="宋体" w:eastAsia="宋体" w:cs="宋体"/>
               <w:szCs w:val="24"/>
             </w:rPr>
             <w:fldChar w:fldCharType="separate"/>
@@ -2482,7 +2527,7 @@
           </w:r>
           <w:r>
             <w:rPr>
-              <w:rFonts w:ascii="宋体" w:eastAsia="宋体" w:hAnsi="宋体" w:cs="宋体" w:hint="eastAsia"/>
+              <w:rFonts w:hint="eastAsia" w:ascii="宋体" w:hAnsi="宋体" w:eastAsia="宋体" w:cs="宋体"/>
               <w:szCs w:val="24"/>
             </w:rPr>
             <w:fldChar w:fldCharType="end"/>
@@ -2490,28 +2535,28 @@
         </w:p>
         <w:p>
           <w:pPr>
-            <w:pStyle w:val="TOC3"/>
+            <w:pStyle w:val="13"/>
             <w:tabs>
               <w:tab w:val="right" w:leader="dot" w:pos="8306"/>
             </w:tabs>
           </w:pPr>
           <w:r>
             <w:rPr>
-              <w:rFonts w:ascii="宋体" w:eastAsia="宋体" w:hAnsi="宋体" w:cs="宋体" w:hint="eastAsia"/>
+              <w:rFonts w:hint="eastAsia" w:ascii="宋体" w:hAnsi="宋体" w:eastAsia="宋体" w:cs="宋体"/>
               <w:szCs w:val="24"/>
             </w:rPr>
             <w:fldChar w:fldCharType="begin"/>
           </w:r>
           <w:r>
             <w:rPr>
-              <w:rFonts w:ascii="宋体" w:eastAsia="宋体" w:hAnsi="宋体" w:cs="宋体" w:hint="eastAsia"/>
+              <w:rFonts w:hint="eastAsia" w:ascii="宋体" w:hAnsi="宋体" w:eastAsia="宋体" w:cs="宋体"/>
               <w:szCs w:val="24"/>
             </w:rPr>
             <w:instrText xml:space="preserve"> HYPERLINK \l _Toc4768 </w:instrText>
           </w:r>
           <w:r>
             <w:rPr>
-              <w:rFonts w:ascii="宋体" w:eastAsia="宋体" w:hAnsi="宋体" w:cs="宋体" w:hint="eastAsia"/>
+              <w:rFonts w:hint="eastAsia" w:ascii="宋体" w:hAnsi="宋体" w:eastAsia="宋体" w:cs="宋体"/>
               <w:szCs w:val="24"/>
             </w:rPr>
             <w:fldChar w:fldCharType="separate"/>
@@ -2542,7 +2587,7 @@
           </w:r>
           <w:r>
             <w:rPr>
-              <w:rFonts w:ascii="宋体" w:eastAsia="宋体" w:hAnsi="宋体" w:cs="宋体" w:hint="eastAsia"/>
+              <w:rFonts w:hint="eastAsia" w:ascii="宋体" w:hAnsi="宋体" w:eastAsia="宋体" w:cs="宋体"/>
               <w:szCs w:val="24"/>
             </w:rPr>
             <w:fldChar w:fldCharType="end"/>
@@ -2550,28 +2595,28 @@
         </w:p>
         <w:p>
           <w:pPr>
-            <w:pStyle w:val="TOC3"/>
+            <w:pStyle w:val="13"/>
             <w:tabs>
               <w:tab w:val="right" w:leader="dot" w:pos="8306"/>
             </w:tabs>
           </w:pPr>
           <w:r>
             <w:rPr>
-              <w:rFonts w:ascii="宋体" w:eastAsia="宋体" w:hAnsi="宋体" w:cs="宋体" w:hint="eastAsia"/>
+              <w:rFonts w:hint="eastAsia" w:ascii="宋体" w:hAnsi="宋体" w:eastAsia="宋体" w:cs="宋体"/>
               <w:szCs w:val="24"/>
             </w:rPr>
             <w:fldChar w:fldCharType="begin"/>
           </w:r>
           <w:r>
             <w:rPr>
-              <w:rFonts w:ascii="宋体" w:eastAsia="宋体" w:hAnsi="宋体" w:cs="宋体" w:hint="eastAsia"/>
+              <w:rFonts w:hint="eastAsia" w:ascii="宋体" w:hAnsi="宋体" w:eastAsia="宋体" w:cs="宋体"/>
               <w:szCs w:val="24"/>
             </w:rPr>
             <w:instrText xml:space="preserve"> HYPERLINK \l _Toc14114 </w:instrText>
           </w:r>
           <w:r>
             <w:rPr>
-              <w:rFonts w:ascii="宋体" w:eastAsia="宋体" w:hAnsi="宋体" w:cs="宋体" w:hint="eastAsia"/>
+              <w:rFonts w:hint="eastAsia" w:ascii="宋体" w:hAnsi="宋体" w:eastAsia="宋体" w:cs="宋体"/>
               <w:szCs w:val="24"/>
             </w:rPr>
             <w:fldChar w:fldCharType="separate"/>
@@ -2602,7 +2647,7 @@
           </w:r>
           <w:r>
             <w:rPr>
-              <w:rFonts w:ascii="宋体" w:eastAsia="宋体" w:hAnsi="宋体" w:cs="宋体" w:hint="eastAsia"/>
+              <w:rFonts w:hint="eastAsia" w:ascii="宋体" w:hAnsi="宋体" w:eastAsia="宋体" w:cs="宋体"/>
               <w:szCs w:val="24"/>
             </w:rPr>
             <w:fldChar w:fldCharType="end"/>
@@ -2610,28 +2655,28 @@
         </w:p>
         <w:p>
           <w:pPr>
-            <w:pStyle w:val="TOC2"/>
+            <w:pStyle w:val="17"/>
             <w:tabs>
               <w:tab w:val="right" w:leader="dot" w:pos="8306"/>
             </w:tabs>
           </w:pPr>
           <w:r>
             <w:rPr>
-              <w:rFonts w:ascii="宋体" w:eastAsia="宋体" w:hAnsi="宋体" w:cs="宋体" w:hint="eastAsia"/>
+              <w:rFonts w:hint="eastAsia" w:ascii="宋体" w:hAnsi="宋体" w:eastAsia="宋体" w:cs="宋体"/>
               <w:szCs w:val="24"/>
             </w:rPr>
             <w:fldChar w:fldCharType="begin"/>
           </w:r>
           <w:r>
             <w:rPr>
-              <w:rFonts w:ascii="宋体" w:eastAsia="宋体" w:hAnsi="宋体" w:cs="宋体" w:hint="eastAsia"/>
+              <w:rFonts w:hint="eastAsia" w:ascii="宋体" w:hAnsi="宋体" w:eastAsia="宋体" w:cs="宋体"/>
               <w:szCs w:val="24"/>
             </w:rPr>
             <w:instrText xml:space="preserve"> HYPERLINK \l _Toc20717 </w:instrText>
           </w:r>
           <w:r>
             <w:rPr>
-              <w:rFonts w:ascii="宋体" w:eastAsia="宋体" w:hAnsi="宋体" w:cs="宋体" w:hint="eastAsia"/>
+              <w:rFonts w:hint="eastAsia" w:ascii="宋体" w:hAnsi="宋体" w:eastAsia="宋体" w:cs="宋体"/>
               <w:szCs w:val="24"/>
             </w:rPr>
             <w:fldChar w:fldCharType="separate"/>
@@ -2665,7 +2710,7 @@
           </w:r>
           <w:r>
             <w:rPr>
-              <w:rFonts w:ascii="宋体" w:eastAsia="宋体" w:hAnsi="宋体" w:cs="宋体" w:hint="eastAsia"/>
+              <w:rFonts w:hint="eastAsia" w:ascii="宋体" w:hAnsi="宋体" w:eastAsia="宋体" w:cs="宋体"/>
               <w:szCs w:val="24"/>
             </w:rPr>
             <w:fldChar w:fldCharType="end"/>
@@ -2673,28 +2718,28 @@
         </w:p>
         <w:p>
           <w:pPr>
-            <w:pStyle w:val="TOC1"/>
+            <w:pStyle w:val="16"/>
             <w:tabs>
               <w:tab w:val="right" w:leader="dot" w:pos="8306"/>
             </w:tabs>
           </w:pPr>
           <w:r>
             <w:rPr>
-              <w:rFonts w:ascii="宋体" w:eastAsia="宋体" w:hAnsi="宋体" w:cs="宋体" w:hint="eastAsia"/>
+              <w:rFonts w:hint="eastAsia" w:ascii="宋体" w:hAnsi="宋体" w:eastAsia="宋体" w:cs="宋体"/>
               <w:szCs w:val="24"/>
             </w:rPr>
             <w:fldChar w:fldCharType="begin"/>
           </w:r>
           <w:r>
             <w:rPr>
-              <w:rFonts w:ascii="宋体" w:eastAsia="宋体" w:hAnsi="宋体" w:cs="宋体" w:hint="eastAsia"/>
+              <w:rFonts w:hint="eastAsia" w:ascii="宋体" w:hAnsi="宋体" w:eastAsia="宋体" w:cs="宋体"/>
               <w:szCs w:val="24"/>
             </w:rPr>
             <w:instrText xml:space="preserve"> HYPERLINK \l _Toc1673 </w:instrText>
           </w:r>
           <w:r>
             <w:rPr>
-              <w:rFonts w:ascii="宋体" w:eastAsia="宋体" w:hAnsi="宋体" w:cs="宋体" w:hint="eastAsia"/>
+              <w:rFonts w:hint="eastAsia" w:ascii="宋体" w:hAnsi="宋体" w:eastAsia="宋体" w:cs="宋体"/>
               <w:szCs w:val="24"/>
             </w:rPr>
             <w:fldChar w:fldCharType="separate"/>
@@ -2733,7 +2778,7 @@
           </w:r>
           <w:r>
             <w:rPr>
-              <w:rFonts w:ascii="宋体" w:eastAsia="宋体" w:hAnsi="宋体" w:cs="宋体" w:hint="eastAsia"/>
+              <w:rFonts w:hint="eastAsia" w:ascii="宋体" w:hAnsi="宋体" w:eastAsia="宋体" w:cs="宋体"/>
               <w:szCs w:val="24"/>
             </w:rPr>
             <w:fldChar w:fldCharType="end"/>
@@ -2741,28 +2786,28 @@
         </w:p>
         <w:p>
           <w:pPr>
-            <w:pStyle w:val="TOC1"/>
+            <w:pStyle w:val="16"/>
             <w:tabs>
               <w:tab w:val="right" w:leader="dot" w:pos="8306"/>
             </w:tabs>
           </w:pPr>
           <w:r>
             <w:rPr>
-              <w:rFonts w:ascii="宋体" w:eastAsia="宋体" w:hAnsi="宋体" w:cs="宋体" w:hint="eastAsia"/>
+              <w:rFonts w:hint="eastAsia" w:ascii="宋体" w:hAnsi="宋体" w:eastAsia="宋体" w:cs="宋体"/>
               <w:szCs w:val="24"/>
             </w:rPr>
             <w:fldChar w:fldCharType="begin"/>
           </w:r>
           <w:r>
             <w:rPr>
-              <w:rFonts w:ascii="宋体" w:eastAsia="宋体" w:hAnsi="宋体" w:cs="宋体" w:hint="eastAsia"/>
+              <w:rFonts w:hint="eastAsia" w:ascii="宋体" w:hAnsi="宋体" w:eastAsia="宋体" w:cs="宋体"/>
               <w:szCs w:val="24"/>
             </w:rPr>
             <w:instrText xml:space="preserve"> HYPERLINK \l _Toc20978 </w:instrText>
           </w:r>
           <w:r>
             <w:rPr>
-              <w:rFonts w:ascii="宋体" w:eastAsia="宋体" w:hAnsi="宋体" w:cs="宋体" w:hint="eastAsia"/>
+              <w:rFonts w:hint="eastAsia" w:ascii="宋体" w:hAnsi="宋体" w:eastAsia="宋体" w:cs="宋体"/>
               <w:szCs w:val="24"/>
             </w:rPr>
             <w:fldChar w:fldCharType="separate"/>
@@ -2801,7 +2846,7 @@
           </w:r>
           <w:r>
             <w:rPr>
-              <w:rFonts w:ascii="宋体" w:eastAsia="宋体" w:hAnsi="宋体" w:cs="宋体" w:hint="eastAsia"/>
+              <w:rFonts w:hint="eastAsia" w:ascii="宋体" w:hAnsi="宋体" w:eastAsia="宋体" w:cs="宋体"/>
               <w:szCs w:val="24"/>
             </w:rPr>
             <w:fldChar w:fldCharType="end"/>
@@ -2809,28 +2854,28 @@
         </w:p>
         <w:p>
           <w:pPr>
-            <w:pStyle w:val="TOC1"/>
+            <w:pStyle w:val="16"/>
             <w:tabs>
               <w:tab w:val="right" w:leader="dot" w:pos="8306"/>
             </w:tabs>
           </w:pPr>
           <w:r>
             <w:rPr>
-              <w:rFonts w:ascii="宋体" w:eastAsia="宋体" w:hAnsi="宋体" w:cs="宋体" w:hint="eastAsia"/>
+              <w:rFonts w:hint="eastAsia" w:ascii="宋体" w:hAnsi="宋体" w:eastAsia="宋体" w:cs="宋体"/>
               <w:szCs w:val="24"/>
             </w:rPr>
             <w:fldChar w:fldCharType="begin"/>
           </w:r>
           <w:r>
             <w:rPr>
-              <w:rFonts w:ascii="宋体" w:eastAsia="宋体" w:hAnsi="宋体" w:cs="宋体" w:hint="eastAsia"/>
+              <w:rFonts w:hint="eastAsia" w:ascii="宋体" w:hAnsi="宋体" w:eastAsia="宋体" w:cs="宋体"/>
               <w:szCs w:val="24"/>
             </w:rPr>
             <w:instrText xml:space="preserve"> HYPERLINK \l _Toc2925 </w:instrText>
           </w:r>
           <w:r>
             <w:rPr>
-              <w:rFonts w:ascii="宋体" w:eastAsia="宋体" w:hAnsi="宋体" w:cs="宋体" w:hint="eastAsia"/>
+              <w:rFonts w:hint="eastAsia" w:ascii="宋体" w:hAnsi="宋体" w:eastAsia="宋体" w:cs="宋体"/>
               <w:szCs w:val="24"/>
             </w:rPr>
             <w:fldChar w:fldCharType="separate"/>
@@ -2869,7 +2914,7 @@
           </w:r>
           <w:r>
             <w:rPr>
-              <w:rFonts w:ascii="宋体" w:eastAsia="宋体" w:hAnsi="宋体" w:cs="宋体" w:hint="eastAsia"/>
+              <w:rFonts w:hint="eastAsia" w:ascii="宋体" w:hAnsi="宋体" w:eastAsia="宋体" w:cs="宋体"/>
               <w:szCs w:val="24"/>
             </w:rPr>
             <w:fldChar w:fldCharType="end"/>
@@ -2879,7 +2924,7 @@
           <w:pPr>
             <w:bidi w:val="0"/>
             <w:rPr>
-              <w:rFonts w:ascii="宋体" w:eastAsia="宋体" w:hAnsi="宋体" w:cs="宋体" w:hint="eastAsia"/>
+              <w:rFonts w:hint="eastAsia" w:ascii="宋体" w:hAnsi="宋体" w:eastAsia="宋体" w:cs="宋体"/>
               <w:snapToGrid w:val="0"/>
               <w:color w:val="000000"/>
               <w:kern w:val="0"/>
@@ -2890,7 +2935,7 @@
           </w:pPr>
           <w:r>
             <w:rPr>
-              <w:rFonts w:ascii="宋体" w:eastAsia="宋体" w:hAnsi="宋体" w:cs="宋体" w:hint="eastAsia"/>
+              <w:rFonts w:hint="eastAsia" w:ascii="宋体" w:hAnsi="宋体" w:eastAsia="宋体" w:cs="宋体"/>
               <w:szCs w:val="24"/>
             </w:rPr>
             <w:fldChar w:fldCharType="end"/>
@@ -2901,7 +2946,7 @@
     <w:p>
       <w:pPr>
         <w:rPr>
-          <w:rFonts w:ascii="Arial" w:eastAsia="Arial" w:hAnsi="Arial" w:cs="Arial"/>
+          <w:rFonts w:ascii="Arial" w:hAnsi="Arial" w:eastAsia="Arial" w:cs="Arial"/>
           <w:snapToGrid w:val="0"/>
           <w:color w:val="000000"/>
           <w:kern w:val="0"/>
@@ -2912,7 +2957,7 @@
       </w:pPr>
       <w:r>
         <w:rPr>
-          <w:rFonts w:ascii="Arial" w:eastAsia="Arial" w:hAnsi="Arial" w:cs="Arial"/>
+          <w:rFonts w:ascii="Arial" w:hAnsi="Arial" w:eastAsia="Arial" w:cs="Arial"/>
           <w:snapToGrid w:val="0"/>
           <w:color w:val="000000"/>
           <w:kern w:val="0"/>
@@ -2925,157 +2970,157 @@
     </w:p>
     <w:p>
       <w:pPr>
-        <w:pStyle w:val="1"/>
+        <w:pStyle w:val="28"/>
         <w:bidi w:val="0"/>
       </w:pPr>
-      <w:bookmarkStart w:id="3" w:name="_Toc8548"/>
+      <w:bookmarkStart w:id="2" w:name="_Toc8548"/>
       <w:r>
         <w:t>目的</w:t>
       </w:r>
+      <w:bookmarkEnd w:id="2"/>
+    </w:p>
+    <w:p>
+      <w:pPr>
+        <w:pStyle w:val="29"/>
+        <w:bidi w:val="0"/>
+        <w:rPr>
+          <w:rFonts w:hint="default"/>
+          <w:lang w:val="en-US" w:eastAsia="zh-CN"/>
+        </w:rPr>
+      </w:pPr>
+      <w:r>
+        <w:rPr>
+          <w:rFonts w:hint="eastAsia"/>
+          <w:lang w:val="en-US" w:eastAsia="zh-CN"/>
+        </w:rPr>
+        <w:t>为</w:t>
+      </w:r>
+      <w:r>
+        <w:t>消除或减少系统运行环境和客户服务过程中事件发生的数量和严重程度，防止相同事件的再次发生，从而为企业建立一个稳定的系统运行环境，提高客户服务的可用性</w:t>
+      </w:r>
+      <w:r>
+        <w:rPr>
+          <w:rFonts w:hint="eastAsia"/>
+          <w:lang w:val="en-US" w:eastAsia="zh-CN"/>
+        </w:rPr>
+        <w:t>.特制定此制度</w:t>
+      </w:r>
+    </w:p>
+    <w:p>
+      <w:pPr>
+        <w:pStyle w:val="28"/>
+        <w:bidi w:val="0"/>
+        <w:rPr>
+          <w:rFonts w:hint="eastAsia"/>
+          <w:lang w:val="en-US" w:eastAsia="zh-CN"/>
+        </w:rPr>
+      </w:pPr>
+      <w:bookmarkStart w:id="3" w:name="_Toc14420"/>
+      <w:r>
+        <w:rPr>
+          <w:rFonts w:hint="eastAsia"/>
+          <w:lang w:val="en-US" w:eastAsia="zh-CN"/>
+        </w:rPr>
+        <w:t>原则</w:t>
+      </w:r>
       <w:bookmarkEnd w:id="3"/>
     </w:p>
     <w:p>
       <w:pPr>
-        <w:pStyle w:val="a1"/>
+        <w:pStyle w:val="29"/>
+        <w:rPr>
+          <w:rFonts w:hint="eastAsia"/>
+          <w:lang w:val="en-US" w:eastAsia="zh-CN"/>
+        </w:rPr>
+      </w:pPr>
+      <w:r>
+        <w:rPr>
+          <w:rFonts w:hint="eastAsia"/>
+          <w:lang w:val="en-US" w:eastAsia="zh-CN"/>
+        </w:rPr>
+        <w:t>致力于识别并消除事件的根源，以防止其再次发生</w:t>
+      </w:r>
+    </w:p>
+    <w:p>
+      <w:pPr>
+        <w:pStyle w:val="28"/>
         <w:bidi w:val="0"/>
-        <w:rPr>
-          <w:rFonts w:hint="default"/>
-          <w:lang w:val="en-US" w:eastAsia="zh-CN"/>
-        </w:rPr>
-      </w:pPr>
+      </w:pPr>
+      <w:bookmarkStart w:id="4" w:name="_Toc17610"/>
       <w:r>
         <w:rPr>
           <w:rFonts w:hint="eastAsia"/>
           <w:lang w:val="en-US" w:eastAsia="zh-CN"/>
         </w:rPr>
-        <w:t>为</w:t>
-      </w:r>
-      <w:r>
-        <w:t>消除或减少系统运行环境和客户服务过程中事件发生的数量和严重程度，防止相同事件的再次发生，从而为企业建立一个稳定的系统运行环境，提高客户服务的可用性</w:t>
-      </w:r>
+        <w:t>适用</w:t>
+      </w:r>
+      <w:r>
+        <w:t>范围</w:t>
+      </w:r>
+      <w:bookmarkEnd w:id="4"/>
+    </w:p>
+    <w:p>
+      <w:pPr>
+        <w:pStyle w:val="29"/>
+        <w:rPr>
+          <w:rFonts w:hint="default" w:eastAsia="宋体"/>
+          <w:lang w:val="en-US" w:eastAsia="zh-CN"/>
+        </w:rPr>
+      </w:pPr>
       <w:r>
         <w:rPr>
           <w:rFonts w:hint="eastAsia"/>
           <w:lang w:val="en-US" w:eastAsia="zh-CN"/>
         </w:rPr>
-        <w:t>.特制定此制度</w:t>
-      </w:r>
-    </w:p>
-    <w:p>
-      <w:pPr>
-        <w:pStyle w:val="1"/>
+        <w:t>运维服务过程中所有问题管理。</w:t>
+      </w:r>
+    </w:p>
+    <w:p>
+      <w:pPr>
+        <w:pStyle w:val="28"/>
         <w:bidi w:val="0"/>
         <w:rPr>
           <w:rFonts w:hint="eastAsia"/>
           <w:lang w:val="en-US" w:eastAsia="zh-CN"/>
         </w:rPr>
       </w:pPr>
-      <w:bookmarkStart w:id="4" w:name="_Toc14420"/>
+      <w:bookmarkStart w:id="5" w:name="_Toc1226"/>
       <w:r>
         <w:rPr>
           <w:rFonts w:hint="eastAsia"/>
           <w:lang w:val="en-US" w:eastAsia="zh-CN"/>
         </w:rPr>
-        <w:t>原则</w:t>
-      </w:r>
-      <w:bookmarkEnd w:id="4"/>
-    </w:p>
-    <w:p>
-      <w:pPr>
-        <w:pStyle w:val="a1"/>
+        <w:t>岗位职责</w:t>
+      </w:r>
+      <w:bookmarkEnd w:id="5"/>
+    </w:p>
+    <w:p>
+      <w:pPr>
+        <w:pStyle w:val="30"/>
+        <w:bidi w:val="0"/>
         <w:rPr>
           <w:rFonts w:hint="eastAsia"/>
           <w:lang w:val="en-US" w:eastAsia="zh-CN"/>
         </w:rPr>
       </w:pPr>
+      <w:bookmarkStart w:id="6" w:name="_Toc18705"/>
       <w:r>
         <w:rPr>
           <w:rFonts w:hint="eastAsia"/>
           <w:lang w:val="en-US" w:eastAsia="zh-CN"/>
         </w:rPr>
-        <w:t>致力于识别并消除事件的根源，以防止其再次发生</w:t>
-      </w:r>
-    </w:p>
-    <w:p>
-      <w:pPr>
-        <w:pStyle w:val="1"/>
-        <w:bidi w:val="0"/>
-      </w:pPr>
-      <w:bookmarkStart w:id="5" w:name="_Toc17610"/>
-      <w:r>
-        <w:rPr>
-          <w:rFonts w:hint="eastAsia"/>
-          <w:lang w:val="en-US" w:eastAsia="zh-CN"/>
-        </w:rPr>
-        <w:t>适用</w:t>
-      </w:r>
-      <w:r>
-        <w:t>范围</w:t>
-      </w:r>
-      <w:bookmarkEnd w:id="5"/>
-    </w:p>
-    <w:p>
-      <w:pPr>
-        <w:pStyle w:val="a1"/>
-        <w:rPr>
-          <w:rFonts w:eastAsia="宋体" w:hint="default"/>
-          <w:lang w:val="en-US" w:eastAsia="zh-CN"/>
-        </w:rPr>
-      </w:pPr>
-      <w:r>
-        <w:rPr>
-          <w:rFonts w:hint="eastAsia"/>
-          <w:lang w:val="en-US" w:eastAsia="zh-CN"/>
-        </w:rPr>
-        <w:t>运维服务过程中所有问题管理。</w:t>
-      </w:r>
-    </w:p>
-    <w:p>
-      <w:pPr>
-        <w:pStyle w:val="1"/>
-        <w:bidi w:val="0"/>
-        <w:rPr>
-          <w:rFonts w:hint="eastAsia"/>
-          <w:lang w:val="en-US" w:eastAsia="zh-CN"/>
-        </w:rPr>
-      </w:pPr>
-      <w:bookmarkStart w:id="6" w:name="_Toc1226"/>
-      <w:r>
-        <w:rPr>
-          <w:rFonts w:hint="eastAsia"/>
-          <w:lang w:val="en-US" w:eastAsia="zh-CN"/>
-        </w:rPr>
-        <w:t>岗位职责</w:t>
+        <w:t>运维部</w:t>
       </w:r>
       <w:bookmarkEnd w:id="6"/>
     </w:p>
     <w:p>
       <w:pPr>
-        <w:pStyle w:val="2"/>
-        <w:bidi w:val="0"/>
-        <w:rPr>
-          <w:rFonts w:hint="eastAsia"/>
-          <w:lang w:val="en-US" w:eastAsia="zh-CN"/>
-        </w:rPr>
-      </w:pPr>
-      <w:bookmarkStart w:id="7" w:name="_Toc18705"/>
-      <w:r>
-        <w:rPr>
-          <w:rFonts w:hint="eastAsia"/>
-          <w:lang w:val="en-US" w:eastAsia="zh-CN"/>
-        </w:rPr>
-        <w:t>运维部</w:t>
-      </w:r>
-      <w:bookmarkEnd w:id="7"/>
-    </w:p>
-    <w:p>
-      <w:pPr>
-        <w:pStyle w:val="a1"/>
+        <w:pStyle w:val="29"/>
         <w:numPr>
           <w:ilvl w:val="0"/>
           <w:numId w:val="2"/>
         </w:numPr>
-        <w:ind w:left="425" w:hanging="425" w:leftChars="0" w:firstLineChars="0"/>
+        <w:ind w:left="425" w:leftChars="0" w:hanging="425" w:firstLineChars="0"/>
         <w:rPr>
           <w:rFonts w:hint="eastAsia"/>
           <w:lang w:val="en-US" w:eastAsia="zh-CN"/>
@@ -3091,12 +3136,12 @@
     </w:p>
     <w:p>
       <w:pPr>
-        <w:pStyle w:val="a1"/>
+        <w:pStyle w:val="29"/>
         <w:numPr>
           <w:ilvl w:val="0"/>
           <w:numId w:val="2"/>
         </w:numPr>
-        <w:ind w:left="425" w:hanging="425" w:leftChars="0" w:firstLineChars="0"/>
+        <w:ind w:left="425" w:leftChars="0" w:hanging="425" w:firstLineChars="0"/>
         <w:rPr>
           <w:rFonts w:hint="eastAsia"/>
           <w:lang w:val="en-US" w:eastAsia="zh-CN"/>
@@ -3112,12 +3157,12 @@
     </w:p>
     <w:p>
       <w:pPr>
-        <w:pStyle w:val="a1"/>
+        <w:pStyle w:val="29"/>
         <w:numPr>
           <w:ilvl w:val="0"/>
           <w:numId w:val="2"/>
         </w:numPr>
-        <w:ind w:left="425" w:hanging="425" w:leftChars="0" w:firstLineChars="0"/>
+        <w:ind w:left="425" w:leftChars="0" w:hanging="425" w:firstLineChars="0"/>
         <w:rPr>
           <w:rFonts w:hint="default"/>
           <w:lang w:val="en-US" w:eastAsia="zh-CN"/>
@@ -3133,88 +3178,130 @@
     </w:p>
     <w:p>
       <w:pPr>
-        <w:pStyle w:val="1"/>
+        <w:pStyle w:val="28"/>
         <w:bidi w:val="0"/>
         <w:rPr>
-          <w:rStyle w:val="1Char"/>
-          <w:rFonts w:eastAsia="宋体" w:hint="default"/>
-          <w:lang w:val="en-US" w:eastAsia="zh-CN"/>
-        </w:rPr>
-      </w:pPr>
-      <w:bookmarkStart w:id="8" w:name="bookmark3"/>
+          <w:rStyle w:val="38"/>
+          <w:rFonts w:hint="default" w:eastAsia="宋体"/>
+          <w:lang w:val="en-US" w:eastAsia="zh-CN"/>
+        </w:rPr>
+      </w:pPr>
+      <w:bookmarkStart w:id="7" w:name="bookmark3"/>
+      <w:bookmarkEnd w:id="7"/>
+      <w:bookmarkStart w:id="8" w:name="_Toc17424"/>
+      <w:bookmarkStart w:id="9" w:name="_Toc4626"/>
+      <w:r>
+        <w:rPr>
+          <w:rFonts w:hint="eastAsia"/>
+          <w:lang w:val="en-US" w:eastAsia="zh-CN"/>
+        </w:rPr>
+        <w:t>问题管理</w:t>
+      </w:r>
       <w:bookmarkEnd w:id="8"/>
-      <w:bookmarkStart w:id="9" w:name="_Toc17424"/>
-      <w:bookmarkStart w:id="10" w:name="_Toc4626"/>
       <w:r>
         <w:rPr>
           <w:rFonts w:hint="eastAsia"/>
           <w:lang w:val="en-US" w:eastAsia="zh-CN"/>
         </w:rPr>
-        <w:t>问题管理</w:t>
+        <w:t>流程</w:t>
       </w:r>
       <w:bookmarkEnd w:id="9"/>
-      <w:r>
+    </w:p>
+    <w:p>
+      <w:pPr>
+        <w:pStyle w:val="29"/>
         <w:rPr>
           <w:rFonts w:hint="eastAsia"/>
           <w:lang w:val="en-US" w:eastAsia="zh-CN"/>
         </w:rPr>
-        <w:t>流程</w:t>
-      </w:r>
-      <w:bookmarkEnd w:id="10"/>
-    </w:p>
-    <w:p>
-      <w:pPr>
-        <w:pStyle w:val="a1"/>
+      </w:pPr>
+      <w:r>
         <w:rPr>
           <w:rFonts w:hint="eastAsia"/>
           <w:lang w:val="en-US" w:eastAsia="zh-CN"/>
         </w:rPr>
-      </w:pPr>
-      <w:r>
+        <w:t>问题管理流程如图5-1所示</w:t>
+      </w:r>
+    </w:p>
+    <w:p>
+      <w:pPr>
         <w:rPr>
           <w:rFonts w:hint="eastAsia"/>
           <w:lang w:val="en-US" w:eastAsia="zh-CN"/>
         </w:rPr>
-        <w:t>问题管理流程如图5-1所示</w:t>
-      </w:r>
-    </w:p>
-    <w:p>
-      <w:pPr>
+      </w:pPr>
+      <w:r>
         <w:rPr>
           <w:rFonts w:hint="eastAsia"/>
           <w:lang w:val="en-US" w:eastAsia="zh-CN"/>
         </w:rPr>
+        <w:br w:type="page"/>
+      </w:r>
+    </w:p>
+    <w:p>
+      <w:pPr>
+        <w:pStyle w:val="29"/>
+        <w:ind w:left="0" w:leftChars="0" w:right="0" w:rightChars="0" w:firstLine="0" w:firstLineChars="0"/>
+        <w:jc w:val="center"/>
+        <w:rPr>
+          <w:rFonts w:hint="default"/>
+          <w:lang w:val="en-US" w:eastAsia="zh-CN"/>
+        </w:rPr>
       </w:pPr>
       <w:r>
         <w:rPr>
           <w:rFonts w:hint="eastAsia"/>
           <w:lang w:val="en-US" w:eastAsia="zh-CN"/>
         </w:rPr>
-        <w:br w:type="page"/>
-      </w:r>
-    </w:p>
-    <w:p>
-      <w:pPr>
-        <w:pStyle w:val="a1"/>
-        <w:ind w:left="0" w:right="0" w:firstLine="0" w:leftChars="0" w:rightChars="0" w:firstLineChars="0"/>
-        <w:jc w:val="center"/>
-        <w:rPr>
-          <w:rFonts w:hint="default"/>
-          <w:lang w:val="en-US" w:eastAsia="zh-CN"/>
-        </w:rPr>
-      </w:pPr>
+        <w:t xml:space="preserve">图 </w:t>
+      </w:r>
       <w:r>
         <w:rPr>
           <w:rFonts w:hint="eastAsia"/>
           <w:lang w:val="en-US" w:eastAsia="zh-CN"/>
         </w:rPr>
-        <w:t xml:space="preserve">图 </w:t>
+        <w:fldChar w:fldCharType="begin"/>
       </w:r>
       <w:r>
         <w:rPr>
           <w:rFonts w:hint="eastAsia"/>
           <w:lang w:val="en-US" w:eastAsia="zh-CN"/>
         </w:rPr>
+        <w:instrText xml:space="preserve">  STYLEREF "柴_标题1" \n \* Charformat </w:instrText>
+      </w:r>
+      <w:r>
+        <w:rPr>
+          <w:rFonts w:hint="eastAsia"/>
+          <w:lang w:val="en-US" w:eastAsia="zh-CN"/>
+        </w:rPr>
+        <w:fldChar w:fldCharType="separate"/>
+      </w:r>
+      <w:r>
+        <w:rPr>
+          <w:rFonts w:hint="eastAsia"/>
+          <w:lang w:val="en-US" w:eastAsia="zh-CN"/>
+        </w:rPr>
+        <w:t>5</w:t>
+      </w:r>
+      <w:r>
+        <w:rPr>
+          <w:rFonts w:hint="eastAsia"/>
+          <w:lang w:val="en-US" w:eastAsia="zh-CN"/>
+        </w:rPr>
+        <w:fldChar w:fldCharType="end"/>
+      </w:r>
+      <w:r>
+        <w:rPr>
+          <w:rFonts w:hint="eastAsia"/>
+          <w:lang w:val="en-US" w:eastAsia="zh-CN"/>
+        </w:rPr>
+        <w:t>-</w:t>
+      </w:r>
+      <w:r>
+        <w:rPr>
+          <w:rFonts w:hint="eastAsia"/>
+          <w:lang w:val="en-US" w:eastAsia="zh-CN"/>
+        </w:rPr>
         <w:fldChar w:fldCharType="begin"/>
       </w:r>
       <w:r>
@@ -3222,7 +3309,7 @@
           <w:rFonts w:hint="eastAsia"/>
           <w:lang w:val="en-US" w:eastAsia="zh-CN"/>
         </w:rPr>
-        <w:instrText xml:space="preserve">  STYLEREF "柴_标题1" \n \* Charformat </w:instrText>
+        <w:instrText xml:space="preserve"> SEQ 图 \* ARABIC  \s 1 </w:instrText>
       </w:r>
       <w:r>
         <w:rPr>
@@ -3236,7 +3323,7 @@
           <w:rFonts w:hint="eastAsia"/>
           <w:lang w:val="en-US" w:eastAsia="zh-CN"/>
         </w:rPr>
-        <w:t>5</w:t>
+        <w:t>1</w:t>
       </w:r>
       <w:r>
         <w:rPr>
@@ -3250,54 +3337,12 @@
           <w:rFonts w:hint="eastAsia"/>
           <w:lang w:val="en-US" w:eastAsia="zh-CN"/>
         </w:rPr>
-        <w:t>-</w:t>
-      </w:r>
-      <w:r>
-        <w:rPr>
-          <w:rFonts w:hint="eastAsia"/>
-          <w:lang w:val="en-US" w:eastAsia="zh-CN"/>
-        </w:rPr>
-        <w:fldChar w:fldCharType="begin"/>
-      </w:r>
-      <w:r>
-        <w:rPr>
-          <w:rFonts w:hint="eastAsia"/>
-          <w:lang w:val="en-US" w:eastAsia="zh-CN"/>
-        </w:rPr>
-        <w:instrText xml:space="preserve"> SEQ 图 \* ARABIC  \s 1 </w:instrText>
-      </w:r>
-      <w:r>
-        <w:rPr>
-          <w:rFonts w:hint="eastAsia"/>
-          <w:lang w:val="en-US" w:eastAsia="zh-CN"/>
-        </w:rPr>
-        <w:fldChar w:fldCharType="separate"/>
-      </w:r>
-      <w:r>
-        <w:rPr>
-          <w:rFonts w:hint="eastAsia"/>
-          <w:lang w:val="en-US" w:eastAsia="zh-CN"/>
-        </w:rPr>
-        <w:t>1</w:t>
-      </w:r>
-      <w:r>
-        <w:rPr>
-          <w:rFonts w:hint="eastAsia"/>
-          <w:lang w:val="en-US" w:eastAsia="zh-CN"/>
-        </w:rPr>
-        <w:fldChar w:fldCharType="end"/>
-      </w:r>
-      <w:r>
-        <w:rPr>
-          <w:rFonts w:hint="eastAsia"/>
-          <w:lang w:val="en-US" w:eastAsia="zh-CN"/>
-        </w:rPr>
         <w:t xml:space="preserve"> 问题管理流程</w:t>
       </w:r>
     </w:p>
     <w:p>
       <w:pPr>
-        <w:pStyle w:val="a1"/>
+        <w:pStyle w:val="29"/>
         <w:rPr>
           <w:rFonts w:hint="default"/>
           <w:lang w:val="en-US" w:eastAsia="zh-CN"/>
@@ -3309,45 +3354,31 @@
           <w:lang w:val="en-US" w:eastAsia="zh-CN"/>
         </w:rPr>
         <w:object>
-          <v:shapetype id="_x0000_t75" coordsize="21600,21600" o:spt="75" o:preferrelative="t" path="m@4@5l@4@11@9@11@9@5xe" filled="f" stroked="f">
-            <v:stroke joinstyle="miter"/>
-            <v:formulas>
-              <v:f eqn="if lineDrawn pixelLineWidth 0"/>
-              <v:f eqn="sum @0 1 0"/>
-              <v:f eqn="sum 0 0 @1"/>
-              <v:f eqn="prod @2 1 2"/>
-              <v:f eqn="prod @3 21600 pixelWidth"/>
-              <v:f eqn="prod @3 21600 pixelHeight"/>
-              <v:f eqn="sum @0 0 1"/>
-              <v:f eqn="prod @6 1 2"/>
-              <v:f eqn="prod @7 21600 pixelWidth"/>
-              <v:f eqn="sum @8 21600 0"/>
-              <v:f eqn="prod @7 21600 pixelHeight"/>
-              <v:f eqn="sum @10 21600 0"/>
-            </v:formulas>
-            <v:path o:extrusionok="f" gradientshapeok="t" o:connecttype="rect"/>
+          <v:shape id="_x0000_i1025" o:spt="75" type="#_x0000_t75" style="height:419.55pt;width:362.15pt;" o:ole="t" filled="f" o:preferrelative="t" stroked="f" coordsize="21600,21600">
+            <v:path/>
+            <v:fill on="f" focussize="0,0"/>
+            <v:stroke on="f" joinstyle="miter"/>
+            <v:imagedata r:id="rId8" o:title=""/>
             <o:lock v:ext="edit" aspectratio="t"/>
-          </v:shapetype>
-          <v:shape id="_x0000_i1025" type="#_x0000_t75" style="height:419.55pt;width:362.15pt" o:oleicon="f" o:ole="" coordsize="21600,21600" o:preferrelative="t" filled="f" stroked="f">
-            <v:stroke joinstyle="miter"/>
-            <v:imagedata r:id="rId4" o:title=""/>
-            <o:lock v:ext="edit" aspectratio="t"/>
+            <w10:wrap type="none"/>
             <w10:anchorlock/>
           </v:shape>
-          <o:OLEObject Type="Embed" ProgID="Visio.Drawing.15" ShapeID="_x0000_i1025" DrawAspect="Content" ObjectID="_1468075725" r:id="rId5"/>
+          <o:OLEObject Type="Embed" ProgID="Visio.Drawing.15" ShapeID="_x0000_i1025" DrawAspect="Content" ObjectID="_1468075725" r:id="rId7">
+            <o:LockedField>false</o:LockedField>
+          </o:OLEObject>
         </w:object>
       </w:r>
     </w:p>
     <w:p>
       <w:pPr>
-        <w:pStyle w:val="2"/>
+        <w:pStyle w:val="30"/>
         <w:bidi w:val="0"/>
         <w:rPr>
           <w:rFonts w:hint="default"/>
           <w:lang w:val="en-US" w:eastAsia="zh-CN"/>
         </w:rPr>
       </w:pPr>
-      <w:bookmarkStart w:id="11" w:name="_Toc19839"/>
+      <w:bookmarkStart w:id="10" w:name="_Toc19839"/>
       <w:r>
         <w:rPr>
           <w:rFonts w:hint="eastAsia"/>
@@ -3355,36 +3386,36 @@
         </w:rPr>
         <w:t>过程描述</w:t>
       </w:r>
+      <w:bookmarkEnd w:id="10"/>
+    </w:p>
+    <w:p>
+      <w:pPr>
+        <w:pStyle w:val="31"/>
+        <w:bidi w:val="0"/>
+        <w:rPr>
+          <w:rFonts w:hint="default"/>
+          <w:lang w:val="en-US" w:eastAsia="zh-CN"/>
+        </w:rPr>
+      </w:pPr>
+      <w:bookmarkStart w:id="11" w:name="_Toc4121"/>
+      <w:r>
+        <w:rPr>
+          <w:rFonts w:hint="default"/>
+          <w:lang w:val="en-US" w:eastAsia="zh-CN"/>
+        </w:rPr>
+        <w:t>问题确认与受理</w:t>
+      </w:r>
       <w:bookmarkEnd w:id="11"/>
     </w:p>
     <w:p>
       <w:pPr>
-        <w:pStyle w:val="3"/>
+        <w:pStyle w:val="29"/>
         <w:bidi w:val="0"/>
         <w:rPr>
           <w:rFonts w:hint="default"/>
           <w:lang w:val="en-US" w:eastAsia="zh-CN"/>
         </w:rPr>
       </w:pPr>
-      <w:bookmarkStart w:id="12" w:name="_Toc4121"/>
-      <w:r>
-        <w:rPr>
-          <w:rFonts w:hint="default"/>
-          <w:lang w:val="en-US" w:eastAsia="zh-CN"/>
-        </w:rPr>
-        <w:t>问题确认与受理</w:t>
-      </w:r>
-      <w:bookmarkEnd w:id="12"/>
-    </w:p>
-    <w:p>
-      <w:pPr>
-        <w:pStyle w:val="a1"/>
-        <w:bidi w:val="0"/>
-        <w:rPr>
-          <w:rFonts w:hint="default"/>
-          <w:lang w:val="en-US" w:eastAsia="zh-CN"/>
-        </w:rPr>
-      </w:pPr>
       <w:r>
         <w:rPr>
           <w:rFonts w:hint="default"/>
@@ -3395,13 +3426,13 @@
     </w:p>
     <w:p>
       <w:pPr>
-        <w:pStyle w:val="a1"/>
+        <w:pStyle w:val="29"/>
         <w:numPr>
           <w:ilvl w:val="0"/>
           <w:numId w:val="3"/>
         </w:numPr>
         <w:bidi w:val="0"/>
-        <w:ind w:left="425" w:hanging="425" w:leftChars="0" w:firstLineChars="0"/>
+        <w:ind w:left="425" w:leftChars="0" w:hanging="425" w:firstLineChars="0"/>
         <w:rPr>
           <w:rFonts w:hint="default"/>
           <w:lang w:val="en-US" w:eastAsia="zh-CN"/>
@@ -3417,13 +3448,13 @@
     </w:p>
     <w:p>
       <w:pPr>
-        <w:pStyle w:val="a1"/>
+        <w:pStyle w:val="29"/>
         <w:numPr>
           <w:ilvl w:val="0"/>
           <w:numId w:val="3"/>
         </w:numPr>
         <w:bidi w:val="0"/>
-        <w:ind w:left="425" w:hanging="425" w:leftChars="0" w:firstLineChars="0"/>
+        <w:ind w:left="425" w:leftChars="0" w:hanging="425" w:firstLineChars="0"/>
         <w:rPr>
           <w:rFonts w:hint="default"/>
           <w:lang w:val="en-US" w:eastAsia="zh-CN"/>
@@ -3439,13 +3470,13 @@
     </w:p>
     <w:p>
       <w:pPr>
-        <w:pStyle w:val="a1"/>
+        <w:pStyle w:val="29"/>
         <w:numPr>
           <w:ilvl w:val="0"/>
           <w:numId w:val="3"/>
         </w:numPr>
         <w:bidi w:val="0"/>
-        <w:ind w:left="425" w:hanging="425" w:leftChars="0" w:firstLineChars="0"/>
+        <w:ind w:left="425" w:leftChars="0" w:hanging="425" w:firstLineChars="0"/>
         <w:rPr>
           <w:rFonts w:hint="default"/>
           <w:lang w:val="en-US" w:eastAsia="zh-CN"/>
@@ -3461,13 +3492,13 @@
     </w:p>
     <w:p>
       <w:pPr>
-        <w:pStyle w:val="a1"/>
+        <w:pStyle w:val="29"/>
         <w:numPr>
           <w:ilvl w:val="0"/>
           <w:numId w:val="3"/>
         </w:numPr>
         <w:bidi w:val="0"/>
-        <w:ind w:left="425" w:hanging="425" w:leftChars="0" w:firstLineChars="0"/>
+        <w:ind w:left="425" w:leftChars="0" w:hanging="425" w:firstLineChars="0"/>
         <w:rPr>
           <w:rFonts w:hint="default"/>
           <w:lang w:val="en-US" w:eastAsia="zh-CN"/>
@@ -3483,7 +3514,7 @@
     </w:p>
     <w:p>
       <w:pPr>
-        <w:pStyle w:val="a1"/>
+        <w:pStyle w:val="29"/>
         <w:bidi w:val="0"/>
         <w:rPr>
           <w:rFonts w:hint="default"/>
@@ -3500,14 +3531,14 @@
     </w:p>
     <w:p>
       <w:pPr>
-        <w:pStyle w:val="3"/>
+        <w:pStyle w:val="31"/>
         <w:bidi w:val="0"/>
         <w:rPr>
           <w:rFonts w:hint="default"/>
           <w:lang w:val="en-US" w:eastAsia="zh-CN"/>
         </w:rPr>
       </w:pPr>
-      <w:bookmarkStart w:id="13" w:name="_Toc284"/>
+      <w:bookmarkStart w:id="12" w:name="_Toc284"/>
       <w:r>
         <w:rPr>
           <w:rFonts w:hint="default"/>
@@ -3515,11 +3546,54 @@
         </w:rPr>
         <w:t>问题登记和归类</w:t>
       </w:r>
+      <w:bookmarkEnd w:id="12"/>
+    </w:p>
+    <w:p>
+      <w:pPr>
+        <w:pStyle w:val="29"/>
+        <w:bidi w:val="0"/>
+        <w:rPr>
+          <w:rFonts w:hint="default"/>
+          <w:lang w:val="en-US" w:eastAsia="zh-CN"/>
+        </w:rPr>
+      </w:pPr>
+      <w:r>
+        <w:rPr>
+          <w:rFonts w:hint="eastAsia"/>
+          <w:lang w:val="en-US" w:eastAsia="zh-CN"/>
+        </w:rPr>
+        <w:t>服务台人员</w:t>
+      </w:r>
+      <w:r>
+        <w:rPr>
+          <w:rFonts w:hint="default"/>
+          <w:lang w:val="en-US" w:eastAsia="zh-CN"/>
+        </w:rPr>
+        <w:t>在识别问题后，应进行分类整理，及时填写《问题记录单》，并提交至问题管理负责人。</w:t>
+      </w:r>
+    </w:p>
+    <w:p>
+      <w:pPr>
+        <w:pStyle w:val="31"/>
+        <w:bidi w:val="0"/>
+        <w:rPr>
+          <w:rFonts w:hint="default"/>
+          <w:lang w:val="en-US" w:eastAsia="zh-CN"/>
+        </w:rPr>
+      </w:pPr>
+      <w:bookmarkStart w:id="13" w:name="_Toc32077"/>
+      <w:r>
+        <w:rPr>
+          <w:rFonts w:hint="default"/>
+          <w:lang w:val="en-US" w:eastAsia="zh-CN"/>
+        </w:rPr>
+        <w:t>问题分派与小组组建</w:t>
+      </w:r>
       <w:bookmarkEnd w:id="13"/>
     </w:p>
     <w:p>
       <w:pPr>
-        <w:pStyle w:val="a1"/>
+        <w:pStyle w:val="29"/>
         <w:bidi w:val="0"/>
         <w:rPr>
           <w:rFonts w:hint="default"/>
@@ -3531,38 +3605,38 @@
           <w:rFonts w:hint="eastAsia"/>
           <w:lang w:val="en-US" w:eastAsia="zh-CN"/>
         </w:rPr>
-        <w:t>服务台人员</w:t>
-      </w:r>
-      <w:r>
-        <w:rPr>
-          <w:rFonts w:hint="default"/>
-          <w:lang w:val="en-US" w:eastAsia="zh-CN"/>
-        </w:rPr>
-        <w:t>在识别问题后，应进行分类整理，及时填写《问题记录单》，并提交至问题管理负责人。</w:t>
-      </w:r>
-    </w:p>
-    <w:p>
-      <w:pPr>
-        <w:pStyle w:val="3"/>
+        <w:t>运维实施工程师</w:t>
+      </w:r>
+      <w:r>
+        <w:rPr>
+          <w:rFonts w:hint="default"/>
+          <w:lang w:val="en-US" w:eastAsia="zh-CN"/>
+        </w:rPr>
+        <w:t>接收《问题记录单》后，需全程跟踪问题处理进展，直至问题关闭。</w:t>
+      </w:r>
+    </w:p>
+    <w:p>
+      <w:pPr>
+        <w:pStyle w:val="31"/>
         <w:bidi w:val="0"/>
         <w:rPr>
           <w:rFonts w:hint="default"/>
           <w:lang w:val="en-US" w:eastAsia="zh-CN"/>
         </w:rPr>
       </w:pPr>
-      <w:bookmarkStart w:id="14" w:name="_Toc32077"/>
-      <w:r>
-        <w:rPr>
-          <w:rFonts w:hint="default"/>
-          <w:lang w:val="en-US" w:eastAsia="zh-CN"/>
-        </w:rPr>
-        <w:t>问题分派与小组组建</w:t>
+      <w:bookmarkStart w:id="14" w:name="_Toc28160"/>
+      <w:r>
+        <w:rPr>
+          <w:rFonts w:hint="default"/>
+          <w:lang w:val="en-US" w:eastAsia="zh-CN"/>
+        </w:rPr>
+        <w:t>问题调研与分析诊断</w:t>
       </w:r>
       <w:bookmarkEnd w:id="14"/>
     </w:p>
     <w:p>
       <w:pPr>
-        <w:pStyle w:val="a1"/>
+        <w:pStyle w:val="29"/>
         <w:bidi w:val="0"/>
         <w:rPr>
           <w:rFonts w:hint="default"/>
@@ -3581,31 +3655,31 @@
           <w:rFonts w:hint="default"/>
           <w:lang w:val="en-US" w:eastAsia="zh-CN"/>
         </w:rPr>
-        <w:t>接收《问题记录单》后，需全程跟踪问题处理进展，直至问题关闭。</w:t>
-      </w:r>
-    </w:p>
-    <w:p>
-      <w:pPr>
-        <w:pStyle w:val="3"/>
+        <w:t>组织问题调研与诊断工作，尝试复现问题场景，定位根本原因，制定解决方案或实施临时措施，以最大限度降低问题影响。</w:t>
+      </w:r>
+    </w:p>
+    <w:p>
+      <w:pPr>
+        <w:pStyle w:val="31"/>
         <w:bidi w:val="0"/>
         <w:rPr>
           <w:rFonts w:hint="default"/>
           <w:lang w:val="en-US" w:eastAsia="zh-CN"/>
         </w:rPr>
       </w:pPr>
-      <w:bookmarkStart w:id="15" w:name="_Toc28160"/>
-      <w:r>
-        <w:rPr>
-          <w:rFonts w:hint="default"/>
-          <w:lang w:val="en-US" w:eastAsia="zh-CN"/>
-        </w:rPr>
-        <w:t>问题调研与分析诊断</w:t>
+      <w:bookmarkStart w:id="15" w:name="_Toc13119"/>
+      <w:r>
+        <w:rPr>
+          <w:rFonts w:hint="default"/>
+          <w:lang w:val="en-US" w:eastAsia="zh-CN"/>
+        </w:rPr>
+        <w:t>确定临时措施</w:t>
       </w:r>
       <w:bookmarkEnd w:id="15"/>
     </w:p>
     <w:p>
       <w:pPr>
-        <w:pStyle w:val="a1"/>
+        <w:pStyle w:val="29"/>
         <w:bidi w:val="0"/>
         <w:rPr>
           <w:rFonts w:hint="default"/>
@@ -3614,9 +3688,47 @@
       </w:pPr>
       <w:r>
         <w:rPr>
+          <w:rFonts w:hint="default"/>
+          <w:lang w:val="en-US" w:eastAsia="zh-CN"/>
+        </w:rPr>
+        <w:t>一旦问题原因明确，应将其作为已知错误纳入管理。同类故障可转由事件管理流程处理，具体参照《事件管理</w:t>
+      </w:r>
+      <w:r>
+        <w:rPr>
           <w:rFonts w:hint="eastAsia"/>
           <w:lang w:val="en-US" w:eastAsia="zh-CN"/>
         </w:rPr>
+        <w:t>制度</w:t>
+      </w:r>
+      <w:r>
+        <w:rPr>
+          <w:rFonts w:hint="default"/>
+          <w:lang w:val="en-US" w:eastAsia="zh-CN"/>
+        </w:rPr>
+        <w:t>》。</w:t>
+      </w:r>
+    </w:p>
+    <w:p>
+      <w:pPr>
+        <w:pStyle w:val="29"/>
+        <w:bidi w:val="0"/>
+        <w:rPr>
+          <w:rFonts w:hint="default"/>
+          <w:lang w:val="en-US" w:eastAsia="zh-CN"/>
+        </w:rPr>
+      </w:pPr>
+      <w:r>
+        <w:rPr>
+          <w:rFonts w:hint="default"/>
+          <w:lang w:val="en-US" w:eastAsia="zh-CN"/>
+        </w:rPr>
+        <w:t>若同类故障频繁发生且严重影响系统可用性，</w:t>
+      </w:r>
+      <w:r>
+        <w:rPr>
+          <w:rFonts w:hint="eastAsia"/>
+          <w:lang w:val="en-US" w:eastAsia="zh-CN"/>
+        </w:rPr>
         <w:t>运维实施工程师</w:t>
       </w:r>
       <w:r>
@@ -3624,111 +3736,138 @@
           <w:rFonts w:hint="default"/>
           <w:lang w:val="en-US" w:eastAsia="zh-CN"/>
         </w:rPr>
-        <w:t>组织问题调研与诊断工作，尝试复现问题场景，定位根本原因，制定解决方案或实施临时措施，以最大限度降低问题影响。</w:t>
-      </w:r>
-    </w:p>
-    <w:p>
-      <w:pPr>
-        <w:pStyle w:val="3"/>
+        <w:t>须优先采取临时措施恢复系统运行，以减小业务影响。</w:t>
+      </w:r>
+    </w:p>
+    <w:p>
+      <w:pPr>
+        <w:pStyle w:val="31"/>
         <w:bidi w:val="0"/>
         <w:rPr>
           <w:rFonts w:hint="default"/>
-          <w:lang w:val="en-US" w:eastAsia="zh-CN"/>
-        </w:rPr>
-      </w:pPr>
-      <w:bookmarkStart w:id="16" w:name="_Toc13119"/>
-      <w:r>
-        <w:rPr>
-          <w:rFonts w:hint="default"/>
-          <w:lang w:val="en-US" w:eastAsia="zh-CN"/>
-        </w:rPr>
-        <w:t>确定临时措施</w:t>
+        </w:rPr>
+      </w:pPr>
+      <w:bookmarkStart w:id="16" w:name="_Toc2026"/>
+      <w:r>
+        <w:rPr>
+          <w:rFonts w:hint="default"/>
+        </w:rPr>
+        <w:t>确定解决方案</w:t>
       </w:r>
       <w:bookmarkEnd w:id="16"/>
     </w:p>
     <w:p>
       <w:pPr>
-        <w:pStyle w:val="a1"/>
+        <w:pStyle w:val="29"/>
         <w:bidi w:val="0"/>
-        <w:rPr>
-          <w:rFonts w:hint="default"/>
-          <w:lang w:val="en-US" w:eastAsia="zh-CN"/>
-        </w:rPr>
-      </w:pPr>
-      <w:r>
-        <w:rPr>
-          <w:rFonts w:hint="default"/>
-          <w:lang w:val="en-US" w:eastAsia="zh-CN"/>
-        </w:rPr>
-        <w:t>一旦问题原因明确，应将其作为已知错误纳入管理。同类故障可转由事件管理流程处理，具体参照《事件管理</w:t>
-      </w:r>
+      </w:pPr>
       <w:r>
         <w:rPr>
           <w:rFonts w:hint="eastAsia"/>
           <w:lang w:val="en-US" w:eastAsia="zh-CN"/>
         </w:rPr>
+        <w:t>运维实施工程师</w:t>
+      </w:r>
+      <w:r>
+        <w:rPr>
+          <w:rFonts w:hint="default"/>
+        </w:rPr>
+        <w:t>在明确解决方案后，应补充并完善《问题记录单》，评估是否需通过变更管理流程实施该方案。变更实施完成后，需返回问题管理流程进行回顾与评审。变更管理具体见《变更管理</w:t>
+      </w:r>
+      <w:r>
+        <w:rPr>
+          <w:rFonts w:hint="eastAsia"/>
+          <w:lang w:val="en-US" w:eastAsia="zh-CN"/>
+        </w:rPr>
         <w:t>制度</w:t>
       </w:r>
       <w:r>
         <w:rPr>
           <w:rFonts w:hint="default"/>
-          <w:lang w:val="en-US" w:eastAsia="zh-CN"/>
         </w:rPr>
         <w:t>》。</w:t>
       </w:r>
     </w:p>
     <w:p>
       <w:pPr>
-        <w:pStyle w:val="a1"/>
+        <w:pStyle w:val="31"/>
         <w:bidi w:val="0"/>
         <w:rPr>
           <w:rFonts w:hint="default"/>
-          <w:lang w:val="en-US" w:eastAsia="zh-CN"/>
-        </w:rPr>
-      </w:pPr>
-      <w:r>
-        <w:rPr>
-          <w:rFonts w:hint="default"/>
-          <w:lang w:val="en-US" w:eastAsia="zh-CN"/>
-        </w:rPr>
-        <w:t>若同类故障频繁发生且严重影响系统可用性，</w:t>
-      </w:r>
+        </w:rPr>
+      </w:pPr>
+      <w:bookmarkStart w:id="17" w:name="_Toc7521"/>
+      <w:bookmarkStart w:id="18" w:name="_Toc4708"/>
+      <w:r>
+        <w:rPr>
+          <w:rFonts w:hint="default"/>
+        </w:rPr>
+        <w:t>问题回顾与评审</w:t>
+      </w:r>
+      <w:bookmarkEnd w:id="17"/>
+      <w:bookmarkEnd w:id="18"/>
+    </w:p>
+    <w:p>
+      <w:pPr>
+        <w:pStyle w:val="29"/>
+        <w:bidi w:val="0"/>
+        <w:rPr>
+          <w:rFonts w:hint="default"/>
+        </w:rPr>
+      </w:pPr>
       <w:r>
         <w:rPr>
           <w:rFonts w:hint="eastAsia"/>
           <w:lang w:val="en-US" w:eastAsia="zh-CN"/>
         </w:rPr>
+        <w:t>运维部经理</w:t>
+      </w:r>
+      <w:r>
+        <w:rPr>
+          <w:rFonts w:hint="default"/>
+        </w:rPr>
+        <w:t>组织</w:t>
+      </w:r>
+      <w:r>
+        <w:rPr>
+          <w:rFonts w:hint="eastAsia"/>
+          <w:lang w:val="en-US" w:eastAsia="zh-CN"/>
+        </w:rPr>
         <w:t>运维实施工程师</w:t>
       </w:r>
       <w:r>
         <w:rPr>
           <w:rFonts w:hint="default"/>
-          <w:lang w:val="en-US" w:eastAsia="zh-CN"/>
-        </w:rPr>
-        <w:t>须优先采取临时措施恢复系统运行，以减小业务影响。</w:t>
-      </w:r>
-    </w:p>
-    <w:p>
-      <w:pPr>
-        <w:pStyle w:val="3"/>
+        </w:rPr>
+        <w:t>对问题解决过程及结果进行复核与评审，验证解决效果。如属重大问题，应组织评审会议，并可邀请用户代表参与。</w:t>
+      </w:r>
+    </w:p>
+    <w:p>
+      <w:pPr>
+        <w:pStyle w:val="31"/>
         <w:bidi w:val="0"/>
         <w:rPr>
-          <w:rFonts w:hint="default"/>
-        </w:rPr>
-      </w:pPr>
-      <w:bookmarkStart w:id="17" w:name="_Toc2026"/>
-      <w:r>
-        <w:rPr>
-          <w:rFonts w:hint="default"/>
-        </w:rPr>
-        <w:t>确定解决方案</w:t>
-      </w:r>
-      <w:bookmarkEnd w:id="17"/>
-    </w:p>
-    <w:p>
-      <w:pPr>
-        <w:pStyle w:val="a1"/>
+          <w:rFonts w:hint="eastAsia"/>
+          <w:lang w:val="en-US" w:eastAsia="zh-CN"/>
+        </w:rPr>
+      </w:pPr>
+      <w:bookmarkStart w:id="19" w:name="_Toc24712"/>
+      <w:r>
+        <w:rPr>
+          <w:rFonts w:hint="eastAsia"/>
+          <w:lang w:val="en-US" w:eastAsia="zh-CN"/>
+        </w:rPr>
+        <w:t>问题归档</w:t>
+      </w:r>
+      <w:bookmarkEnd w:id="19"/>
+    </w:p>
+    <w:p>
+      <w:pPr>
+        <w:pStyle w:val="29"/>
         <w:bidi w:val="0"/>
+        <w:rPr>
+          <w:rFonts w:hint="default"/>
+        </w:rPr>
       </w:pPr>
       <w:r>
         <w:rPr>
@@ -3741,156 +3880,48 @@
         <w:rPr>
           <w:rFonts w:hint="default"/>
         </w:rPr>
-        <w:t>在明确解决方案后，应补充并完善《问题记录单》，评估是否需通过变更管理流程实施该方案。变更实施完成后，需返回问题管理流程进行回顾与评审。变更管理具体见《变更管理</w:t>
+        <w:t>应及时将问题处理过程中涉及的《问题记录单》归档至《问题记录汇总表》，并于每月底核查当月问题是否均已汇总。</w:t>
+      </w:r>
+      <w:r>
+        <w:rPr>
+          <w:rFonts w:hint="default"/>
+        </w:rPr>
+        <w:br w:type="textWrapping"/>
       </w:r>
       <w:r>
         <w:rPr>
           <w:rFonts w:hint="eastAsia"/>
           <w:lang w:val="en-US" w:eastAsia="zh-CN"/>
         </w:rPr>
-        <w:t>制度</w:t>
-      </w:r>
-      <w:r>
-        <w:rPr>
-          <w:rFonts w:hint="default"/>
-        </w:rPr>
-        <w:t>》。</w:t>
-      </w:r>
-    </w:p>
-    <w:p>
-      <w:pPr>
-        <w:pStyle w:val="3"/>
+        <w:t>运维部经理</w:t>
+      </w:r>
+      <w:r>
+        <w:rPr>
+          <w:rFonts w:hint="default"/>
+        </w:rPr>
+        <w:t>负责审核问题记录内容的完整性和准确性。</w:t>
+      </w:r>
+    </w:p>
+    <w:p>
+      <w:pPr>
+        <w:pStyle w:val="31"/>
         <w:bidi w:val="0"/>
         <w:rPr>
           <w:rFonts w:hint="default"/>
         </w:rPr>
       </w:pPr>
-      <w:bookmarkStart w:id="18" w:name="_Toc4708"/>
-      <w:bookmarkStart w:id="19" w:name="_Toc7521"/>
-      <w:r>
-        <w:rPr>
-          <w:rFonts w:hint="default"/>
-        </w:rPr>
-        <w:t>问题回顾与评审</w:t>
-      </w:r>
-      <w:bookmarkEnd w:id="18"/>
-      <w:bookmarkEnd w:id="19"/>
-    </w:p>
-    <w:p>
-      <w:pPr>
-        <w:pStyle w:val="a1"/>
-        <w:bidi w:val="0"/>
-        <w:rPr>
-          <w:rFonts w:hint="default"/>
-        </w:rPr>
-      </w:pPr>
-      <w:r>
-        <w:rPr>
-          <w:rFonts w:hint="eastAsia"/>
-          <w:lang w:val="en-US" w:eastAsia="zh-CN"/>
-        </w:rPr>
-        <w:t>运维部经理</w:t>
-      </w:r>
-      <w:r>
-        <w:rPr>
-          <w:rFonts w:hint="default"/>
-        </w:rPr>
-        <w:t>组织</w:t>
-      </w:r>
-      <w:r>
-        <w:rPr>
-          <w:rFonts w:hint="eastAsia"/>
-          <w:lang w:val="en-US" w:eastAsia="zh-CN"/>
-        </w:rPr>
-        <w:t>运维实施工程师</w:t>
-      </w:r>
-      <w:r>
-        <w:rPr>
-          <w:rFonts w:hint="default"/>
-        </w:rPr>
-        <w:t>对问题解决过程及结果进行复核与评审，验证解决效果。如属重大问题，应组织评审会议，并可邀请用户代表参与。</w:t>
-      </w:r>
-    </w:p>
-    <w:p>
-      <w:pPr>
-        <w:pStyle w:val="3"/>
-        <w:bidi w:val="0"/>
-        <w:rPr>
-          <w:rFonts w:hint="eastAsia"/>
-          <w:lang w:val="en-US" w:eastAsia="zh-CN"/>
-        </w:rPr>
-      </w:pPr>
-      <w:bookmarkStart w:id="20" w:name="_Toc24712"/>
-      <w:r>
-        <w:rPr>
-          <w:rFonts w:hint="eastAsia"/>
-          <w:lang w:val="en-US" w:eastAsia="zh-CN"/>
-        </w:rPr>
-        <w:t>问题归档</w:t>
+      <w:bookmarkStart w:id="20" w:name="_Toc4768"/>
+      <w:r>
+        <w:rPr>
+          <w:rFonts w:hint="default"/>
+        </w:rPr>
+        <w:t>问题关闭</w:t>
       </w:r>
       <w:bookmarkEnd w:id="20"/>
     </w:p>
     <w:p>
       <w:pPr>
-        <w:pStyle w:val="a1"/>
-        <w:bidi w:val="0"/>
-        <w:rPr>
-          <w:rFonts w:hint="default"/>
-        </w:rPr>
-      </w:pPr>
-      <w:r>
-        <w:rPr>
-          <w:rFonts w:hint="eastAsia"/>
-          <w:lang w:val="en-US" w:eastAsia="zh-CN"/>
-        </w:rPr>
-        <w:t>运维实施工程师</w:t>
-      </w:r>
-      <w:r>
-        <w:rPr>
-          <w:rFonts w:hint="default"/>
-        </w:rPr>
-        <w:t>应及时将问题处理过程中涉及的《问题记录单》归档至《问题记录汇总表》，并于每月底核查当月问题是否均已汇总。</w:t>
-      </w:r>
-      <w:r>
-        <w:rPr>
-          <w:rFonts w:hint="default"/>
-        </w:rPr>
-        <w:br/>
-      </w:r>
-      <w:r>
-        <w:rPr>
-          <w:rFonts w:hint="eastAsia"/>
-          <w:lang w:val="en-US" w:eastAsia="zh-CN"/>
-        </w:rPr>
-        <w:t>运维部经理</w:t>
-      </w:r>
-      <w:r>
-        <w:rPr>
-          <w:rFonts w:hint="default"/>
-        </w:rPr>
-        <w:t>负责审核问题记录内容的完整性和准确性。</w:t>
-      </w:r>
-    </w:p>
-    <w:p>
-      <w:pPr>
-        <w:pStyle w:val="3"/>
-        <w:bidi w:val="0"/>
-        <w:rPr>
-          <w:rFonts w:hint="default"/>
-        </w:rPr>
-      </w:pPr>
-      <w:bookmarkStart w:id="21" w:name="_Toc4768"/>
-      <w:r>
-        <w:rPr>
-          <w:rFonts w:hint="default"/>
-        </w:rPr>
-        <w:t>问题关闭</w:t>
-      </w:r>
-      <w:bookmarkEnd w:id="21"/>
-    </w:p>
-    <w:p>
-      <w:pPr>
-        <w:pStyle w:val="a1"/>
+        <w:pStyle w:val="29"/>
         <w:bidi w:val="0"/>
         <w:rPr>
           <w:rFonts w:hint="default"/>
@@ -3918,24 +3949,24 @@
     </w:p>
     <w:p>
       <w:pPr>
-        <w:pStyle w:val="3"/>
+        <w:pStyle w:val="31"/>
         <w:bidi w:val="0"/>
         <w:rPr>
           <w:rFonts w:hint="default"/>
         </w:rPr>
       </w:pPr>
-      <w:bookmarkStart w:id="22" w:name="_Toc14114"/>
+      <w:bookmarkStart w:id="21" w:name="_Toc14114"/>
       <w:r>
         <w:rPr>
           <w:rFonts w:hint="default"/>
         </w:rPr>
         <w:t>问题报告</w:t>
       </w:r>
-      <w:bookmarkEnd w:id="22"/>
-    </w:p>
-    <w:p>
-      <w:pPr>
-        <w:pStyle w:val="a1"/>
+      <w:bookmarkEnd w:id="21"/>
+    </w:p>
+    <w:p>
+      <w:pPr>
+        <w:pStyle w:val="29"/>
         <w:bidi w:val="0"/>
         <w:rPr>
           <w:rFonts w:hint="eastAsia"/>
@@ -3958,30 +3989,31 @@
     </w:p>
     <w:p>
       <w:pPr>
-        <w:pStyle w:val="2"/>
+        <w:pStyle w:val="30"/>
         <w:bidi w:val="0"/>
       </w:pPr>
-      <w:bookmarkStart w:id="23" w:name="_Toc6088"/>
-      <w:bookmarkStart w:id="24" w:name="_Toc20717"/>
+      <w:bookmarkStart w:id="22" w:name="_Toc6088"/>
+      <w:bookmarkStart w:id="23" w:name="_Toc20717"/>
       <w:r>
         <w:t>考核指标</w:t>
       </w:r>
+      <w:bookmarkEnd w:id="22"/>
       <w:bookmarkEnd w:id="23"/>
-      <w:bookmarkEnd w:id="24"/>
     </w:p>
     <w:tbl>
       <w:tblPr>
-        <w:tblStyle w:val="TableGrid"/>
+        <w:tblStyle w:val="21"/>
         <w:tblW w:w="0" w:type="auto"/>
         <w:tblInd w:w="0" w:type="dxa"/>
         <w:tblBorders>
-          <w:top w:val="single" w:sz="4" w:space="0" w:color="auto"/>
-          <w:left w:val="single" w:sz="4" w:space="0" w:color="auto"/>
-          <w:bottom w:val="single" w:sz="4" w:space="0" w:color="auto"/>
-          <w:right w:val="single" w:sz="4" w:space="0" w:color="auto"/>
-          <w:insideH w:val="single" w:sz="4" w:space="0" w:color="auto"/>
-          <w:insideV w:val="single" w:sz="4" w:space="0" w:color="auto"/>
+          <w:top w:val="single" w:color="auto" w:sz="4" w:space="0"/>
+          <w:left w:val="single" w:color="auto" w:sz="4" w:space="0"/>
+          <w:bottom w:val="single" w:color="auto" w:sz="4" w:space="0"/>
+          <w:right w:val="single" w:color="auto" w:sz="4" w:space="0"/>
+          <w:insideH w:val="single" w:color="auto" w:sz="4" w:space="0"/>
+          <w:insideV w:val="single" w:color="auto" w:sz="4" w:space="0"/>
         </w:tblBorders>
+        <w:tblLayout w:type="autofit"/>
         <w:tblCellMar>
           <w:top w:w="0" w:type="dxa"/>
           <w:left w:w="108" w:type="dxa"/>
@@ -3997,15 +4029,13 @@
       </w:tblGrid>
       <w:tr>
         <w:tblPrEx>
-          <w:tblW w:w="0" w:type="auto"/>
-          <w:tblInd w:w="0" w:type="dxa"/>
           <w:tblBorders>
-            <w:top w:val="single" w:sz="4" w:space="0" w:color="auto"/>
-            <w:left w:val="single" w:sz="4" w:space="0" w:color="auto"/>
-            <w:bottom w:val="single" w:sz="4" w:space="0" w:color="auto"/>
-            <w:right w:val="single" w:sz="4" w:space="0" w:color="auto"/>
-            <w:insideH w:val="single" w:sz="4" w:space="0" w:color="auto"/>
-            <w:insideV w:val="single" w:sz="4" w:space="0" w:color="auto"/>
+            <w:top w:val="single" w:color="auto" w:sz="4" w:space="0"/>
+            <w:left w:val="single" w:color="auto" w:sz="4" w:space="0"/>
+            <w:bottom w:val="single" w:color="auto" w:sz="4" w:space="0"/>
+            <w:right w:val="single" w:color="auto" w:sz="4" w:space="0"/>
+            <w:insideH w:val="single" w:color="auto" w:sz="4" w:space="0"/>
+            <w:insideV w:val="single" w:color="auto" w:sz="4" w:space="0"/>
           </w:tblBorders>
           <w:tblCellMar>
             <w:top w:w="0" w:type="dxa"/>
@@ -4020,7 +4050,7 @@
           </w:tcPr>
           <w:p>
             <w:pPr>
-              <w:pStyle w:val="a1"/>
+              <w:pStyle w:val="29"/>
               <w:widowControl w:val="0"/>
               <w:rPr>
                 <w:rFonts w:hint="default"/>
@@ -4048,9 +4078,9 @@
           </w:tcPr>
           <w:p>
             <w:pPr>
-              <w:pStyle w:val="a1"/>
+              <w:pStyle w:val="29"/>
               <w:widowControl w:val="0"/>
-              <w:ind w:left="0" w:firstLine="0" w:leftChars="0" w:firstLineChars="0"/>
+              <w:ind w:left="0" w:leftChars="0" w:firstLine="0" w:firstLineChars="0"/>
               <w:jc w:val="center"/>
               <w:rPr>
                 <w:rFonts w:hint="default"/>
@@ -4078,9 +4108,9 @@
           </w:tcPr>
           <w:p>
             <w:pPr>
-              <w:pStyle w:val="a1"/>
+              <w:pStyle w:val="29"/>
               <w:widowControl w:val="0"/>
-              <w:ind w:left="0" w:firstLine="0" w:leftChars="0" w:firstLineChars="0"/>
+              <w:ind w:left="0" w:leftChars="0" w:firstLine="0" w:firstLineChars="0"/>
               <w:jc w:val="center"/>
               <w:rPr>
                 <w:rFonts w:hint="default"/>
@@ -4108,9 +4138,9 @@
           </w:tcPr>
           <w:p>
             <w:pPr>
-              <w:pStyle w:val="a1"/>
+              <w:pStyle w:val="29"/>
               <w:widowControl w:val="0"/>
-              <w:ind w:left="0" w:firstLine="0" w:leftChars="0" w:firstLineChars="0"/>
+              <w:ind w:left="0" w:leftChars="0" w:firstLine="0" w:firstLineChars="0"/>
               <w:jc w:val="center"/>
               <w:rPr>
                 <w:rFonts w:hint="default"/>
@@ -4135,8 +4165,14 @@
       </w:tr>
       <w:tr>
         <w:tblPrEx>
-          <w:tblW w:w="0" w:type="auto"/>
-          <w:tblInd w:w="0" w:type="dxa"/>
+          <w:tblBorders>
+            <w:top w:val="single" w:color="auto" w:sz="4" w:space="0"/>
+            <w:left w:val="single" w:color="auto" w:sz="4" w:space="0"/>
+            <w:bottom w:val="single" w:color="auto" w:sz="4" w:space="0"/>
+            <w:right w:val="single" w:color="auto" w:sz="4" w:space="0"/>
+            <w:insideH w:val="single" w:color="auto" w:sz="4" w:space="0"/>
+            <w:insideV w:val="single" w:color="auto" w:sz="4" w:space="0"/>
+          </w:tblBorders>
           <w:tblCellMar>
             <w:top w:w="0" w:type="dxa"/>
             <w:left w:w="108" w:type="dxa"/>
@@ -4145,7 +4181,7 @@
           </w:tblCellMar>
         </w:tblPrEx>
         <w:trPr>
-          <w:trHeight w:val="710"/>
+          <w:trHeight w:val="710" w:hRule="atLeast"/>
         </w:trPr>
         <w:tc>
           <w:tcPr>
@@ -4156,7 +4192,7 @@
             <w:pPr>
               <w:widowControl w:val="0"/>
               <w:rPr>
-                <w:rFonts w:ascii="宋体" w:eastAsia="宋体" w:hAnsi="宋体" w:cs="宋体" w:hint="default"/>
+                <w:rFonts w:hint="default" w:ascii="宋体" w:hAnsi="宋体" w:eastAsia="宋体" w:cs="宋体"/>
                 <w:snapToGrid w:val="0"/>
                 <w:color w:val="000000"/>
                 <w:kern w:val="0"/>
@@ -4167,7 +4203,7 @@
             </w:pPr>
             <w:r>
               <w:rPr>
-                <w:rFonts w:ascii="宋体" w:eastAsia="宋体" w:hAnsi="宋体" w:cs="宋体" w:hint="eastAsia"/>
+                <w:rFonts w:hint="eastAsia" w:ascii="宋体" w:hAnsi="宋体" w:eastAsia="宋体" w:cs="宋体"/>
                 <w:sz w:val="18"/>
                 <w:szCs w:val="18"/>
               </w:rPr>
@@ -4184,7 +4220,7 @@
             <w:pPr>
               <w:widowControl w:val="0"/>
               <w:rPr>
-                <w:rFonts w:ascii="宋体" w:eastAsia="宋体" w:hAnsi="宋体" w:cs="宋体" w:hint="default"/>
+                <w:rFonts w:hint="default" w:ascii="宋体" w:hAnsi="宋体" w:eastAsia="宋体" w:cs="宋体"/>
                 <w:snapToGrid w:val="0"/>
                 <w:color w:val="000000"/>
                 <w:kern w:val="0"/>
@@ -4195,7 +4231,7 @@
             </w:pPr>
             <w:r>
               <w:rPr>
-                <w:rFonts w:ascii="宋体" w:eastAsia="宋体" w:hAnsi="宋体" w:cs="宋体" w:hint="eastAsia"/>
+                <w:rFonts w:hint="eastAsia" w:ascii="宋体" w:hAnsi="宋体" w:eastAsia="宋体" w:cs="宋体"/>
                 <w:sz w:val="18"/>
                 <w:szCs w:val="18"/>
               </w:rPr>
@@ -4203,7 +4239,7 @@
             </w:r>
             <w:r>
               <w:rPr>
-                <w:rFonts w:ascii="宋体" w:eastAsia="宋体" w:hAnsi="宋体" w:cs="宋体" w:hint="eastAsia"/>
+                <w:rFonts w:hint="eastAsia" w:ascii="宋体" w:hAnsi="宋体" w:eastAsia="宋体" w:cs="宋体"/>
                 <w:sz w:val="18"/>
                 <w:szCs w:val="18"/>
                 <w:lang w:eastAsia="zh-CN"/>
@@ -4212,7 +4248,7 @@
             </w:r>
             <w:r>
               <w:rPr>
-                <w:rFonts w:ascii="宋体" w:eastAsia="宋体" w:hAnsi="宋体" w:cs="宋体" w:hint="eastAsia"/>
+                <w:rFonts w:hint="eastAsia" w:ascii="宋体" w:hAnsi="宋体" w:eastAsia="宋体" w:cs="宋体"/>
                 <w:sz w:val="18"/>
                 <w:szCs w:val="18"/>
               </w:rPr>
@@ -4229,7 +4265,7 @@
             <w:pPr>
               <w:widowControl w:val="0"/>
               <w:rPr>
-                <w:rFonts w:ascii="宋体" w:eastAsia="宋体" w:hAnsi="宋体" w:cs="宋体" w:hint="default"/>
+                <w:rFonts w:hint="default" w:ascii="宋体" w:hAnsi="宋体" w:eastAsia="宋体" w:cs="宋体"/>
                 <w:snapToGrid w:val="0"/>
                 <w:color w:val="000000"/>
                 <w:kern w:val="0"/>
@@ -4240,7 +4276,7 @@
             </w:pPr>
             <w:r>
               <w:rPr>
-                <w:rFonts w:ascii="宋体" w:eastAsia="宋体" w:hAnsi="宋体" w:cs="宋体" w:hint="eastAsia"/>
+                <w:rFonts w:hint="eastAsia" w:ascii="宋体" w:hAnsi="宋体" w:eastAsia="宋体" w:cs="宋体"/>
                 <w:sz w:val="18"/>
                 <w:szCs w:val="18"/>
               </w:rPr>
@@ -4257,7 +4293,7 @@
             <w:pPr>
               <w:widowControl w:val="0"/>
               <w:rPr>
-                <w:rFonts w:ascii="宋体" w:eastAsia="宋体" w:hAnsi="宋体" w:cs="宋体" w:hint="eastAsia"/>
+                <w:rFonts w:hint="eastAsia" w:ascii="宋体" w:hAnsi="宋体" w:eastAsia="宋体" w:cs="宋体"/>
                 <w:snapToGrid w:val="0"/>
                 <w:color w:val="000000"/>
                 <w:kern w:val="0"/>
@@ -4268,7 +4304,7 @@
             </w:pPr>
             <w:r>
               <w:rPr>
-                <w:rFonts w:ascii="宋体" w:eastAsia="宋体" w:hAnsi="宋体" w:cs="宋体" w:hint="eastAsia"/>
+                <w:rFonts w:hint="eastAsia" w:ascii="宋体" w:hAnsi="宋体" w:eastAsia="宋体" w:cs="宋体"/>
                 <w:sz w:val="18"/>
                 <w:szCs w:val="18"/>
               </w:rPr>
@@ -4279,8 +4315,14 @@
       </w:tr>
       <w:tr>
         <w:tblPrEx>
-          <w:tblW w:w="0" w:type="auto"/>
-          <w:tblInd w:w="0" w:type="dxa"/>
+          <w:tblBorders>
+            <w:top w:val="single" w:color="auto" w:sz="4" w:space="0"/>
+            <w:left w:val="single" w:color="auto" w:sz="4" w:space="0"/>
+            <w:bottom w:val="single" w:color="auto" w:sz="4" w:space="0"/>
+            <w:right w:val="single" w:color="auto" w:sz="4" w:space="0"/>
+            <w:insideH w:val="single" w:color="auto" w:sz="4" w:space="0"/>
+            <w:insideV w:val="single" w:color="auto" w:sz="4" w:space="0"/>
+          </w:tblBorders>
           <w:tblCellMar>
             <w:top w:w="0" w:type="dxa"/>
             <w:left w:w="108" w:type="dxa"/>
@@ -4289,7 +4331,7 @@
           </w:tblCellMar>
         </w:tblPrEx>
         <w:trPr>
-          <w:trHeight w:val="710"/>
+          <w:trHeight w:val="710" w:hRule="atLeast"/>
         </w:trPr>
         <w:tc>
           <w:tcPr>
@@ -4300,7 +4342,7 @@
             <w:pPr>
               <w:widowControl w:val="0"/>
               <w:rPr>
-                <w:rFonts w:ascii="宋体" w:eastAsia="宋体" w:hAnsi="宋体" w:cs="宋体" w:hint="default"/>
+                <w:rFonts w:hint="default" w:ascii="宋体" w:hAnsi="宋体" w:eastAsia="宋体" w:cs="宋体"/>
                 <w:snapToGrid w:val="0"/>
                 <w:color w:val="000000"/>
                 <w:kern w:val="0"/>
@@ -4311,7 +4353,7 @@
             </w:pPr>
             <w:r>
               <w:rPr>
-                <w:rFonts w:ascii="宋体" w:eastAsia="宋体" w:hAnsi="宋体" w:cs="宋体" w:hint="eastAsia"/>
+                <w:rFonts w:hint="eastAsia" w:ascii="宋体" w:hAnsi="宋体" w:eastAsia="宋体" w:cs="宋体"/>
                 <w:sz w:val="18"/>
                 <w:szCs w:val="18"/>
               </w:rPr>
@@ -4328,7 +4370,7 @@
             <w:pPr>
               <w:widowControl w:val="0"/>
               <w:rPr>
-                <w:rFonts w:ascii="宋体" w:eastAsia="宋体" w:hAnsi="宋体" w:cs="宋体" w:hint="default"/>
+                <w:rFonts w:hint="default" w:ascii="宋体" w:hAnsi="宋体" w:eastAsia="宋体" w:cs="宋体"/>
                 <w:snapToGrid w:val="0"/>
                 <w:color w:val="000000"/>
                 <w:kern w:val="0"/>
@@ -4339,7 +4381,7 @@
             </w:pPr>
             <w:r>
               <w:rPr>
-                <w:rFonts w:ascii="宋体" w:eastAsia="宋体" w:hAnsi="宋体" w:cs="宋体" w:hint="eastAsia"/>
+                <w:rFonts w:hint="eastAsia" w:ascii="宋体" w:hAnsi="宋体" w:eastAsia="宋体" w:cs="宋体"/>
                 <w:sz w:val="18"/>
                 <w:szCs w:val="18"/>
               </w:rPr>
@@ -4347,7 +4389,7 @@
             </w:r>
             <w:r>
               <w:rPr>
-                <w:rFonts w:ascii="宋体" w:eastAsia="宋体" w:hAnsi="宋体" w:cs="宋体" w:hint="eastAsia"/>
+                <w:rFonts w:hint="eastAsia" w:ascii="宋体" w:hAnsi="宋体" w:eastAsia="宋体" w:cs="宋体"/>
                 <w:sz w:val="18"/>
                 <w:szCs w:val="18"/>
                 <w:lang w:eastAsia="zh-CN"/>
@@ -4356,7 +4398,7 @@
             </w:r>
             <w:r>
               <w:rPr>
-                <w:rFonts w:ascii="宋体" w:eastAsia="宋体" w:hAnsi="宋体" w:cs="宋体" w:hint="eastAsia"/>
+                <w:rFonts w:hint="eastAsia" w:ascii="宋体" w:hAnsi="宋体" w:eastAsia="宋体" w:cs="宋体"/>
                 <w:sz w:val="18"/>
                 <w:szCs w:val="18"/>
               </w:rPr>
@@ -4373,7 +4415,7 @@
             <w:pPr>
               <w:widowControl w:val="0"/>
               <w:rPr>
-                <w:rFonts w:ascii="宋体" w:eastAsia="宋体" w:hAnsi="宋体" w:cs="宋体" w:hint="default"/>
+                <w:rFonts w:hint="default" w:ascii="宋体" w:hAnsi="宋体" w:eastAsia="宋体" w:cs="宋体"/>
                 <w:snapToGrid w:val="0"/>
                 <w:color w:val="000000"/>
                 <w:kern w:val="0"/>
@@ -4384,7 +4426,7 @@
             </w:pPr>
             <w:r>
               <w:rPr>
-                <w:rFonts w:ascii="宋体" w:eastAsia="宋体" w:hAnsi="宋体" w:cs="宋体" w:hint="eastAsia"/>
+                <w:rFonts w:hint="eastAsia" w:ascii="宋体" w:hAnsi="宋体" w:eastAsia="宋体" w:cs="宋体"/>
                 <w:sz w:val="18"/>
                 <w:szCs w:val="18"/>
               </w:rPr>
@@ -4401,7 +4443,7 @@
             <w:pPr>
               <w:widowControl w:val="0"/>
               <w:rPr>
-                <w:rFonts w:ascii="宋体" w:eastAsia="宋体" w:hAnsi="宋体" w:cs="宋体" w:hint="eastAsia"/>
+                <w:rFonts w:hint="eastAsia" w:ascii="宋体" w:hAnsi="宋体" w:eastAsia="宋体" w:cs="宋体"/>
                 <w:snapToGrid w:val="0"/>
                 <w:color w:val="000000"/>
                 <w:kern w:val="0"/>
@@ -4412,7 +4454,7 @@
             </w:pPr>
             <w:r>
               <w:rPr>
-                <w:rFonts w:ascii="宋体" w:eastAsia="宋体" w:hAnsi="宋体" w:cs="宋体" w:hint="eastAsia"/>
+                <w:rFonts w:hint="eastAsia" w:ascii="宋体" w:hAnsi="宋体" w:eastAsia="宋体" w:cs="宋体"/>
                 <w:sz w:val="18"/>
                 <w:szCs w:val="18"/>
               </w:rPr>
@@ -4424,7 +4466,7 @@
     </w:tbl>
     <w:p>
       <w:pPr>
-        <w:pStyle w:val="a1"/>
+        <w:pStyle w:val="29"/>
         <w:bidi w:val="0"/>
         <w:rPr>
           <w:rFonts w:hint="eastAsia"/>
@@ -4434,14 +4476,14 @@
     </w:p>
     <w:p>
       <w:pPr>
-        <w:pStyle w:val="1"/>
+        <w:pStyle w:val="28"/>
         <w:bidi w:val="0"/>
         <w:rPr>
           <w:rFonts w:hint="default"/>
           <w:lang w:val="en-US" w:eastAsia="zh-CN"/>
         </w:rPr>
       </w:pPr>
-      <w:bookmarkStart w:id="25" w:name="_Toc1673"/>
+      <w:bookmarkStart w:id="24" w:name="_Toc1673"/>
       <w:r>
         <w:rPr>
           <w:rFonts w:hint="eastAsia"/>
@@ -4449,7 +4491,7 @@
         </w:rPr>
         <w:t>附则</w:t>
       </w:r>
-      <w:bookmarkEnd w:id="25"/>
+      <w:bookmarkEnd w:id="24"/>
     </w:p>
     <w:p>
       <w:pPr>
@@ -4471,17 +4513,17 @@
         <w:adjustRightInd w:val="0"/>
         <w:snapToGrid w:val="0"/>
         <w:spacing w:line="360" w:lineRule="auto"/>
-        <w:ind w:left="425" w:hanging="425" w:leftChars="0" w:firstLineChars="0"/>
+        <w:ind w:left="425" w:leftChars="0" w:hanging="425" w:firstLineChars="0"/>
         <w:textAlignment w:val="baseline"/>
         <w:rPr>
-          <w:rFonts w:ascii="宋体" w:eastAsia="宋体" w:hAnsi="宋体" w:cs="宋体"/>
+          <w:rFonts w:ascii="宋体" w:hAnsi="宋体" w:eastAsia="宋体" w:cs="宋体"/>
           <w:sz w:val="24"/>
           <w:szCs w:val="24"/>
         </w:rPr>
       </w:pPr>
       <w:r>
         <w:rPr>
-          <w:rFonts w:ascii="宋体" w:eastAsia="宋体" w:hAnsi="宋体" w:cs="宋体"/>
+          <w:rFonts w:ascii="宋体" w:hAnsi="宋体" w:eastAsia="宋体" w:cs="宋体"/>
           <w:spacing w:val="-1"/>
           <w:sz w:val="24"/>
           <w:szCs w:val="24"/>
@@ -4490,7 +4532,7 @@
       </w:r>
       <w:r>
         <w:rPr>
-          <w:rFonts w:ascii="宋体" w:eastAsia="宋体" w:hAnsi="宋体" w:cs="宋体" w:hint="eastAsia"/>
+          <w:rFonts w:hint="eastAsia" w:ascii="宋体" w:hAnsi="宋体" w:eastAsia="宋体" w:cs="宋体"/>
           <w:spacing w:val="-1"/>
           <w:sz w:val="24"/>
           <w:szCs w:val="24"/>
@@ -4500,7 +4542,7 @@
       </w:r>
       <w:r>
         <w:rPr>
-          <w:rFonts w:ascii="宋体" w:eastAsia="宋体" w:hAnsi="宋体" w:cs="宋体"/>
+          <w:rFonts w:ascii="宋体" w:hAnsi="宋体" w:eastAsia="宋体" w:cs="宋体"/>
           <w:spacing w:val="-1"/>
           <w:sz w:val="24"/>
           <w:szCs w:val="24"/>
@@ -4528,7 +4570,7 @@
         <w:adjustRightInd w:val="0"/>
         <w:snapToGrid w:val="0"/>
         <w:spacing w:line="360" w:lineRule="auto"/>
-        <w:ind w:left="425" w:hanging="425" w:leftChars="0" w:firstLineChars="0"/>
+        <w:ind w:left="425" w:leftChars="0" w:hanging="425" w:firstLineChars="0"/>
         <w:textAlignment w:val="baseline"/>
         <w:rPr>
           <w:rFonts w:hint="default"/>
@@ -4537,7 +4579,7 @@
       </w:pPr>
       <w:r>
         <w:rPr>
-          <w:rFonts w:ascii="宋体" w:eastAsia="宋体" w:hAnsi="宋体" w:cs="宋体"/>
+          <w:rFonts w:ascii="宋体" w:hAnsi="宋体" w:eastAsia="宋体" w:cs="宋体"/>
           <w:spacing w:val="-2"/>
           <w:sz w:val="24"/>
           <w:szCs w:val="24"/>
@@ -4547,127 +4589,177 @@
     </w:p>
     <w:p>
       <w:pPr>
-        <w:pStyle w:val="1"/>
+        <w:pStyle w:val="28"/>
         <w:bidi w:val="0"/>
         <w:rPr>
           <w:rFonts w:hint="default"/>
           <w:lang w:val="en-US" w:eastAsia="zh-CN"/>
         </w:rPr>
       </w:pPr>
-      <w:bookmarkStart w:id="26" w:name="bookmark14"/>
+      <w:bookmarkStart w:id="25" w:name="bookmark14"/>
+      <w:bookmarkEnd w:id="25"/>
+      <w:bookmarkStart w:id="26" w:name="_Toc20978"/>
+      <w:r>
+        <w:rPr>
+          <w:rFonts w:hint="eastAsia"/>
+          <w:lang w:val="en-US" w:eastAsia="zh-CN"/>
+        </w:rPr>
+        <w:t>附件</w:t>
+      </w:r>
       <w:bookmarkEnd w:id="26"/>
-      <w:bookmarkStart w:id="27" w:name="_Toc20978"/>
-      <w:r>
+    </w:p>
+    <w:p>
+      <w:pPr>
+        <w:pStyle w:val="39"/>
+        <w:bidi w:val="0"/>
+      </w:pPr>
+      <w:r>
+        <w:t>《事件管理过程》</w:t>
+      </w:r>
+    </w:p>
+    <w:p>
+      <w:pPr>
+        <w:pStyle w:val="39"/>
+        <w:bidi w:val="0"/>
+      </w:pPr>
+      <w:r>
+        <w:t>《配置管理过程》</w:t>
+      </w:r>
+    </w:p>
+    <w:p>
+      <w:pPr>
+        <w:pStyle w:val="39"/>
+        <w:bidi w:val="0"/>
+      </w:pPr>
+      <w:r>
+        <w:t>《变更管理过程》</w:t>
+      </w:r>
+    </w:p>
+    <w:p>
+      <w:pPr>
+        <w:pStyle w:val="28"/>
+        <w:bidi w:val="0"/>
         <w:rPr>
           <w:rFonts w:hint="eastAsia"/>
           <w:lang w:val="en-US" w:eastAsia="zh-CN"/>
         </w:rPr>
-        <w:t>附件</w:t>
+      </w:pPr>
+      <w:bookmarkStart w:id="27" w:name="_Toc2925"/>
+      <w:r>
+        <w:rPr>
+          <w:rFonts w:hint="eastAsia"/>
+          <w:lang w:val="en-US" w:eastAsia="zh-CN"/>
+        </w:rPr>
+        <w:t>记录</w:t>
       </w:r>
       <w:bookmarkEnd w:id="27"/>
     </w:p>
     <w:p>
       <w:pPr>
-        <w:pStyle w:val="a3"/>
+        <w:pStyle w:val="39"/>
         <w:bidi w:val="0"/>
       </w:pPr>
       <w:r>
-        <w:t>《事件管理过程》</w:t>
-      </w:r>
-    </w:p>
-    <w:p>
-      <w:pPr>
-        <w:pStyle w:val="a3"/>
+        <w:t>《问题记录单》</w:t>
+      </w:r>
+    </w:p>
+    <w:p>
+      <w:pPr>
+        <w:pStyle w:val="39"/>
         <w:bidi w:val="0"/>
       </w:pPr>
       <w:r>
-        <w:t>《配置管理过程》</w:t>
-      </w:r>
-    </w:p>
-    <w:p>
-      <w:pPr>
-        <w:pStyle w:val="a3"/>
+        <w:t>《问题汇总表》</w:t>
+      </w:r>
+    </w:p>
+    <w:p>
+      <w:pPr>
+        <w:pStyle w:val="39"/>
         <w:bidi w:val="0"/>
-      </w:pPr>
-      <w:r>
-        <w:t>《变更管理过程》</w:t>
-      </w:r>
-    </w:p>
-    <w:p>
-      <w:pPr>
-        <w:pStyle w:val="1"/>
-        <w:bidi w:val="0"/>
         <w:rPr>
           <w:rFonts w:hint="eastAsia"/>
           <w:lang w:val="en-US" w:eastAsia="zh-CN"/>
         </w:rPr>
       </w:pPr>
-      <w:bookmarkStart w:id="28" w:name="_Toc2925"/>
-      <w:r>
-        <w:rPr>
-          <w:rFonts w:hint="eastAsia"/>
-          <w:lang w:val="en-US" w:eastAsia="zh-CN"/>
-        </w:rPr>
-        <w:t>记录</w:t>
-      </w:r>
-      <w:bookmarkEnd w:id="28"/>
-    </w:p>
-    <w:p>
-      <w:pPr>
-        <w:pStyle w:val="a3"/>
-        <w:bidi w:val="0"/>
-      </w:pPr>
-      <w:r>
-        <w:t>《问题记录单》</w:t>
-      </w:r>
-    </w:p>
-    <w:p>
-      <w:pPr>
-        <w:pStyle w:val="a3"/>
-        <w:bidi w:val="0"/>
-      </w:pPr>
-      <w:r>
-        <w:t>《问题汇总表》</w:t>
-      </w:r>
-    </w:p>
-    <w:p>
-      <w:pPr>
-        <w:pStyle w:val="a3"/>
-        <w:bidi w:val="0"/>
-        <w:rPr>
-          <w:rFonts w:hint="eastAsia"/>
-          <w:lang w:val="en-US" w:eastAsia="zh-CN"/>
-        </w:rPr>
-      </w:pPr>
     </w:p>
     <w:sectPr>
-      <w:headerReference w:type="default" r:id="rId6"/>
+      <w:headerReference r:id="rId5" w:type="default"/>
       <w:pgSz w:w="11906" w:h="16838"/>
       <w:pgMar w:top="1417" w:right="1800" w:bottom="1440" w:left="1800" w:header="1140" w:footer="992" w:gutter="0"/>
-      <w:cols w:num="1" w:space="425"/>
+      <w:cols w:space="425" w:num="1"/>
       <w:docGrid w:type="lines" w:linePitch="312" w:charSpace="0"/>
     </w:sectPr>
   </w:body>
 </w:document>
 </file>
 
+<file path=word/endnotes.xml><?xml version="1.0" encoding="utf-8"?>
+<w:endnotes xmlns:wpc="http://schemas.microsoft.com/office/word/2010/wordprocessingCanvas" xmlns:mc="http://schemas.openxmlformats.org/markup-compatibility/2006" xmlns:o="urn:schemas-microsoft-com:office:office" xmlns:r="http://schemas.openxmlformats.org/officeDocument/2006/relationships" xmlns:m="http://schemas.openxmlformats.org/officeDocument/2006/math" xmlns:v="urn:schemas-microsoft-com:vml" xmlns:wp14="http://schemas.microsoft.com/office/word/2010/wordprocessingDrawing" xmlns:wp="http://schemas.openxmlformats.org/drawingml/2006/wordprocessingDrawing" xmlns:w="http://schemas.openxmlformats.org/wordprocessingml/2006/main" xmlns:w14="http://schemas.microsoft.com/office/word/2010/wordml" xmlns:w15="http://schemas.microsoft.com/office/word/2012/wordml" xmlns:w10="urn:schemas-microsoft-com:office:word" xmlns:wpg="http://schemas.microsoft.com/office/word/2010/wordprocessingGroup" xmlns:wpi="http://schemas.microsoft.com/office/word/2010/wordprocessingInk" xmlns:wne="http://schemas.microsoft.com/office/word/2006/wordml" xmlns:wps="http://schemas.microsoft.com/office/word/2010/wordprocessingShape" xmlns:wpsCustomData="http://www.wps.cn/officeDocument/2013/wpsCustomData" mc:Ignorable="w14 w15 wp14">
+  <w:endnote w:type="separator" w:id="0">
+    <w:p>
+      <w:pPr>
+        <w:spacing w:line="240" w:lineRule="auto"/>
+      </w:pPr>
+      <w:r>
+        <w:separator/>
+      </w:r>
+    </w:p>
+  </w:endnote>
+  <w:endnote w:type="continuationSeparator" w:id="1">
+    <w:p>
+      <w:pPr>
+        <w:spacing w:line="240" w:lineRule="auto"/>
+      </w:pPr>
+      <w:r>
+        <w:continuationSeparator/>
+      </w:r>
+    </w:p>
+  </w:endnote>
+</w:endnotes>
+</file>
+
+<file path=word/footnotes.xml><?xml version="1.0" encoding="utf-8"?>
+<w:footnotes xmlns:wpc="http://schemas.microsoft.com/office/word/2010/wordprocessingCanvas" xmlns:mc="http://schemas.openxmlformats.org/markup-compatibility/2006" xmlns:o="urn:schemas-microsoft-com:office:office" xmlns:r="http://schemas.openxmlformats.org/officeDocument/2006/relationships" xmlns:m="http://schemas.openxmlformats.org/officeDocument/2006/math" xmlns:v="urn:schemas-microsoft-com:vml" xmlns:wp14="http://schemas.microsoft.com/office/word/2010/wordprocessingDrawing" xmlns:wp="http://schemas.openxmlformats.org/drawingml/2006/wordprocessingDrawing" xmlns:w="http://schemas.openxmlformats.org/wordprocessingml/2006/main" xmlns:w14="http://schemas.microsoft.com/office/word/2010/wordml" xmlns:w15="http://schemas.microsoft.com/office/word/2012/wordml" xmlns:w10="urn:schemas-microsoft-com:office:word" xmlns:wpg="http://schemas.microsoft.com/office/word/2010/wordprocessingGroup" xmlns:wpi="http://schemas.microsoft.com/office/word/2010/wordprocessingInk" xmlns:wne="http://schemas.microsoft.com/office/word/2006/wordml" xmlns:wps="http://schemas.microsoft.com/office/word/2010/wordprocessingShape" xmlns:wpsCustomData="http://www.wps.cn/officeDocument/2013/wpsCustomData" mc:Ignorable="w14 w15 wp14">
+  <w:footnote w:type="separator" w:id="0">
+    <w:p>
+      <w:pPr>
+        <w:spacing w:line="360" w:lineRule="auto"/>
+      </w:pPr>
+      <w:r>
+        <w:separator/>
+      </w:r>
+    </w:p>
+  </w:footnote>
+  <w:footnote w:type="continuationSeparator" w:id="1">
+    <w:p>
+      <w:pPr>
+        <w:spacing w:line="360" w:lineRule="auto"/>
+      </w:pPr>
+      <w:r>
+        <w:continuationSeparator/>
+      </w:r>
+    </w:p>
+  </w:footnote>
+</w:footnotes>
+</file>
+
 <file path=word/header1.xml><?xml version="1.0" encoding="utf-8"?>
-<w:hdr xmlns:wpc="http://schemas.microsoft.com/office/word/2010/wordprocessingCanvas" xmlns:mc="http://schemas.openxmlformats.org/markup-compatibility/2006" xmlns:o="urn:schemas-microsoft-com:office:office" xmlns:r="http://schemas.openxmlformats.org/officeDocument/2006/relationships" xmlns:m="http://schemas.openxmlformats.org/officeDocument/2006/math" xmlns:v="urn:schemas-microsoft-com:vml" xmlns:wp14="http://schemas.microsoft.com/office/word/2010/wordprocessingDrawing" xmlns:wp="http://schemas.openxmlformats.org/drawingml/2006/wordprocessingDrawing" xmlns:w10="urn:schemas-microsoft-com:office:word" xmlns:w="http://schemas.openxmlformats.org/wordprocessingml/2006/main" xmlns:w14="http://schemas.microsoft.com/office/word/2010/wordml" xmlns:w15="http://schemas.microsoft.com/office/word/2012/wordml" xmlns:wne="http://schemas.microsoft.com/office/word/2006/wordml" xmlns:wpg="http://schemas.microsoft.com/office/word/2010/wordprocessingGroup" xmlns:wpi="http://schemas.microsoft.com/office/word/2010/wordprocessingInk" xmlns:wps="http://schemas.microsoft.com/office/word/2010/wordprocessingShape" mc:Ignorable="w14 w15 wp14">
+<w:hdr xmlns:wpc="http://schemas.microsoft.com/office/word/2010/wordprocessingCanvas" xmlns:mc="http://schemas.openxmlformats.org/markup-compatibility/2006" xmlns:o="urn:schemas-microsoft-com:office:office" xmlns:r="http://schemas.openxmlformats.org/officeDocument/2006/relationships" xmlns:m="http://schemas.openxmlformats.org/officeDocument/2006/math" xmlns:v="urn:schemas-microsoft-com:vml" xmlns:wp14="http://schemas.microsoft.com/office/word/2010/wordprocessingDrawing" xmlns:wp="http://schemas.openxmlformats.org/drawingml/2006/wordprocessingDrawing" xmlns:w10="urn:schemas-microsoft-com:office:word" xmlns:w="http://schemas.openxmlformats.org/wordprocessingml/2006/main" xmlns:w14="http://schemas.microsoft.com/office/word/2010/wordml" xmlns:w15="http://schemas.microsoft.com/office/word/2012/wordml" xmlns:wpg="http://schemas.microsoft.com/office/word/2010/wordprocessingGroup" xmlns:wpi="http://schemas.microsoft.com/office/word/2010/wordprocessingInk" xmlns:wne="http://schemas.microsoft.com/office/word/2006/wordml" xmlns:wps="http://schemas.microsoft.com/office/word/2010/wordprocessingShape" xmlns:wpsCustomData="http://www.wps.cn/officeDocument/2013/wpsCustomData" mc:Ignorable="w14 w15 wp14">
   <w:p>
     <w:pPr>
-      <w:pStyle w:val="Header"/>
+      <w:pStyle w:val="15"/>
       <w:pBdr>
-        <w:bottom w:val="single" w:sz="4" w:space="1" w:color="auto"/>
+        <w:bottom w:val="single" w:color="auto" w:sz="4" w:space="1"/>
       </w:pBdr>
       <w:jc w:val="right"/>
       <w:rPr>
-        <w:rFonts w:eastAsiaTheme="minorEastAsia" w:hint="eastAsia"/>
+        <w:rFonts w:hint="eastAsia" w:eastAsiaTheme="minorEastAsia"/>
         <w:lang w:eastAsia="zh-CN"/>
       </w:rPr>
     </w:pPr>
     <w:r>
       <w:rPr>
-        <w:rFonts w:eastAsiaTheme="minorEastAsia" w:hint="eastAsia"/>
+        <w:rFonts w:hint="eastAsia" w:eastAsiaTheme="minorEastAsia"/>
         <w:lang w:eastAsia="zh-CN"/>
       </w:rPr>
       <w:t>天津通海信息技术有限公司</w:t>
@@ -4677,15 +4769,15 @@
 </file>
 
 <file path=word/numbering.xml><?xml version="1.0" encoding="utf-8"?>
-<w:numbering xmlns:wpc="http://schemas.microsoft.com/office/word/2010/wordprocessingCanvas" xmlns:mc="http://schemas.openxmlformats.org/markup-compatibility/2006" xmlns:o="urn:schemas-microsoft-com:office:office" xmlns:r="http://schemas.openxmlformats.org/officeDocument/2006/relationships" xmlns:m="http://schemas.openxmlformats.org/officeDocument/2006/math" xmlns:v="urn:schemas-microsoft-com:vml" xmlns:wp14="http://schemas.microsoft.com/office/word/2010/wordprocessingDrawing" xmlns:wp="http://schemas.openxmlformats.org/drawingml/2006/wordprocessingDrawing" xmlns:w10="urn:schemas-microsoft-com:office:word" xmlns:w="http://schemas.openxmlformats.org/wordprocessingml/2006/main" xmlns:w14="http://schemas.microsoft.com/office/word/2010/wordml" xmlns:w15="http://schemas.microsoft.com/office/word/2012/wordml" xmlns:wne="http://schemas.microsoft.com/office/word/2006/wordml" xmlns:wpg="http://schemas.microsoft.com/office/word/2010/wordprocessingGroup" xmlns:wpi="http://schemas.microsoft.com/office/word/2010/wordprocessingInk" xmlns:wps="http://schemas.microsoft.com/office/word/2010/wordprocessingShape" mc:Ignorable="w14 w15 wp14">
+<w:numbering xmlns:wpc="http://schemas.microsoft.com/office/word/2010/wordprocessingCanvas" xmlns:mc="http://schemas.openxmlformats.org/markup-compatibility/2006" xmlns:o="urn:schemas-microsoft-com:office:office" xmlns:r="http://schemas.openxmlformats.org/officeDocument/2006/relationships" xmlns:m="http://schemas.openxmlformats.org/officeDocument/2006/math" xmlns:v="urn:schemas-microsoft-com:vml" xmlns:wp14="http://schemas.microsoft.com/office/word/2010/wordprocessingDrawing" xmlns:wp="http://schemas.openxmlformats.org/drawingml/2006/wordprocessingDrawing" xmlns:w10="urn:schemas-microsoft-com:office:word" xmlns:w="http://schemas.openxmlformats.org/wordprocessingml/2006/main" xmlns:w14="http://schemas.microsoft.com/office/word/2010/wordml" xmlns:wpg="http://schemas.microsoft.com/office/word/2010/wordprocessingGroup" xmlns:wpi="http://schemas.microsoft.com/office/word/2010/wordprocessingInk" xmlns:wne="http://schemas.microsoft.com/office/word/2006/wordml" xmlns:wps="http://schemas.microsoft.com/office/word/2010/wordprocessingShape" xmlns:wpsCustomData="http://www.wps.cn/officeDocument/2013/wpsCustomData" mc:Ignorable="w14 wp14">
   <w:abstractNum w:abstractNumId="0">
     <w:nsid w:val="8E964DCE"/>
     <w:multiLevelType w:val="multilevel"/>
     <w:tmpl w:val="8E964DCE"/>
-    <w:lvl w:ilvl="0">
+    <w:lvl w:ilvl="0" w:tentative="0">
       <w:start w:val="1"/>
       <w:numFmt w:val="decimal"/>
-      <w:pStyle w:val="Heading1"/>
+      <w:pStyle w:val="2"/>
       <w:lvlText w:val="%1."/>
       <w:lvlJc w:val="left"/>
       <w:pPr>
@@ -4695,10 +4787,10 @@
         <w:rFonts w:hint="default"/>
       </w:rPr>
     </w:lvl>
-    <w:lvl w:ilvl="1">
+    <w:lvl w:ilvl="1" w:tentative="0">
       <w:start w:val="1"/>
       <w:numFmt w:val="decimal"/>
-      <w:pStyle w:val="Heading2"/>
+      <w:pStyle w:val="3"/>
       <w:lvlText w:val="%1.%2."/>
       <w:lvlJc w:val="left"/>
       <w:pPr>
@@ -4708,10 +4800,10 @@
         <w:rFonts w:hint="default"/>
       </w:rPr>
     </w:lvl>
-    <w:lvl w:ilvl="2">
+    <w:lvl w:ilvl="2" w:tentative="0">
       <w:start w:val="1"/>
       <w:numFmt w:val="decimal"/>
-      <w:pStyle w:val="Heading3"/>
+      <w:pStyle w:val="4"/>
       <w:lvlText w:val="%1.%2.%3."/>
       <w:lvlJc w:val="left"/>
       <w:pPr>
@@ -4721,10 +4813,10 @@
         <w:rFonts w:hint="default"/>
       </w:rPr>
     </w:lvl>
-    <w:lvl w:ilvl="3">
+    <w:lvl w:ilvl="3" w:tentative="0">
       <w:start w:val="1"/>
       <w:numFmt w:val="decimal"/>
-      <w:pStyle w:val="Heading4"/>
+      <w:pStyle w:val="5"/>
       <w:lvlText w:val="%1.%2.%3.%4."/>
       <w:lvlJc w:val="left"/>
       <w:pPr>
@@ -4734,10 +4826,10 @@
         <w:rFonts w:hint="default"/>
       </w:rPr>
     </w:lvl>
-    <w:lvl w:ilvl="4">
+    <w:lvl w:ilvl="4" w:tentative="0">
       <w:start w:val="1"/>
       <w:numFmt w:val="decimal"/>
-      <w:pStyle w:val="Heading5"/>
+      <w:pStyle w:val="6"/>
       <w:lvlText w:val="%1.%2.%3.%4.%5."/>
       <w:lvlJc w:val="left"/>
       <w:pPr>
@@ -4747,10 +4839,10 @@
         <w:rFonts w:hint="default"/>
       </w:rPr>
     </w:lvl>
-    <w:lvl w:ilvl="5">
+    <w:lvl w:ilvl="5" w:tentative="0">
       <w:start w:val="1"/>
       <w:numFmt w:val="decimal"/>
-      <w:pStyle w:val="Heading6"/>
+      <w:pStyle w:val="7"/>
       <w:lvlText w:val="%1.%2.%3.%4.%5.%6."/>
       <w:lvlJc w:val="left"/>
       <w:pPr>
@@ -4760,10 +4852,10 @@
         <w:rFonts w:hint="default"/>
       </w:rPr>
     </w:lvl>
-    <w:lvl w:ilvl="6">
+    <w:lvl w:ilvl="6" w:tentative="0">
       <w:start w:val="1"/>
       <w:numFmt w:val="decimal"/>
-      <w:pStyle w:val="Heading7"/>
+      <w:pStyle w:val="8"/>
       <w:lvlText w:val="%1.%2.%3.%4.%5.%6.%7."/>
       <w:lvlJc w:val="left"/>
       <w:pPr>
@@ -4773,10 +4865,10 @@
         <w:rFonts w:hint="default"/>
       </w:rPr>
     </w:lvl>
-    <w:lvl w:ilvl="7">
+    <w:lvl w:ilvl="7" w:tentative="0">
       <w:start w:val="1"/>
       <w:numFmt w:val="decimal"/>
-      <w:pStyle w:val="Heading8"/>
+      <w:pStyle w:val="9"/>
       <w:lvlText w:val="%1.%2.%3.%4.%5.%6.%7.%8."/>
       <w:lvlJc w:val="left"/>
       <w:pPr>
@@ -4786,10 +4878,10 @@
         <w:rFonts w:hint="default"/>
       </w:rPr>
     </w:lvl>
-    <w:lvl w:ilvl="8">
+    <w:lvl w:ilvl="8" w:tentative="0">
       <w:start w:val="1"/>
       <w:numFmt w:val="decimal"/>
-      <w:pStyle w:val="Heading9"/>
+      <w:pStyle w:val="10"/>
       <w:lvlText w:val="%1.%2.%3.%4.%5.%6.%7.%8.%9."/>
       <w:lvlJc w:val="left"/>
       <w:pPr>
@@ -4804,7 +4896,7 @@
     <w:nsid w:val="9E0F0A41"/>
     <w:multiLevelType w:val="singleLevel"/>
     <w:tmpl w:val="9E0F0A41"/>
-    <w:lvl w:ilvl="0">
+    <w:lvl w:ilvl="0" w:tentative="0">
       <w:start w:val="1"/>
       <w:numFmt w:val="decimal"/>
       <w:lvlText w:val="%1."/>
@@ -4821,7 +4913,7 @@
     <w:nsid w:val="A5DBA551"/>
     <w:multiLevelType w:val="singleLevel"/>
     <w:tmpl w:val="A5DBA551"/>
-    <w:lvl w:ilvl="0">
+    <w:lvl w:ilvl="0" w:tentative="0">
       <w:start w:val="1"/>
       <w:numFmt w:val="decimal"/>
       <w:lvlText w:val="%1."/>
@@ -4838,7 +4930,7 @@
     <w:nsid w:val="F9539CF3"/>
     <w:multiLevelType w:val="singleLevel"/>
     <w:tmpl w:val="F9539CF3"/>
-    <w:lvl w:ilvl="0">
+    <w:lvl w:ilvl="0" w:tentative="0">
       <w:start w:val="1"/>
       <w:numFmt w:val="decimal"/>
       <w:lvlText w:val="%1."/>
@@ -4867,267 +4959,269 @@
 </file>
 
 <file path=word/styles.xml><?xml version="1.0" encoding="utf-8"?>
-<w:styles xmlns:mc="http://schemas.openxmlformats.org/markup-compatibility/2006" xmlns:r="http://schemas.openxmlformats.org/officeDocument/2006/relationships" xmlns:w="http://schemas.openxmlformats.org/wordprocessingml/2006/main" xmlns:w14="http://schemas.microsoft.com/office/word/2010/wordml" xmlns:w15="http://schemas.microsoft.com/office/word/2012/wordml" mc:Ignorable="w14 w15">
+<w:styles xmlns:mc="http://schemas.openxmlformats.org/markup-compatibility/2006" xmlns:o="urn:schemas-microsoft-com:office:office" xmlns:r="http://schemas.openxmlformats.org/officeDocument/2006/relationships" xmlns:m="http://schemas.openxmlformats.org/officeDocument/2006/math" xmlns:v="urn:schemas-microsoft-com:vml" xmlns:w="http://schemas.openxmlformats.org/wordprocessingml/2006/main" xmlns:w14="http://schemas.microsoft.com/office/word/2010/wordml" xmlns:w10="urn:schemas-microsoft-com:office:word" xmlns:sl="http://schemas.openxmlformats.org/schemaLibrary/2006/main" xmlns:wpsCustomData="http://www.wps.cn/officeDocument/2013/wpsCustomData" mc:Ignorable="w14">
   <w:docDefaults>
     <w:rPrDefault>
       <w:rPr>
-        <w:rFonts w:ascii="Times New Roman" w:eastAsia="宋体" w:hAnsi="Times New Roman" w:cs="Times New Roman"/>
+        <w:rFonts w:ascii="Times New Roman" w:hAnsi="Times New Roman" w:eastAsia="宋体" w:cs="Times New Roman"/>
       </w:rPr>
     </w:rPrDefault>
     <w:pPrDefault/>
   </w:docDefaults>
-  <w:latentStyles w:defLockedState="0" w:defUIPriority="99" w:defSemiHidden="1" w:defUnhideWhenUsed="1" w:defQFormat="0" w:count="260">
-    <w:lsdException w:name="Normal" w:semiHidden="0" w:uiPriority="0" w:unhideWhenUsed="0" w:qFormat="1"/>
-    <w:lsdException w:name="heading 1" w:semiHidden="0" w:uiPriority="0" w:unhideWhenUsed="0" w:qFormat="1"/>
-    <w:lsdException w:name="heading 2" w:semiHidden="0" w:uiPriority="0" w:qFormat="1"/>
-    <w:lsdException w:name="heading 3" w:uiPriority="0" w:qFormat="1"/>
-    <w:lsdException w:name="heading 4" w:semiHidden="0" w:uiPriority="0" w:qFormat="1"/>
-    <w:lsdException w:name="heading 5" w:uiPriority="0" w:qFormat="1"/>
-    <w:lsdException w:name="heading 6" w:uiPriority="0" w:qFormat="1"/>
-    <w:lsdException w:name="heading 7" w:uiPriority="0" w:qFormat="1"/>
-    <w:lsdException w:name="heading 8" w:uiPriority="0" w:qFormat="1"/>
-    <w:lsdException w:name="heading 9" w:uiPriority="0" w:qFormat="1"/>
-    <w:lsdException w:name="index 1" w:semiHidden="0" w:uiPriority="0" w:unhideWhenUsed="0"/>
-    <w:lsdException w:name="index 2" w:semiHidden="0" w:uiPriority="0" w:unhideWhenUsed="0"/>
-    <w:lsdException w:name="index 3" w:semiHidden="0" w:uiPriority="0" w:unhideWhenUsed="0"/>
-    <w:lsdException w:name="index 4" w:semiHidden="0" w:uiPriority="0" w:unhideWhenUsed="0"/>
-    <w:lsdException w:name="index 5" w:semiHidden="0" w:uiPriority="0" w:unhideWhenUsed="0"/>
-    <w:lsdException w:name="index 6" w:semiHidden="0" w:uiPriority="0" w:unhideWhenUsed="0"/>
-    <w:lsdException w:name="index 7" w:semiHidden="0" w:uiPriority="0" w:unhideWhenUsed="0"/>
-    <w:lsdException w:name="index 8" w:semiHidden="0" w:uiPriority="0" w:unhideWhenUsed="0"/>
-    <w:lsdException w:name="index 9" w:semiHidden="0" w:uiPriority="0" w:unhideWhenUsed="0"/>
-    <w:lsdException w:name="toc 1" w:semiHidden="0" w:uiPriority="0" w:unhideWhenUsed="0" w:qFormat="1"/>
-    <w:lsdException w:name="toc 2" w:semiHidden="0" w:uiPriority="0" w:unhideWhenUsed="0" w:qFormat="1"/>
-    <w:lsdException w:name="toc 3" w:semiHidden="0" w:uiPriority="0" w:unhideWhenUsed="0" w:qFormat="1"/>
-    <w:lsdException w:name="toc 4" w:semiHidden="0" w:uiPriority="0" w:unhideWhenUsed="0"/>
-    <w:lsdException w:name="toc 5" w:semiHidden="0" w:uiPriority="0" w:unhideWhenUsed="0"/>
-    <w:lsdException w:name="toc 6" w:semiHidden="0" w:uiPriority="0" w:unhideWhenUsed="0"/>
-    <w:lsdException w:name="toc 7" w:semiHidden="0" w:uiPriority="0" w:unhideWhenUsed="0"/>
-    <w:lsdException w:name="toc 8" w:semiHidden="0" w:uiPriority="0" w:unhideWhenUsed="0"/>
-    <w:lsdException w:name="toc 9" w:semiHidden="0" w:uiPriority="0" w:unhideWhenUsed="0"/>
-    <w:lsdException w:name="Normal Indent" w:semiHidden="0" w:uiPriority="0" w:unhideWhenUsed="0"/>
-    <w:lsdException w:name="footnote text" w:semiHidden="0" w:uiPriority="0" w:unhideWhenUsed="0"/>
-    <w:lsdException w:name="annotation text" w:semiHidden="0" w:uiPriority="0" w:unhideWhenUsed="0" w:qFormat="1"/>
-    <w:lsdException w:name="header" w:semiHidden="0" w:uiPriority="0" w:unhideWhenUsed="0" w:qFormat="1"/>
-    <w:lsdException w:name="footer" w:semiHidden="0" w:uiPriority="0" w:unhideWhenUsed="0" w:qFormat="1"/>
-    <w:lsdException w:name="index heading" w:semiHidden="0" w:uiPriority="0" w:unhideWhenUsed="0"/>
-    <w:lsdException w:name="caption" w:uiPriority="0" w:qFormat="1"/>
-    <w:lsdException w:name="table of figures" w:semiHidden="0" w:uiPriority="0" w:unhideWhenUsed="0"/>
-    <w:lsdException w:name="envelope address" w:semiHidden="0" w:uiPriority="0" w:unhideWhenUsed="0"/>
-    <w:lsdException w:name="envelope return" w:semiHidden="0" w:uiPriority="0" w:unhideWhenUsed="0"/>
-    <w:lsdException w:name="footnote reference" w:semiHidden="0" w:uiPriority="0" w:unhideWhenUsed="0"/>
-    <w:lsdException w:name="annotation reference" w:semiHidden="0" w:uiPriority="0" w:unhideWhenUsed="0"/>
-    <w:lsdException w:name="line number" w:semiHidden="0" w:uiPriority="0" w:unhideWhenUsed="0"/>
-    <w:lsdException w:name="page number" w:semiHidden="0" w:uiPriority="0" w:unhideWhenUsed="0"/>
-    <w:lsdException w:name="endnote reference" w:semiHidden="0" w:uiPriority="0" w:unhideWhenUsed="0"/>
-    <w:lsdException w:name="endnote text" w:semiHidden="0" w:uiPriority="0" w:unhideWhenUsed="0"/>
-    <w:lsdException w:name="table of authorities" w:semiHidden="0" w:uiPriority="0" w:unhideWhenUsed="0"/>
-    <w:lsdException w:name="macro" w:semiHidden="0" w:uiPriority="0" w:unhideWhenUsed="0"/>
-    <w:lsdException w:name="toa heading" w:semiHidden="0" w:uiPriority="0" w:unhideWhenUsed="0"/>
-    <w:lsdException w:name="List" w:semiHidden="0" w:uiPriority="0" w:unhideWhenUsed="0"/>
-    <w:lsdException w:name="List Bullet" w:semiHidden="0" w:uiPriority="0" w:unhideWhenUsed="0"/>
-    <w:lsdException w:name="List Number" w:semiHidden="0" w:uiPriority="0" w:unhideWhenUsed="0"/>
-    <w:lsdException w:name="List 2" w:semiHidden="0" w:uiPriority="0" w:unhideWhenUsed="0"/>
-    <w:lsdException w:name="List 3" w:semiHidden="0" w:uiPriority="0" w:unhideWhenUsed="0"/>
-    <w:lsdException w:name="List 4" w:semiHidden="0" w:uiPriority="0" w:unhideWhenUsed="0"/>
-    <w:lsdException w:name="List 5" w:semiHidden="0" w:uiPriority="0" w:unhideWhenUsed="0"/>
-    <w:lsdException w:name="List Bullet 2" w:semiHidden="0" w:uiPriority="0" w:unhideWhenUsed="0"/>
-    <w:lsdException w:name="List Bullet 3" w:semiHidden="0" w:uiPriority="0" w:unhideWhenUsed="0"/>
-    <w:lsdException w:name="List Bullet 4" w:semiHidden="0" w:uiPriority="0" w:unhideWhenUsed="0"/>
-    <w:lsdException w:name="List Bullet 5" w:semiHidden="0" w:uiPriority="0" w:unhideWhenUsed="0"/>
-    <w:lsdException w:name="List Number 2" w:semiHidden="0" w:uiPriority="0" w:unhideWhenUsed="0"/>
-    <w:lsdException w:name="List Number 3" w:semiHidden="0" w:uiPriority="0" w:unhideWhenUsed="0"/>
-    <w:lsdException w:name="List Number 4" w:semiHidden="0" w:uiPriority="0" w:unhideWhenUsed="0"/>
-    <w:lsdException w:name="List Number 5" w:semiHidden="0" w:uiPriority="0" w:unhideWhenUsed="0"/>
-    <w:lsdException w:name="Title" w:semiHidden="0" w:uiPriority="0" w:unhideWhenUsed="0" w:qFormat="1"/>
-    <w:lsdException w:name="Closing" w:semiHidden="0" w:uiPriority="0" w:unhideWhenUsed="0"/>
-    <w:lsdException w:name="Signature" w:semiHidden="0" w:uiPriority="0" w:unhideWhenUsed="0"/>
-    <w:lsdException w:name="Default Paragraph Font" w:uiPriority="0" w:unhideWhenUsed="0" w:qFormat="1"/>
-    <w:lsdException w:name="Body Text" w:uiPriority="0" w:unhideWhenUsed="0" w:qFormat="1"/>
-    <w:lsdException w:name="Body Text Indent" w:semiHidden="0" w:uiPriority="0" w:unhideWhenUsed="0"/>
-    <w:lsdException w:name="List Continue" w:semiHidden="0" w:uiPriority="0" w:unhideWhenUsed="0"/>
-    <w:lsdException w:name="List Continue 2" w:semiHidden="0" w:uiPriority="0" w:unhideWhenUsed="0"/>
-    <w:lsdException w:name="List Continue 3" w:semiHidden="0" w:uiPriority="0" w:unhideWhenUsed="0"/>
-    <w:lsdException w:name="List Continue 4" w:semiHidden="0" w:uiPriority="0" w:unhideWhenUsed="0"/>
-    <w:lsdException w:name="List Continue 5" w:semiHidden="0" w:uiPriority="0" w:unhideWhenUsed="0"/>
-    <w:lsdException w:name="Message Header" w:semiHidden="0" w:uiPriority="0" w:unhideWhenUsed="0"/>
-    <w:lsdException w:name="Subtitle" w:semiHidden="0" w:uiPriority="0" w:unhideWhenUsed="0" w:qFormat="1"/>
-    <w:lsdException w:name="Salutation" w:semiHidden="0" w:uiPriority="0" w:unhideWhenUsed="0"/>
-    <w:lsdException w:name="Date" w:semiHidden="0" w:uiPriority="0" w:unhideWhenUsed="0"/>
-    <w:lsdException w:name="Body Text First Indent" w:semiHidden="0" w:uiPriority="0" w:unhideWhenUsed="0"/>
-    <w:lsdException w:name="Body Text First Indent 2" w:semiHidden="0" w:uiPriority="0" w:unhideWhenUsed="0"/>
-    <w:lsdException w:name="Body Text 2" w:semiHidden="0" w:uiPriority="0" w:unhideWhenUsed="0"/>
-    <w:lsdException w:name="Body Text 3" w:semiHidden="0" w:uiPriority="0" w:unhideWhenUsed="0"/>
-    <w:lsdException w:name="Body Text Indent 2" w:semiHidden="0" w:uiPriority="0" w:unhideWhenUsed="0"/>
-    <w:lsdException w:name="Body Text Indent 3" w:semiHidden="0" w:uiPriority="0" w:unhideWhenUsed="0"/>
-    <w:lsdException w:name="Block Text" w:semiHidden="0" w:uiPriority="0" w:unhideWhenUsed="0"/>
-    <w:lsdException w:name="Hyperlink" w:semiHidden="0" w:uiPriority="0" w:unhideWhenUsed="0"/>
-    <w:lsdException w:name="FollowedHyperlink" w:semiHidden="0" w:uiPriority="0" w:unhideWhenUsed="0"/>
-    <w:lsdException w:name="Strong" w:semiHidden="0" w:uiPriority="0" w:unhideWhenUsed="0" w:qFormat="1"/>
-    <w:lsdException w:name="Emphasis" w:semiHidden="0" w:uiPriority="0" w:unhideWhenUsed="0" w:qFormat="1"/>
-    <w:lsdException w:name="Document Map" w:semiHidden="0" w:uiPriority="0" w:unhideWhenUsed="0"/>
-    <w:lsdException w:name="Plain Text" w:semiHidden="0" w:uiPriority="0" w:unhideWhenUsed="0"/>
-    <w:lsdException w:name="E-mail Signature" w:semiHidden="0" w:uiPriority="0" w:unhideWhenUsed="0"/>
-    <w:lsdException w:name="Normal (Web)" w:semiHidden="0" w:uiPriority="0" w:unhideWhenUsed="0" w:qFormat="1"/>
-    <w:lsdException w:name="HTML Acronym" w:semiHidden="0" w:uiPriority="0" w:unhideWhenUsed="0"/>
-    <w:lsdException w:name="HTML Address" w:semiHidden="0" w:uiPriority="0" w:unhideWhenUsed="0"/>
-    <w:lsdException w:name="HTML Cite" w:semiHidden="0" w:uiPriority="0" w:unhideWhenUsed="0"/>
-    <w:lsdException w:name="HTML Code" w:semiHidden="0" w:uiPriority="0" w:unhideWhenUsed="0"/>
-    <w:lsdException w:name="HTML Definition" w:semiHidden="0" w:uiPriority="0" w:unhideWhenUsed="0"/>
-    <w:lsdException w:name="HTML Keyboard" w:semiHidden="0" w:uiPriority="0" w:unhideWhenUsed="0"/>
-    <w:lsdException w:name="HTML Preformatted" w:semiHidden="0" w:uiPriority="0" w:unhideWhenUsed="0"/>
-    <w:lsdException w:name="HTML Sample" w:semiHidden="0" w:uiPriority="0" w:unhideWhenUsed="0"/>
-    <w:lsdException w:name="HTML Typewriter" w:semiHidden="0" w:uiPriority="0" w:unhideWhenUsed="0"/>
-    <w:lsdException w:name="HTML Variable" w:semiHidden="0" w:uiPriority="0" w:unhideWhenUsed="0"/>
-    <w:lsdException w:name="Normal Table" w:uiPriority="0" w:unhideWhenUsed="0" w:qFormat="1"/>
-    <w:lsdException w:name="annotation subject" w:semiHidden="0" w:uiPriority="0" w:unhideWhenUsed="0"/>
-    <w:lsdException w:name="Table Simple 1" w:semiHidden="0" w:uiPriority="0" w:unhideWhenUsed="0"/>
-    <w:lsdException w:name="Table Simple 2" w:semiHidden="0" w:uiPriority="0" w:unhideWhenUsed="0"/>
-    <w:lsdException w:name="Table Simple 3" w:semiHidden="0" w:uiPriority="0" w:unhideWhenUsed="0"/>
-    <w:lsdException w:name="Table Classic 1" w:semiHidden="0" w:uiPriority="0" w:unhideWhenUsed="0"/>
-    <w:lsdException w:name="Table Classic 2" w:semiHidden="0" w:uiPriority="0" w:unhideWhenUsed="0"/>
-    <w:lsdException w:name="Table Classic 3" w:semiHidden="0" w:uiPriority="0" w:unhideWhenUsed="0"/>
-    <w:lsdException w:name="Table Classic 4" w:semiHidden="0" w:uiPriority="0" w:unhideWhenUsed="0"/>
-    <w:lsdException w:name="Table Colorful 1" w:semiHidden="0" w:uiPriority="0" w:unhideWhenUsed="0"/>
-    <w:lsdException w:name="Table Colorful 2" w:semiHidden="0" w:uiPriority="0" w:unhideWhenUsed="0"/>
-    <w:lsdException w:name="Table Colorful 3" w:semiHidden="0" w:uiPriority="0" w:unhideWhenUsed="0"/>
-    <w:lsdException w:name="Table Columns 1" w:semiHidden="0" w:uiPriority="0" w:unhideWhenUsed="0"/>
-    <w:lsdException w:name="Table Columns 2" w:semiHidden="0" w:uiPriority="0" w:unhideWhenUsed="0"/>
-    <w:lsdException w:name="Table Columns 3" w:semiHidden="0" w:uiPriority="0" w:unhideWhenUsed="0"/>
-    <w:lsdException w:name="Table Columns 4" w:semiHidden="0" w:uiPriority="0" w:unhideWhenUsed="0"/>
-    <w:lsdException w:name="Table Columns 5" w:semiHidden="0" w:uiPriority="0" w:unhideWhenUsed="0"/>
-    <w:lsdException w:name="Table Grid 1" w:semiHidden="0" w:uiPriority="0" w:unhideWhenUsed="0"/>
-    <w:lsdException w:name="Table Grid 2" w:semiHidden="0" w:uiPriority="0" w:unhideWhenUsed="0"/>
-    <w:lsdException w:name="Table Grid 3" w:semiHidden="0" w:uiPriority="0" w:unhideWhenUsed="0"/>
-    <w:lsdException w:name="Table Grid 4" w:semiHidden="0" w:uiPriority="0" w:unhideWhenUsed="0"/>
-    <w:lsdException w:name="Table Grid 5" w:semiHidden="0" w:uiPriority="0" w:unhideWhenUsed="0"/>
-    <w:lsdException w:name="Table Grid 6" w:semiHidden="0" w:uiPriority="0" w:unhideWhenUsed="0"/>
-    <w:lsdException w:name="Table Grid 7" w:semiHidden="0" w:uiPriority="0" w:unhideWhenUsed="0"/>
-    <w:lsdException w:name="Table Grid 8" w:semiHidden="0" w:uiPriority="0" w:unhideWhenUsed="0"/>
-    <w:lsdException w:name="Table List 1" w:semiHidden="0" w:uiPriority="0" w:unhideWhenUsed="0"/>
-    <w:lsdException w:name="Table List 2" w:semiHidden="0" w:uiPriority="0" w:unhideWhenUsed="0"/>
-    <w:lsdException w:name="Table List 3" w:semiHidden="0" w:uiPriority="0" w:unhideWhenUsed="0"/>
-    <w:lsdException w:name="Table List 4" w:semiHidden="0" w:uiPriority="0" w:unhideWhenUsed="0"/>
-    <w:lsdException w:name="Table List 5" w:semiHidden="0" w:uiPriority="0" w:unhideWhenUsed="0"/>
-    <w:lsdException w:name="Table List 6" w:semiHidden="0" w:uiPriority="0" w:unhideWhenUsed="0"/>
-    <w:lsdException w:name="Table List 7" w:semiHidden="0" w:uiPriority="0" w:unhideWhenUsed="0"/>
-    <w:lsdException w:name="Table List 8" w:semiHidden="0" w:uiPriority="0" w:unhideWhenUsed="0"/>
-    <w:lsdException w:name="Table 3D effects 1" w:semiHidden="0" w:uiPriority="0" w:unhideWhenUsed="0"/>
-    <w:lsdException w:name="Table 3D effects 2" w:semiHidden="0" w:uiPriority="0" w:unhideWhenUsed="0"/>
-    <w:lsdException w:name="Table 3D effects 3" w:semiHidden="0" w:uiPriority="0" w:unhideWhenUsed="0"/>
-    <w:lsdException w:name="Table Contemporary" w:semiHidden="0" w:uiPriority="0" w:unhideWhenUsed="0"/>
-    <w:lsdException w:name="Table Elegant" w:semiHidden="0" w:uiPriority="0" w:unhideWhenUsed="0"/>
-    <w:lsdException w:name="Table Professional" w:semiHidden="0" w:uiPriority="0" w:unhideWhenUsed="0"/>
-    <w:lsdException w:name="Table Subtle 1" w:semiHidden="0" w:uiPriority="0" w:unhideWhenUsed="0"/>
-    <w:lsdException w:name="Table Subtle 2" w:semiHidden="0" w:uiPriority="0" w:unhideWhenUsed="0"/>
-    <w:lsdException w:name="Table Web 1" w:semiHidden="0" w:uiPriority="0" w:unhideWhenUsed="0"/>
-    <w:lsdException w:name="Table Web 2" w:semiHidden="0" w:uiPriority="0" w:unhideWhenUsed="0"/>
-    <w:lsdException w:name="Table Web 3" w:semiHidden="0" w:uiPriority="0" w:unhideWhenUsed="0"/>
-    <w:lsdException w:name="Balloon Text" w:semiHidden="0" w:uiPriority="0" w:unhideWhenUsed="0"/>
-    <w:lsdException w:name="Table Grid" w:semiHidden="0" w:uiPriority="0" w:unhideWhenUsed="0" w:qFormat="1"/>
-    <w:lsdException w:name="Table Theme" w:semiHidden="0" w:uiPriority="0" w:unhideWhenUsed="0"/>
-    <w:lsdException w:name="Light Shading" w:semiHidden="0" w:uiPriority="60" w:unhideWhenUsed="0"/>
-    <w:lsdException w:name="Light List" w:semiHidden="0" w:uiPriority="61" w:unhideWhenUsed="0"/>
-    <w:lsdException w:name="Light Grid" w:semiHidden="0" w:uiPriority="62" w:unhideWhenUsed="0"/>
-    <w:lsdException w:name="Medium Shading 1" w:semiHidden="0" w:uiPriority="63" w:unhideWhenUsed="0"/>
-    <w:lsdException w:name="Medium Shading 2" w:semiHidden="0" w:uiPriority="64" w:unhideWhenUsed="0"/>
-    <w:lsdException w:name="Medium List 1" w:semiHidden="0" w:uiPriority="65" w:unhideWhenUsed="0"/>
-    <w:lsdException w:name="Medium List 2" w:semiHidden="0" w:uiPriority="66" w:unhideWhenUsed="0"/>
-    <w:lsdException w:name="Medium Grid 1" w:semiHidden="0" w:uiPriority="67" w:unhideWhenUsed="0"/>
-    <w:lsdException w:name="Medium Grid 2" w:semiHidden="0" w:uiPriority="68" w:unhideWhenUsed="0"/>
-    <w:lsdException w:name="Medium Grid 3" w:semiHidden="0" w:uiPriority="69" w:unhideWhenUsed="0"/>
-    <w:lsdException w:name="Dark List" w:semiHidden="0" w:uiPriority="70" w:unhideWhenUsed="0"/>
-    <w:lsdException w:name="Colorful Shading" w:semiHidden="0" w:uiPriority="71" w:unhideWhenUsed="0"/>
-    <w:lsdException w:name="Colorful List" w:semiHidden="0" w:uiPriority="72" w:unhideWhenUsed="0"/>
-    <w:lsdException w:name="Colorful Grid" w:semiHidden="0" w:uiPriority="73" w:unhideWhenUsed="0"/>
-    <w:lsdException w:name="Light Shading Accent 1" w:semiHidden="0" w:uiPriority="60" w:unhideWhenUsed="0"/>
-    <w:lsdException w:name="Light List Accent 1" w:semiHidden="0" w:uiPriority="61" w:unhideWhenUsed="0"/>
-    <w:lsdException w:name="Light Grid Accent 1" w:semiHidden="0" w:uiPriority="62" w:unhideWhenUsed="0"/>
-    <w:lsdException w:name="Medium Shading 1 Accent 1" w:semiHidden="0" w:uiPriority="63" w:unhideWhenUsed="0"/>
-    <w:lsdException w:name="Medium Shading 2 Accent 1" w:semiHidden="0" w:uiPriority="64" w:unhideWhenUsed="0"/>
-    <w:lsdException w:name="Medium List 1 Accent 1" w:semiHidden="0" w:uiPriority="65" w:unhideWhenUsed="0"/>
-    <w:lsdException w:name="Medium List 2 Accent 1" w:semiHidden="0" w:uiPriority="66" w:unhideWhenUsed="0"/>
-    <w:lsdException w:name="Medium Grid 1 Accent 1" w:semiHidden="0" w:uiPriority="67" w:unhideWhenUsed="0"/>
-    <w:lsdException w:name="Medium Grid 2 Accent 1" w:semiHidden="0" w:uiPriority="68" w:unhideWhenUsed="0"/>
-    <w:lsdException w:name="Medium Grid 3 Accent 1" w:semiHidden="0" w:uiPriority="69" w:unhideWhenUsed="0"/>
-    <w:lsdException w:name="Dark List Accent 1" w:semiHidden="0" w:uiPriority="70" w:unhideWhenUsed="0"/>
-    <w:lsdException w:name="Colorful Shading Accent 1" w:semiHidden="0" w:uiPriority="71" w:unhideWhenUsed="0"/>
-    <w:lsdException w:name="Colorful List Accent 1" w:semiHidden="0" w:uiPriority="72" w:unhideWhenUsed="0"/>
-    <w:lsdException w:name="Colorful Grid Accent 1" w:semiHidden="0" w:uiPriority="73" w:unhideWhenUsed="0"/>
-    <w:lsdException w:name="Light Shading Accent 2" w:semiHidden="0" w:uiPriority="60" w:unhideWhenUsed="0"/>
-    <w:lsdException w:name="Light List Accent 2" w:semiHidden="0" w:uiPriority="61" w:unhideWhenUsed="0"/>
-    <w:lsdException w:name="Light Grid Accent 2" w:semiHidden="0" w:uiPriority="62" w:unhideWhenUsed="0"/>
-    <w:lsdException w:name="Medium Shading 1 Accent 2" w:semiHidden="0" w:uiPriority="63" w:unhideWhenUsed="0"/>
-    <w:lsdException w:name="Medium Shading 2 Accent 2" w:semiHidden="0" w:uiPriority="64" w:unhideWhenUsed="0"/>
-    <w:lsdException w:name="Medium List 1 Accent 2" w:semiHidden="0" w:uiPriority="65" w:unhideWhenUsed="0"/>
-    <w:lsdException w:name="Medium List 2 Accent 2" w:semiHidden="0" w:uiPriority="66" w:unhideWhenUsed="0"/>
-    <w:lsdException w:name="Medium Grid 1 Accent 2" w:semiHidden="0" w:uiPriority="67" w:unhideWhenUsed="0"/>
-    <w:lsdException w:name="Medium Grid 2 Accent 2" w:semiHidden="0" w:uiPriority="68" w:unhideWhenUsed="0"/>
-    <w:lsdException w:name="Medium Grid 3 Accent 2" w:semiHidden="0" w:uiPriority="69" w:unhideWhenUsed="0"/>
-    <w:lsdException w:name="Dark List Accent 2" w:semiHidden="0" w:uiPriority="70" w:unhideWhenUsed="0"/>
-    <w:lsdException w:name="Colorful Shading Accent 2" w:semiHidden="0" w:uiPriority="71" w:unhideWhenUsed="0"/>
-    <w:lsdException w:name="Colorful List Accent 2" w:semiHidden="0" w:uiPriority="72" w:unhideWhenUsed="0"/>
-    <w:lsdException w:name="Colorful Grid Accent 2" w:semiHidden="0" w:uiPriority="73" w:unhideWhenUsed="0"/>
-    <w:lsdException w:name="Light Shading Accent 3" w:semiHidden="0" w:uiPriority="60" w:unhideWhenUsed="0"/>
-    <w:lsdException w:name="Light List Accent 3" w:semiHidden="0" w:uiPriority="61" w:unhideWhenUsed="0"/>
-    <w:lsdException w:name="Light Grid Accent 3" w:semiHidden="0" w:uiPriority="62" w:unhideWhenUsed="0"/>
-    <w:lsdException w:name="Medium Shading 1 Accent 3" w:semiHidden="0" w:uiPriority="63" w:unhideWhenUsed="0"/>
-    <w:lsdException w:name="Medium Shading 2 Accent 3" w:semiHidden="0" w:uiPriority="64" w:unhideWhenUsed="0"/>
-    <w:lsdException w:name="Medium List 1 Accent 3" w:semiHidden="0" w:uiPriority="65" w:unhideWhenUsed="0"/>
-    <w:lsdException w:name="Medium List 2 Accent 3" w:semiHidden="0" w:uiPriority="66" w:unhideWhenUsed="0"/>
-    <w:lsdException w:name="Medium Grid 1 Accent 3" w:semiHidden="0" w:uiPriority="67" w:unhideWhenUsed="0"/>
-    <w:lsdException w:name="Medium Grid 2 Accent 3" w:semiHidden="0" w:uiPriority="68" w:unhideWhenUsed="0"/>
-    <w:lsdException w:name="Medium Grid 3 Accent 3" w:semiHidden="0" w:uiPriority="69" w:unhideWhenUsed="0"/>
-    <w:lsdException w:name="Dark List Accent 3" w:semiHidden="0" w:uiPriority="70" w:unhideWhenUsed="0"/>
-    <w:lsdException w:name="Colorful Shading Accent 3" w:semiHidden="0" w:uiPriority="71" w:unhideWhenUsed="0"/>
-    <w:lsdException w:name="Colorful List Accent 3" w:semiHidden="0" w:uiPriority="72" w:unhideWhenUsed="0"/>
-    <w:lsdException w:name="Colorful Grid Accent 3" w:semiHidden="0" w:uiPriority="73" w:unhideWhenUsed="0"/>
-    <w:lsdException w:name="Light Shading Accent 4" w:semiHidden="0" w:uiPriority="60" w:unhideWhenUsed="0"/>
-    <w:lsdException w:name="Light List Accent 4" w:semiHidden="0" w:uiPriority="61" w:unhideWhenUsed="0"/>
-    <w:lsdException w:name="Light Grid Accent 4" w:semiHidden="0" w:uiPriority="62" w:unhideWhenUsed="0"/>
-    <w:lsdException w:name="Medium Shading 1 Accent 4" w:semiHidden="0" w:uiPriority="63" w:unhideWhenUsed="0"/>
-    <w:lsdException w:name="Medium Shading 2 Accent 4" w:semiHidden="0" w:uiPriority="64" w:unhideWhenUsed="0"/>
-    <w:lsdException w:name="Medium List 1 Accent 4" w:semiHidden="0" w:uiPriority="65" w:unhideWhenUsed="0"/>
-    <w:lsdException w:name="Medium List 2 Accent 4" w:semiHidden="0" w:uiPriority="66" w:unhideWhenUsed="0"/>
-    <w:lsdException w:name="Medium Grid 1 Accent 4" w:semiHidden="0" w:uiPriority="67" w:unhideWhenUsed="0"/>
-    <w:lsdException w:name="Medium Grid 2 Accent 4" w:semiHidden="0" w:uiPriority="68" w:unhideWhenUsed="0"/>
-    <w:lsdException w:name="Medium Grid 3 Accent 4" w:semiHidden="0" w:uiPriority="69" w:unhideWhenUsed="0"/>
-    <w:lsdException w:name="Dark List Accent 4" w:semiHidden="0" w:uiPriority="70" w:unhideWhenUsed="0"/>
-    <w:lsdException w:name="Colorful Shading Accent 4" w:semiHidden="0" w:uiPriority="71" w:unhideWhenUsed="0"/>
-    <w:lsdException w:name="Colorful List Accent 4" w:semiHidden="0" w:uiPriority="72" w:unhideWhenUsed="0"/>
-    <w:lsdException w:name="Colorful Grid Accent 4" w:semiHidden="0" w:uiPriority="73" w:unhideWhenUsed="0"/>
-    <w:lsdException w:name="Light Shading Accent 5" w:semiHidden="0" w:uiPriority="60" w:unhideWhenUsed="0"/>
-    <w:lsdException w:name="Light List Accent 5" w:semiHidden="0" w:uiPriority="61" w:unhideWhenUsed="0"/>
-    <w:lsdException w:name="Light Grid Accent 5" w:semiHidden="0" w:uiPriority="62" w:unhideWhenUsed="0"/>
-    <w:lsdException w:name="Medium Shading 1 Accent 5" w:semiHidden="0" w:uiPriority="63" w:unhideWhenUsed="0"/>
-    <w:lsdException w:name="Medium Shading 2 Accent 5" w:semiHidden="0" w:uiPriority="64" w:unhideWhenUsed="0"/>
-    <w:lsdException w:name="Medium List 1 Accent 5" w:semiHidden="0" w:uiPriority="65" w:unhideWhenUsed="0"/>
-    <w:lsdException w:name="Medium List 2 Accent 5" w:semiHidden="0" w:uiPriority="66" w:unhideWhenUsed="0"/>
-    <w:lsdException w:name="Medium Grid 1 Accent 5" w:semiHidden="0" w:uiPriority="67" w:unhideWhenUsed="0"/>
-    <w:lsdException w:name="Medium Grid 2 Accent 5" w:semiHidden="0" w:uiPriority="68" w:unhideWhenUsed="0"/>
-    <w:lsdException w:name="Medium Grid 3 Accent 5" w:semiHidden="0" w:uiPriority="69" w:unhideWhenUsed="0"/>
-    <w:lsdException w:name="Dark List Accent 5" w:semiHidden="0" w:uiPriority="70" w:unhideWhenUsed="0"/>
-    <w:lsdException w:name="Colorful Shading Accent 5" w:semiHidden="0" w:uiPriority="71" w:unhideWhenUsed="0"/>
-    <w:lsdException w:name="Colorful List Accent 5" w:semiHidden="0" w:uiPriority="72" w:unhideWhenUsed="0"/>
-    <w:lsdException w:name="Colorful Grid Accent 5" w:semiHidden="0" w:uiPriority="73" w:unhideWhenUsed="0"/>
-    <w:lsdException w:name="Light Shading Accent 6" w:semiHidden="0" w:uiPriority="60" w:unhideWhenUsed="0"/>
-    <w:lsdException w:name="Light List Accent 6" w:semiHidden="0" w:uiPriority="61" w:unhideWhenUsed="0"/>
-    <w:lsdException w:name="Light Grid Accent 6" w:semiHidden="0" w:uiPriority="62" w:unhideWhenUsed="0"/>
-    <w:lsdException w:name="Medium Shading 1 Accent 6" w:semiHidden="0" w:uiPriority="63" w:unhideWhenUsed="0"/>
-    <w:lsdException w:name="Medium Shading 2 Accent 6" w:semiHidden="0" w:uiPriority="64" w:unhideWhenUsed="0"/>
-    <w:lsdException w:name="Medium List 1 Accent 6" w:semiHidden="0" w:uiPriority="65" w:unhideWhenUsed="0"/>
-    <w:lsdException w:name="Medium List 2 Accent 6" w:semiHidden="0" w:uiPriority="66" w:unhideWhenUsed="0"/>
-    <w:lsdException w:name="Medium Grid 1 Accent 6" w:semiHidden="0" w:uiPriority="67" w:unhideWhenUsed="0"/>
-    <w:lsdException w:name="Medium Grid 2 Accent 6" w:semiHidden="0" w:uiPriority="68" w:unhideWhenUsed="0"/>
-    <w:lsdException w:name="Medium Grid 3 Accent 6" w:semiHidden="0" w:uiPriority="69" w:unhideWhenUsed="0"/>
-    <w:lsdException w:name="Dark List Accent 6" w:semiHidden="0" w:uiPriority="70" w:unhideWhenUsed="0"/>
-    <w:lsdException w:name="Colorful Shading Accent 6" w:semiHidden="0" w:uiPriority="71" w:unhideWhenUsed="0"/>
-    <w:lsdException w:name="Colorful List Accent 6" w:semiHidden="0" w:uiPriority="72" w:unhideWhenUsed="0"/>
-    <w:lsdException w:name="Colorful Grid Accent 6" w:semiHidden="0" w:uiPriority="73" w:unhideWhenUsed="0"/>
+  <w:latentStyles w:count="260" w:defQFormat="0" w:defUnhideWhenUsed="1" w:defSemiHidden="1" w:defUIPriority="99" w:defLockedState="0">
+    <w:lsdException w:qFormat="1" w:unhideWhenUsed="0" w:uiPriority="0" w:semiHidden="0" w:name="Normal"/>
+    <w:lsdException w:qFormat="1" w:unhideWhenUsed="0" w:uiPriority="0" w:semiHidden="0" w:name="heading 1"/>
+    <w:lsdException w:qFormat="1" w:uiPriority="0" w:semiHidden="0" w:name="heading 2"/>
+    <w:lsdException w:qFormat="1" w:uiPriority="0" w:name="heading 3"/>
+    <w:lsdException w:qFormat="1" w:uiPriority="0" w:semiHidden="0" w:name="heading 4"/>
+    <w:lsdException w:qFormat="1" w:uiPriority="0" w:name="heading 5"/>
+    <w:lsdException w:qFormat="1" w:uiPriority="0" w:name="heading 6"/>
+    <w:lsdException w:qFormat="1" w:uiPriority="0" w:name="heading 7"/>
+    <w:lsdException w:qFormat="1" w:uiPriority="0" w:name="heading 8"/>
+    <w:lsdException w:qFormat="1" w:uiPriority="0" w:name="heading 9"/>
+    <w:lsdException w:unhideWhenUsed="0" w:uiPriority="0" w:semiHidden="0" w:name="index 1"/>
+    <w:lsdException w:unhideWhenUsed="0" w:uiPriority="0" w:semiHidden="0" w:name="index 2"/>
+    <w:lsdException w:unhideWhenUsed="0" w:uiPriority="0" w:semiHidden="0" w:name="index 3"/>
+    <w:lsdException w:unhideWhenUsed="0" w:uiPriority="0" w:semiHidden="0" w:name="index 4"/>
+    <w:lsdException w:unhideWhenUsed="0" w:uiPriority="0" w:semiHidden="0" w:name="index 5"/>
+    <w:lsdException w:unhideWhenUsed="0" w:uiPriority="0" w:semiHidden="0" w:name="index 6"/>
+    <w:lsdException w:unhideWhenUsed="0" w:uiPriority="0" w:semiHidden="0" w:name="index 7"/>
+    <w:lsdException w:unhideWhenUsed="0" w:uiPriority="0" w:semiHidden="0" w:name="index 8"/>
+    <w:lsdException w:unhideWhenUsed="0" w:uiPriority="0" w:semiHidden="0" w:name="index 9"/>
+    <w:lsdException w:qFormat="1" w:unhideWhenUsed="0" w:uiPriority="0" w:semiHidden="0" w:name="toc 1"/>
+    <w:lsdException w:qFormat="1" w:unhideWhenUsed="0" w:uiPriority="0" w:semiHidden="0" w:name="toc 2"/>
+    <w:lsdException w:qFormat="1" w:unhideWhenUsed="0" w:uiPriority="0" w:semiHidden="0" w:name="toc 3"/>
+    <w:lsdException w:unhideWhenUsed="0" w:uiPriority="0" w:semiHidden="0" w:name="toc 4"/>
+    <w:lsdException w:unhideWhenUsed="0" w:uiPriority="0" w:semiHidden="0" w:name="toc 5"/>
+    <w:lsdException w:unhideWhenUsed="0" w:uiPriority="0" w:semiHidden="0" w:name="toc 6"/>
+    <w:lsdException w:unhideWhenUsed="0" w:uiPriority="0" w:semiHidden="0" w:name="toc 7"/>
+    <w:lsdException w:unhideWhenUsed="0" w:uiPriority="0" w:semiHidden="0" w:name="toc 8"/>
+    <w:lsdException w:unhideWhenUsed="0" w:uiPriority="0" w:semiHidden="0" w:name="toc 9"/>
+    <w:lsdException w:unhideWhenUsed="0" w:uiPriority="0" w:semiHidden="0" w:name="Normal Indent"/>
+    <w:lsdException w:unhideWhenUsed="0" w:uiPriority="0" w:semiHidden="0" w:name="footnote text"/>
+    <w:lsdException w:qFormat="1" w:unhideWhenUsed="0" w:uiPriority="0" w:semiHidden="0" w:name="annotation text"/>
+    <w:lsdException w:qFormat="1" w:unhideWhenUsed="0" w:uiPriority="0" w:semiHidden="0" w:name="header"/>
+    <w:lsdException w:qFormat="1" w:unhideWhenUsed="0" w:uiPriority="0" w:semiHidden="0" w:name="footer"/>
+    <w:lsdException w:unhideWhenUsed="0" w:uiPriority="0" w:semiHidden="0" w:name="index heading"/>
+    <w:lsdException w:qFormat="1" w:uiPriority="0" w:name="caption"/>
+    <w:lsdException w:unhideWhenUsed="0" w:uiPriority="0" w:semiHidden="0" w:name="table of figures"/>
+    <w:lsdException w:unhideWhenUsed="0" w:uiPriority="0" w:semiHidden="0" w:name="envelope address"/>
+    <w:lsdException w:unhideWhenUsed="0" w:uiPriority="0" w:semiHidden="0" w:name="envelope return"/>
+    <w:lsdException w:unhideWhenUsed="0" w:uiPriority="0" w:semiHidden="0" w:name="footnote reference"/>
+    <w:lsdException w:unhideWhenUsed="0" w:uiPriority="0" w:semiHidden="0" w:name="annotation reference"/>
+    <w:lsdException w:unhideWhenUsed="0" w:uiPriority="0" w:semiHidden="0" w:name="line number"/>
+    <w:lsdException w:unhideWhenUsed="0" w:uiPriority="0" w:semiHidden="0" w:name="page number"/>
+    <w:lsdException w:unhideWhenUsed="0" w:uiPriority="0" w:semiHidden="0" w:name="endnote reference"/>
+    <w:lsdException w:unhideWhenUsed="0" w:uiPriority="0" w:semiHidden="0" w:name="endnote text"/>
+    <w:lsdException w:unhideWhenUsed="0" w:uiPriority="0" w:semiHidden="0" w:name="table of authorities"/>
+    <w:lsdException w:unhideWhenUsed="0" w:uiPriority="0" w:semiHidden="0" w:name="macro"/>
+    <w:lsdException w:unhideWhenUsed="0" w:uiPriority="0" w:semiHidden="0" w:name="toa heading"/>
+    <w:lsdException w:unhideWhenUsed="0" w:uiPriority="0" w:semiHidden="0" w:name="List"/>
+    <w:lsdException w:unhideWhenUsed="0" w:uiPriority="0" w:semiHidden="0" w:name="List Bullet"/>
+    <w:lsdException w:unhideWhenUsed="0" w:uiPriority="0" w:semiHidden="0" w:name="List Number"/>
+    <w:lsdException w:unhideWhenUsed="0" w:uiPriority="0" w:semiHidden="0" w:name="List 2"/>
+    <w:lsdException w:unhideWhenUsed="0" w:uiPriority="0" w:semiHidden="0" w:name="List 3"/>
+    <w:lsdException w:unhideWhenUsed="0" w:uiPriority="0" w:semiHidden="0" w:name="List 4"/>
+    <w:lsdException w:unhideWhenUsed="0" w:uiPriority="0" w:semiHidden="0" w:name="List 5"/>
+    <w:lsdException w:unhideWhenUsed="0" w:uiPriority="0" w:semiHidden="0" w:name="List Bullet 2"/>
+    <w:lsdException w:unhideWhenUsed="0" w:uiPriority="0" w:semiHidden="0" w:name="List Bullet 3"/>
+    <w:lsdException w:unhideWhenUsed="0" w:uiPriority="0" w:semiHidden="0" w:name="List Bullet 4"/>
+    <w:lsdException w:unhideWhenUsed="0" w:uiPriority="0" w:semiHidden="0" w:name="List Bullet 5"/>
+    <w:lsdException w:unhideWhenUsed="0" w:uiPriority="0" w:semiHidden="0" w:name="List Number 2"/>
+    <w:lsdException w:unhideWhenUsed="0" w:uiPriority="0" w:semiHidden="0" w:name="List Number 3"/>
+    <w:lsdException w:unhideWhenUsed="0" w:uiPriority="0" w:semiHidden="0" w:name="List Number 4"/>
+    <w:lsdException w:unhideWhenUsed="0" w:uiPriority="0" w:semiHidden="0" w:name="List Number 5"/>
+    <w:lsdException w:qFormat="1" w:unhideWhenUsed="0" w:uiPriority="0" w:semiHidden="0" w:name="Title"/>
+    <w:lsdException w:unhideWhenUsed="0" w:uiPriority="0" w:semiHidden="0" w:name="Closing"/>
+    <w:lsdException w:unhideWhenUsed="0" w:uiPriority="0" w:semiHidden="0" w:name="Signature"/>
+    <w:lsdException w:qFormat="1" w:unhideWhenUsed="0" w:uiPriority="0" w:name="Default Paragraph Font"/>
+    <w:lsdException w:qFormat="1" w:unhideWhenUsed="0" w:uiPriority="0" w:name="Body Text"/>
+    <w:lsdException w:unhideWhenUsed="0" w:uiPriority="0" w:semiHidden="0" w:name="Body Text Indent"/>
+    <w:lsdException w:unhideWhenUsed="0" w:uiPriority="0" w:semiHidden="0" w:name="List Continue"/>
+    <w:lsdException w:unhideWhenUsed="0" w:uiPriority="0" w:semiHidden="0" w:name="List Continue 2"/>
+    <w:lsdException w:unhideWhenUsed="0" w:uiPriority="0" w:semiHidden="0" w:name="List Continue 3"/>
+    <w:lsdException w:unhideWhenUsed="0" w:uiPriority="0" w:semiHidden="0" w:name="List Continue 4"/>
+    <w:lsdException w:unhideWhenUsed="0" w:uiPriority="0" w:semiHidden="0" w:name="List Continue 5"/>
+    <w:lsdException w:unhideWhenUsed="0" w:uiPriority="0" w:semiHidden="0" w:name="Message Header"/>
+    <w:lsdException w:qFormat="1" w:unhideWhenUsed="0" w:uiPriority="0" w:semiHidden="0" w:name="Subtitle"/>
+    <w:lsdException w:unhideWhenUsed="0" w:uiPriority="0" w:semiHidden="0" w:name="Salutation"/>
+    <w:lsdException w:unhideWhenUsed="0" w:uiPriority="0" w:semiHidden="0" w:name="Date"/>
+    <w:lsdException w:unhideWhenUsed="0" w:uiPriority="0" w:semiHidden="0" w:name="Body Text First Indent"/>
+    <w:lsdException w:unhideWhenUsed="0" w:uiPriority="0" w:semiHidden="0" w:name="Body Text First Indent 2"/>
+    <w:lsdException w:uiPriority="99" w:name="Note Heading"/>
+    <w:lsdException w:unhideWhenUsed="0" w:uiPriority="0" w:semiHidden="0" w:name="Body Text 2"/>
+    <w:lsdException w:unhideWhenUsed="0" w:uiPriority="0" w:semiHidden="0" w:name="Body Text 3"/>
+    <w:lsdException w:unhideWhenUsed="0" w:uiPriority="0" w:semiHidden="0" w:name="Body Text Indent 2"/>
+    <w:lsdException w:unhideWhenUsed="0" w:uiPriority="0" w:semiHidden="0" w:name="Body Text Indent 3"/>
+    <w:lsdException w:unhideWhenUsed="0" w:uiPriority="0" w:semiHidden="0" w:name="Block Text"/>
+    <w:lsdException w:unhideWhenUsed="0" w:uiPriority="0" w:semiHidden="0" w:name="Hyperlink"/>
+    <w:lsdException w:unhideWhenUsed="0" w:uiPriority="0" w:semiHidden="0" w:name="FollowedHyperlink"/>
+    <w:lsdException w:qFormat="1" w:unhideWhenUsed="0" w:uiPriority="0" w:semiHidden="0" w:name="Strong"/>
+    <w:lsdException w:qFormat="1" w:unhideWhenUsed="0" w:uiPriority="0" w:semiHidden="0" w:name="Emphasis"/>
+    <w:lsdException w:unhideWhenUsed="0" w:uiPriority="0" w:semiHidden="0" w:name="Document Map"/>
+    <w:lsdException w:unhideWhenUsed="0" w:uiPriority="0" w:semiHidden="0" w:name="Plain Text"/>
+    <w:lsdException w:unhideWhenUsed="0" w:uiPriority="0" w:semiHidden="0" w:name="E-mail Signature"/>
+    <w:lsdException w:qFormat="1" w:unhideWhenUsed="0" w:uiPriority="0" w:semiHidden="0" w:name="Normal (Web)"/>
+    <w:lsdException w:unhideWhenUsed="0" w:uiPriority="0" w:semiHidden="0" w:name="HTML Acronym"/>
+    <w:lsdException w:unhideWhenUsed="0" w:uiPriority="0" w:semiHidden="0" w:name="HTML Address"/>
+    <w:lsdException w:unhideWhenUsed="0" w:uiPriority="0" w:semiHidden="0" w:name="HTML Cite"/>
+    <w:lsdException w:unhideWhenUsed="0" w:uiPriority="0" w:semiHidden="0" w:name="HTML Code"/>
+    <w:lsdException w:unhideWhenUsed="0" w:uiPriority="0" w:semiHidden="0" w:name="HTML Definition"/>
+    <w:lsdException w:unhideWhenUsed="0" w:uiPriority="0" w:semiHidden="0" w:name="HTML Keyboard"/>
+    <w:lsdException w:unhideWhenUsed="0" w:uiPriority="0" w:semiHidden="0" w:name="HTML Preformatted"/>
+    <w:lsdException w:unhideWhenUsed="0" w:uiPriority="0" w:semiHidden="0" w:name="HTML Sample"/>
+    <w:lsdException w:unhideWhenUsed="0" w:uiPriority="0" w:semiHidden="0" w:name="HTML Typewriter"/>
+    <w:lsdException w:unhideWhenUsed="0" w:uiPriority="0" w:semiHidden="0" w:name="HTML Variable"/>
+    <w:lsdException w:qFormat="1" w:unhideWhenUsed="0" w:uiPriority="0" w:name="Normal Table"/>
+    <w:lsdException w:unhideWhenUsed="0" w:uiPriority="0" w:semiHidden="0" w:name="annotation subject"/>
+    <w:lsdException w:unhideWhenUsed="0" w:uiPriority="0" w:semiHidden="0" w:name="Table Simple 1"/>
+    <w:lsdException w:unhideWhenUsed="0" w:uiPriority="0" w:semiHidden="0" w:name="Table Simple 2"/>
+    <w:lsdException w:unhideWhenUsed="0" w:uiPriority="0" w:semiHidden="0" w:name="Table Simple 3"/>
+    <w:lsdException w:unhideWhenUsed="0" w:uiPriority="0" w:semiHidden="0" w:name="Table Classic 1"/>
+    <w:lsdException w:unhideWhenUsed="0" w:uiPriority="0" w:semiHidden="0" w:name="Table Classic 2"/>
+    <w:lsdException w:unhideWhenUsed="0" w:uiPriority="0" w:semiHidden="0" w:name="Table Classic 3"/>
+    <w:lsdException w:unhideWhenUsed="0" w:uiPriority="0" w:semiHidden="0" w:name="Table Classic 4"/>
+    <w:lsdException w:unhideWhenUsed="0" w:uiPriority="0" w:semiHidden="0" w:name="Table Colorful 1"/>
+    <w:lsdException w:unhideWhenUsed="0" w:uiPriority="0" w:semiHidden="0" w:name="Table Colorful 2"/>
+    <w:lsdException w:unhideWhenUsed="0" w:uiPriority="0" w:semiHidden="0" w:name="Table Colorful 3"/>
+    <w:lsdException w:unhideWhenUsed="0" w:uiPriority="0" w:semiHidden="0" w:name="Table Columns 1"/>
+    <w:lsdException w:unhideWhenUsed="0" w:uiPriority="0" w:semiHidden="0" w:name="Table Columns 2"/>
+    <w:lsdException w:unhideWhenUsed="0" w:uiPriority="0" w:semiHidden="0" w:name="Table Columns 3"/>
+    <w:lsdException w:unhideWhenUsed="0" w:uiPriority="0" w:semiHidden="0" w:name="Table Columns 4"/>
+    <w:lsdException w:unhideWhenUsed="0" w:uiPriority="0" w:semiHidden="0" w:name="Table Columns 5"/>
+    <w:lsdException w:unhideWhenUsed="0" w:uiPriority="0" w:semiHidden="0" w:name="Table Grid 1"/>
+    <w:lsdException w:unhideWhenUsed="0" w:uiPriority="0" w:semiHidden="0" w:name="Table Grid 2"/>
+    <w:lsdException w:unhideWhenUsed="0" w:uiPriority="0" w:semiHidden="0" w:name="Table Grid 3"/>
+    <w:lsdException w:unhideWhenUsed="0" w:uiPriority="0" w:semiHidden="0" w:name="Table Grid 4"/>
+    <w:lsdException w:unhideWhenUsed="0" w:uiPriority="0" w:semiHidden="0" w:name="Table Grid 5"/>
+    <w:lsdException w:unhideWhenUsed="0" w:uiPriority="0" w:semiHidden="0" w:name="Table Grid 6"/>
+    <w:lsdException w:unhideWhenUsed="0" w:uiPriority="0" w:semiHidden="0" w:name="Table Grid 7"/>
+    <w:lsdException w:unhideWhenUsed="0" w:uiPriority="0" w:semiHidden="0" w:name="Table Grid 8"/>
+    <w:lsdException w:unhideWhenUsed="0" w:uiPriority="0" w:semiHidden="0" w:name="Table List 1"/>
+    <w:lsdException w:unhideWhenUsed="0" w:uiPriority="0" w:semiHidden="0" w:name="Table List 2"/>
+    <w:lsdException w:unhideWhenUsed="0" w:uiPriority="0" w:semiHidden="0" w:name="Table List 3"/>
+    <w:lsdException w:unhideWhenUsed="0" w:uiPriority="0" w:semiHidden="0" w:name="Table List 4"/>
+    <w:lsdException w:unhideWhenUsed="0" w:uiPriority="0" w:semiHidden="0" w:name="Table List 5"/>
+    <w:lsdException w:unhideWhenUsed="0" w:uiPriority="0" w:semiHidden="0" w:name="Table List 6"/>
+    <w:lsdException w:unhideWhenUsed="0" w:uiPriority="0" w:semiHidden="0" w:name="Table List 7"/>
+    <w:lsdException w:unhideWhenUsed="0" w:uiPriority="0" w:semiHidden="0" w:name="Table List 8"/>
+    <w:lsdException w:unhideWhenUsed="0" w:uiPriority="0" w:semiHidden="0" w:name="Table 3D effects 1"/>
+    <w:lsdException w:unhideWhenUsed="0" w:uiPriority="0" w:semiHidden="0" w:name="Table 3D effects 2"/>
+    <w:lsdException w:unhideWhenUsed="0" w:uiPriority="0" w:semiHidden="0" w:name="Table 3D effects 3"/>
+    <w:lsdException w:unhideWhenUsed="0" w:uiPriority="0" w:semiHidden="0" w:name="Table Contemporary"/>
+    <w:lsdException w:unhideWhenUsed="0" w:uiPriority="0" w:semiHidden="0" w:name="Table Elegant"/>
+    <w:lsdException w:unhideWhenUsed="0" w:uiPriority="0" w:semiHidden="0" w:name="Table Professional"/>
+    <w:lsdException w:unhideWhenUsed="0" w:uiPriority="0" w:semiHidden="0" w:name="Table Subtle 1"/>
+    <w:lsdException w:unhideWhenUsed="0" w:uiPriority="0" w:semiHidden="0" w:name="Table Subtle 2"/>
+    <w:lsdException w:unhideWhenUsed="0" w:uiPriority="0" w:semiHidden="0" w:name="Table Web 1"/>
+    <w:lsdException w:unhideWhenUsed="0" w:uiPriority="0" w:semiHidden="0" w:name="Table Web 2"/>
+    <w:lsdException w:unhideWhenUsed="0" w:uiPriority="0" w:semiHidden="0" w:name="Table Web 3"/>
+    <w:lsdException w:unhideWhenUsed="0" w:uiPriority="0" w:semiHidden="0" w:name="Balloon Text"/>
+    <w:lsdException w:qFormat="1" w:unhideWhenUsed="0" w:uiPriority="0" w:semiHidden="0" w:name="Table Grid"/>
+    <w:lsdException w:unhideWhenUsed="0" w:uiPriority="0" w:semiHidden="0" w:name="Table Theme"/>
+    <w:lsdException w:unhideWhenUsed="0" w:uiPriority="60" w:semiHidden="0" w:name="Light Shading"/>
+    <w:lsdException w:unhideWhenUsed="0" w:uiPriority="61" w:semiHidden="0" w:name="Light List"/>
+    <w:lsdException w:unhideWhenUsed="0" w:uiPriority="62" w:semiHidden="0" w:name="Light Grid"/>
+    <w:lsdException w:unhideWhenUsed="0" w:uiPriority="63" w:semiHidden="0" w:name="Medium Shading 1"/>
+    <w:lsdException w:unhideWhenUsed="0" w:uiPriority="64" w:semiHidden="0" w:name="Medium Shading 2"/>
+    <w:lsdException w:unhideWhenUsed="0" w:uiPriority="65" w:semiHidden="0" w:name="Medium List 1"/>
+    <w:lsdException w:unhideWhenUsed="0" w:uiPriority="66" w:semiHidden="0" w:name="Medium List 2"/>
+    <w:lsdException w:unhideWhenUsed="0" w:uiPriority="67" w:semiHidden="0" w:name="Medium Grid 1"/>
+    <w:lsdException w:unhideWhenUsed="0" w:uiPriority="68" w:semiHidden="0" w:name="Medium Grid 2"/>
+    <w:lsdException w:unhideWhenUsed="0" w:uiPriority="69" w:semiHidden="0" w:name="Medium Grid 3"/>
+    <w:lsdException w:unhideWhenUsed="0" w:uiPriority="70" w:semiHidden="0" w:name="Dark List"/>
+    <w:lsdException w:unhideWhenUsed="0" w:uiPriority="71" w:semiHidden="0" w:name="Colorful Shading"/>
+    <w:lsdException w:unhideWhenUsed="0" w:uiPriority="72" w:semiHidden="0" w:name="Colorful List"/>
+    <w:lsdException w:unhideWhenUsed="0" w:uiPriority="73" w:semiHidden="0" w:name="Colorful Grid"/>
+    <w:lsdException w:unhideWhenUsed="0" w:uiPriority="60" w:semiHidden="0" w:name="Light Shading Accent 1"/>
+    <w:lsdException w:unhideWhenUsed="0" w:uiPriority="61" w:semiHidden="0" w:name="Light List Accent 1"/>
+    <w:lsdException w:unhideWhenUsed="0" w:uiPriority="62" w:semiHidden="0" w:name="Light Grid Accent 1"/>
+    <w:lsdException w:unhideWhenUsed="0" w:uiPriority="63" w:semiHidden="0" w:name="Medium Shading 1 Accent 1"/>
+    <w:lsdException w:unhideWhenUsed="0" w:uiPriority="64" w:semiHidden="0" w:name="Medium Shading 2 Accent 1"/>
+    <w:lsdException w:unhideWhenUsed="0" w:uiPriority="65" w:semiHidden="0" w:name="Medium List 1 Accent 1"/>
+    <w:lsdException w:unhideWhenUsed="0" w:uiPriority="66" w:semiHidden="0" w:name="Medium List 2 Accent 1"/>
+    <w:lsdException w:unhideWhenUsed="0" w:uiPriority="67" w:semiHidden="0" w:name="Medium Grid 1 Accent 1"/>
+    <w:lsdException w:unhideWhenUsed="0" w:uiPriority="68" w:semiHidden="0" w:name="Medium Grid 2 Accent 1"/>
+    <w:lsdException w:unhideWhenUsed="0" w:uiPriority="69" w:semiHidden="0" w:name="Medium Grid 3 Accent 1"/>
+    <w:lsdException w:unhideWhenUsed="0" w:uiPriority="70" w:semiHidden="0" w:name="Dark List Accent 1"/>
+    <w:lsdException w:unhideWhenUsed="0" w:uiPriority="71" w:semiHidden="0" w:name="Colorful Shading Accent 1"/>
+    <w:lsdException w:unhideWhenUsed="0" w:uiPriority="72" w:semiHidden="0" w:name="Colorful List Accent 1"/>
+    <w:lsdException w:unhideWhenUsed="0" w:uiPriority="73" w:semiHidden="0" w:name="Colorful Grid Accent 1"/>
+    <w:lsdException w:unhideWhenUsed="0" w:uiPriority="60" w:semiHidden="0" w:name="Light Shading Accent 2"/>
+    <w:lsdException w:unhideWhenUsed="0" w:uiPriority="61" w:semiHidden="0" w:name="Light List Accent 2"/>
+    <w:lsdException w:unhideWhenUsed="0" w:uiPriority="62" w:semiHidden="0" w:name="Light Grid Accent 2"/>
+    <w:lsdException w:unhideWhenUsed="0" w:uiPriority="63" w:semiHidden="0" w:name="Medium Shading 1 Accent 2"/>
+    <w:lsdException w:unhideWhenUsed="0" w:uiPriority="64" w:semiHidden="0" w:name="Medium Shading 2 Accent 2"/>
+    <w:lsdException w:unhideWhenUsed="0" w:uiPriority="65" w:semiHidden="0" w:name="Medium List 1 Accent 2"/>
+    <w:lsdException w:unhideWhenUsed="0" w:uiPriority="66" w:semiHidden="0" w:name="Medium List 2 Accent 2"/>
+    <w:lsdException w:unhideWhenUsed="0" w:uiPriority="67" w:semiHidden="0" w:name="Medium Grid 1 Accent 2"/>
+    <w:lsdException w:unhideWhenUsed="0" w:uiPriority="68" w:semiHidden="0" w:name="Medium Grid 2 Accent 2"/>
+    <w:lsdException w:unhideWhenUsed="0" w:uiPriority="69" w:semiHidden="0" w:name="Medium Grid 3 Accent 2"/>
+    <w:lsdException w:unhideWhenUsed="0" w:uiPriority="70" w:semiHidden="0" w:name="Dark List Accent 2"/>
+    <w:lsdException w:unhideWhenUsed="0" w:uiPriority="71" w:semiHidden="0" w:name="Colorful Shading Accent 2"/>
+    <w:lsdException w:unhideWhenUsed="0" w:uiPriority="72" w:semiHidden="0" w:name="Colorful List Accent 2"/>
+    <w:lsdException w:unhideWhenUsed="0" w:uiPriority="73" w:semiHidden="0" w:name="Colorful Grid Accent 2"/>
+    <w:lsdException w:unhideWhenUsed="0" w:uiPriority="60" w:semiHidden="0" w:name="Light Shading Accent 3"/>
+    <w:lsdException w:unhideWhenUsed="0" w:uiPriority="61" w:semiHidden="0" w:name="Light List Accent 3"/>
+    <w:lsdException w:unhideWhenUsed="0" w:uiPriority="62" w:semiHidden="0" w:name="Light Grid Accent 3"/>
+    <w:lsdException w:unhideWhenUsed="0" w:uiPriority="63" w:semiHidden="0" w:name="Medium Shading 1 Accent 3"/>
+    <w:lsdException w:unhideWhenUsed="0" w:uiPriority="64" w:semiHidden="0" w:name="Medium Shading 2 Accent 3"/>
+    <w:lsdException w:unhideWhenUsed="0" w:uiPriority="65" w:semiHidden="0" w:name="Medium List 1 Accent 3"/>
+    <w:lsdException w:unhideWhenUsed="0" w:uiPriority="66" w:semiHidden="0" w:name="Medium List 2 Accent 3"/>
+    <w:lsdException w:unhideWhenUsed="0" w:uiPriority="67" w:semiHidden="0" w:name="Medium Grid 1 Accent 3"/>
+    <w:lsdException w:unhideWhenUsed="0" w:uiPriority="68" w:semiHidden="0" w:name="Medium Grid 2 Accent 3"/>
+    <w:lsdException w:unhideWhenUsed="0" w:uiPriority="69" w:semiHidden="0" w:name="Medium Grid 3 Accent 3"/>
+    <w:lsdException w:unhideWhenUsed="0" w:uiPriority="70" w:semiHidden="0" w:name="Dark List Accent 3"/>
+    <w:lsdException w:unhideWhenUsed="0" w:uiPriority="71" w:semiHidden="0" w:name="Colorful Shading Accent 3"/>
+    <w:lsdException w:unhideWhenUsed="0" w:uiPriority="72" w:semiHidden="0" w:name="Colorful List Accent 3"/>
+    <w:lsdException w:unhideWhenUsed="0" w:uiPriority="73" w:semiHidden="0" w:name="Colorful Grid Accent 3"/>
+    <w:lsdException w:unhideWhenUsed="0" w:uiPriority="60" w:semiHidden="0" w:name="Light Shading Accent 4"/>
+    <w:lsdException w:unhideWhenUsed="0" w:uiPriority="61" w:semiHidden="0" w:name="Light List Accent 4"/>
+    <w:lsdException w:unhideWhenUsed="0" w:uiPriority="62" w:semiHidden="0" w:name="Light Grid Accent 4"/>
+    <w:lsdException w:unhideWhenUsed="0" w:uiPriority="63" w:semiHidden="0" w:name="Medium Shading 1 Accent 4"/>
+    <w:lsdException w:unhideWhenUsed="0" w:uiPriority="64" w:semiHidden="0" w:name="Medium Shading 2 Accent 4"/>
+    <w:lsdException w:unhideWhenUsed="0" w:uiPriority="65" w:semiHidden="0" w:name="Medium List 1 Accent 4"/>
+    <w:lsdException w:unhideWhenUsed="0" w:uiPriority="66" w:semiHidden="0" w:name="Medium List 2 Accent 4"/>
+    <w:lsdException w:unhideWhenUsed="0" w:uiPriority="67" w:semiHidden="0" w:name="Medium Grid 1 Accent 4"/>
+    <w:lsdException w:unhideWhenUsed="0" w:uiPriority="68" w:semiHidden="0" w:name="Medium Grid 2 Accent 4"/>
+    <w:lsdException w:unhideWhenUsed="0" w:uiPriority="69" w:semiHidden="0" w:name="Medium Grid 3 Accent 4"/>
+    <w:lsdException w:unhideWhenUsed="0" w:uiPriority="70" w:semiHidden="0" w:name="Dark List Accent 4"/>
+    <w:lsdException w:unhideWhenUsed="0" w:uiPriority="71" w:semiHidden="0" w:name="Colorful Shading Accent 4"/>
+    <w:lsdException w:unhideWhenUsed="0" w:uiPriority="72" w:semiHidden="0" w:name="Colorful List Accent 4"/>
+    <w:lsdException w:unhideWhenUsed="0" w:uiPriority="73" w:semiHidden="0" w:name="Colorful Grid Accent 4"/>
+    <w:lsdException w:unhideWhenUsed="0" w:uiPriority="60" w:semiHidden="0" w:name="Light Shading Accent 5"/>
+    <w:lsdException w:unhideWhenUsed="0" w:uiPriority="61" w:semiHidden="0" w:name="Light List Accent 5"/>
+    <w:lsdException w:unhideWhenUsed="0" w:uiPriority="62" w:semiHidden="0" w:name="Light Grid Accent 5"/>
+    <w:lsdException w:unhideWhenUsed="0" w:uiPriority="63" w:semiHidden="0" w:name="Medium Shading 1 Accent 5"/>
+    <w:lsdException w:unhideWhenUsed="0" w:uiPriority="64" w:semiHidden="0" w:name="Medium Shading 2 Accent 5"/>
+    <w:lsdException w:unhideWhenUsed="0" w:uiPriority="65" w:semiHidden="0" w:name="Medium List 1 Accent 5"/>
+    <w:lsdException w:unhideWhenUsed="0" w:uiPriority="66" w:semiHidden="0" w:name="Medium List 2 Accent 5"/>
+    <w:lsdException w:unhideWhenUsed="0" w:uiPriority="67" w:semiHidden="0" w:name="Medium Grid 1 Accent 5"/>
+    <w:lsdException w:unhideWhenUsed="0" w:uiPriority="68" w:semiHidden="0" w:name="Medium Grid 2 Accent 5"/>
+    <w:lsdException w:unhideWhenUsed="0" w:uiPriority="69" w:semiHidden="0" w:name="Medium Grid 3 Accent 5"/>
+    <w:lsdException w:unhideWhenUsed="0" w:uiPriority="70" w:semiHidden="0" w:name="Dark List Accent 5"/>
+    <w:lsdException w:unhideWhenUsed="0" w:uiPriority="71" w:semiHidden="0" w:name="Colorful Shading Accent 5"/>
+    <w:lsdException w:unhideWhenUsed="0" w:uiPriority="72" w:semiHidden="0" w:name="Colorful List Accent 5"/>
+    <w:lsdException w:unhideWhenUsed="0" w:uiPriority="73" w:semiHidden="0" w:name="Colorful Grid Accent 5"/>
+    <w:lsdException w:unhideWhenUsed="0" w:uiPriority="60" w:semiHidden="0" w:name="Light Shading Accent 6"/>
+    <w:lsdException w:unhideWhenUsed="0" w:uiPriority="61" w:semiHidden="0" w:name="Light List Accent 6"/>
+    <w:lsdException w:unhideWhenUsed="0" w:uiPriority="62" w:semiHidden="0" w:name="Light Grid Accent 6"/>
+    <w:lsdException w:unhideWhenUsed="0" w:uiPriority="63" w:semiHidden="0" w:name="Medium Shading 1 Accent 6"/>
+    <w:lsdException w:unhideWhenUsed="0" w:uiPriority="64" w:semiHidden="0" w:name="Medium Shading 2 Accent 6"/>
+    <w:lsdException w:unhideWhenUsed="0" w:uiPriority="65" w:semiHidden="0" w:name="Medium List 1 Accent 6"/>
+    <w:lsdException w:unhideWhenUsed="0" w:uiPriority="66" w:semiHidden="0" w:name="Medium List 2 Accent 6"/>
+    <w:lsdException w:unhideWhenUsed="0" w:uiPriority="67" w:semiHidden="0" w:name="Medium Grid 1 Accent 6"/>
+    <w:lsdException w:unhideWhenUsed="0" w:uiPriority="68" w:semiHidden="0" w:name="Medium Grid 2 Accent 6"/>
+    <w:lsdException w:unhideWhenUsed="0" w:uiPriority="69" w:semiHidden="0" w:name="Medium Grid 3 Accent 6"/>
+    <w:lsdException w:unhideWhenUsed="0" w:uiPriority="70" w:semiHidden="0" w:name="Dark List Accent 6"/>
+    <w:lsdException w:unhideWhenUsed="0" w:uiPriority="71" w:semiHidden="0" w:name="Colorful Shading Accent 6"/>
+    <w:lsdException w:unhideWhenUsed="0" w:uiPriority="72" w:semiHidden="0" w:name="Colorful List Accent 6"/>
+    <w:lsdException w:unhideWhenUsed="0" w:uiPriority="73" w:semiHidden="0" w:name="Colorful Grid Accent 6"/>
   </w:latentStyles>
-  <w:style w:type="paragraph" w:default="1" w:styleId="Normal">
+  <w:style w:type="paragraph" w:default="1" w:styleId="1">
     <w:name w:val="Normal"/>
     <w:qFormat/>
+    <w:uiPriority w:val="0"/>
     <w:pPr>
       <w:kinsoku w:val="0"/>
       <w:autoSpaceDE w:val="0"/>
@@ -5139,7 +5233,7 @@
       <w:textAlignment w:val="baseline"/>
     </w:pPr>
     <w:rPr>
-      <w:rFonts w:ascii="Arial" w:eastAsia="宋体" w:hAnsi="Arial" w:cs="Arial"/>
+      <w:rFonts w:ascii="Arial" w:hAnsi="Arial" w:eastAsia="宋体" w:cs="Arial"/>
       <w:snapToGrid w:val="0"/>
       <w:color w:val="000000"/>
       <w:kern w:val="0"/>
@@ -5148,12 +5242,13 @@
       <w:lang w:val="en-US" w:eastAsia="en-US" w:bidi="ar-SA"/>
     </w:rPr>
   </w:style>
-  <w:style w:type="paragraph" w:styleId="Heading1">
+  <w:style w:type="paragraph" w:styleId="2">
     <w:name w:val="heading 1"/>
-    <w:basedOn w:val="Normal"/>
-    <w:next w:val="Normal"/>
-    <w:link w:val="1Char0"/>
+    <w:basedOn w:val="1"/>
+    <w:next w:val="1"/>
+    <w:link w:val="45"/>
     <w:qFormat/>
+    <w:uiPriority w:val="0"/>
     <w:pPr>
       <w:keepNext/>
       <w:keepLines/>
@@ -5171,12 +5266,13 @@
       <w:sz w:val="44"/>
     </w:rPr>
   </w:style>
-  <w:style w:type="paragraph" w:styleId="Heading2">
+  <w:style w:type="paragraph" w:styleId="3">
     <w:name w:val="heading 2"/>
-    <w:basedOn w:val="Normal"/>
-    <w:next w:val="Normal"/>
+    <w:basedOn w:val="1"/>
+    <w:next w:val="1"/>
     <w:unhideWhenUsed/>
     <w:qFormat/>
+    <w:uiPriority w:val="0"/>
     <w:pPr>
       <w:keepNext/>
       <w:keepLines/>
@@ -5189,18 +5285,19 @@
       <w:outlineLvl w:val="1"/>
     </w:pPr>
     <w:rPr>
-      <w:rFonts w:ascii="Arial" w:eastAsia="黑体" w:hAnsi="Arial"/>
+      <w:rFonts w:ascii="Arial" w:hAnsi="Arial" w:eastAsia="黑体"/>
       <w:b/>
       <w:sz w:val="32"/>
     </w:rPr>
   </w:style>
-  <w:style w:type="paragraph" w:styleId="Heading3">
+  <w:style w:type="paragraph" w:styleId="4">
     <w:name w:val="heading 3"/>
-    <w:basedOn w:val="Normal"/>
-    <w:next w:val="Normal"/>
+    <w:basedOn w:val="1"/>
+    <w:next w:val="1"/>
     <w:semiHidden/>
     <w:unhideWhenUsed/>
     <w:qFormat/>
+    <w:uiPriority w:val="0"/>
     <w:pPr>
       <w:keepNext/>
       <w:keepLines/>
@@ -5217,12 +5314,13 @@
       <w:sz w:val="32"/>
     </w:rPr>
   </w:style>
-  <w:style w:type="paragraph" w:styleId="Heading4">
+  <w:style w:type="paragraph" w:styleId="5">
     <w:name w:val="heading 4"/>
-    <w:basedOn w:val="Normal"/>
-    <w:next w:val="Normal"/>
+    <w:basedOn w:val="1"/>
+    <w:next w:val="1"/>
     <w:unhideWhenUsed/>
     <w:qFormat/>
+    <w:uiPriority w:val="0"/>
     <w:pPr>
       <w:keepNext/>
       <w:keepLines/>
@@ -5235,18 +5333,19 @@
       <w:outlineLvl w:val="3"/>
     </w:pPr>
     <w:rPr>
-      <w:rFonts w:ascii="Arial" w:eastAsia="黑体" w:hAnsi="Arial"/>
+      <w:rFonts w:ascii="Arial" w:hAnsi="Arial" w:eastAsia="黑体"/>
       <w:b/>
       <w:sz w:val="28"/>
     </w:rPr>
   </w:style>
-  <w:style w:type="paragraph" w:styleId="Heading5">
+  <w:style w:type="paragraph" w:styleId="6">
     <w:name w:val="heading 5"/>
-    <w:basedOn w:val="Normal"/>
-    <w:next w:val="Normal"/>
+    <w:basedOn w:val="1"/>
+    <w:next w:val="1"/>
     <w:semiHidden/>
     <w:unhideWhenUsed/>
     <w:qFormat/>
+    <w:uiPriority w:val="0"/>
     <w:pPr>
       <w:keepNext/>
       <w:keepLines/>
@@ -5263,13 +5362,14 @@
       <w:sz w:val="28"/>
     </w:rPr>
   </w:style>
-  <w:style w:type="paragraph" w:styleId="Heading6">
+  <w:style w:type="paragraph" w:styleId="7">
     <w:name w:val="heading 6"/>
-    <w:basedOn w:val="Normal"/>
-    <w:next w:val="Normal"/>
+    <w:basedOn w:val="1"/>
+    <w:next w:val="1"/>
     <w:semiHidden/>
     <w:unhideWhenUsed/>
     <w:qFormat/>
+    <w:uiPriority w:val="0"/>
     <w:pPr>
       <w:keepNext/>
       <w:keepLines/>
@@ -5282,18 +5382,19 @@
       <w:outlineLvl w:val="5"/>
     </w:pPr>
     <w:rPr>
-      <w:rFonts w:ascii="Arial" w:eastAsia="黑体" w:hAnsi="Arial"/>
+      <w:rFonts w:ascii="Arial" w:hAnsi="Arial" w:eastAsia="黑体"/>
       <w:b/>
       <w:sz w:val="24"/>
     </w:rPr>
   </w:style>
-  <w:style w:type="paragraph" w:styleId="Heading7">
+  <w:style w:type="paragraph" w:styleId="8">
     <w:name w:val="heading 7"/>
-    <w:basedOn w:val="Normal"/>
-    <w:next w:val="Normal"/>
+    <w:basedOn w:val="1"/>
+    <w:next w:val="1"/>
     <w:semiHidden/>
     <w:unhideWhenUsed/>
     <w:qFormat/>
+    <w:uiPriority w:val="0"/>
     <w:pPr>
       <w:keepNext/>
       <w:keepLines/>
@@ -5310,13 +5411,14 @@
       <w:sz w:val="24"/>
     </w:rPr>
   </w:style>
-  <w:style w:type="paragraph" w:styleId="Heading8">
+  <w:style w:type="paragraph" w:styleId="9">
     <w:name w:val="heading 8"/>
-    <w:basedOn w:val="Normal"/>
-    <w:next w:val="Normal"/>
+    <w:basedOn w:val="1"/>
+    <w:next w:val="1"/>
     <w:semiHidden/>
     <w:unhideWhenUsed/>
     <w:qFormat/>
+    <w:uiPriority w:val="0"/>
     <w:pPr>
       <w:keepNext/>
       <w:keepLines/>
@@ -5329,17 +5431,18 @@
       <w:outlineLvl w:val="7"/>
     </w:pPr>
     <w:rPr>
-      <w:rFonts w:ascii="Arial" w:eastAsia="黑体" w:hAnsi="Arial"/>
+      <w:rFonts w:ascii="Arial" w:hAnsi="Arial" w:eastAsia="黑体"/>
       <w:sz w:val="24"/>
     </w:rPr>
   </w:style>
-  <w:style w:type="paragraph" w:styleId="Heading9">
+  <w:style w:type="paragraph" w:styleId="10">
     <w:name w:val="heading 9"/>
-    <w:basedOn w:val="Normal"/>
-    <w:next w:val="Normal"/>
+    <w:basedOn w:val="1"/>
+    <w:next w:val="1"/>
     <w:semiHidden/>
     <w:unhideWhenUsed/>
     <w:qFormat/>
+    <w:uiPriority w:val="0"/>
     <w:pPr>
       <w:keepNext/>
       <w:keepLines/>
@@ -5352,19 +5455,21 @@
       <w:outlineLvl w:val="8"/>
     </w:pPr>
     <w:rPr>
-      <w:rFonts w:ascii="Arial" w:eastAsia="黑体" w:hAnsi="Arial"/>
+      <w:rFonts w:ascii="Arial" w:hAnsi="Arial" w:eastAsia="黑体"/>
       <w:sz w:val="21"/>
     </w:rPr>
   </w:style>
-  <w:style w:type="character" w:default="1" w:styleId="DefaultParagraphFont">
+  <w:style w:type="character" w:default="1" w:styleId="22">
     <w:name w:val="Default Paragraph Font"/>
     <w:semiHidden/>
     <w:qFormat/>
+    <w:uiPriority w:val="0"/>
   </w:style>
-  <w:style w:type="table" w:default="1" w:styleId="TableNormal">
+  <w:style w:type="table" w:default="1" w:styleId="20">
     <w:name w:val="Normal Table"/>
     <w:semiHidden/>
     <w:qFormat/>
+    <w:uiPriority w:val="0"/>
     <w:tblPr>
       <w:tblCellMar>
         <w:top w:w="0" w:type="dxa"/>
@@ -5374,39 +5479,43 @@
       </w:tblCellMar>
     </w:tblPr>
   </w:style>
-  <w:style w:type="paragraph" w:styleId="CommentText">
+  <w:style w:type="paragraph" w:styleId="11">
     <w:name w:val="annotation text"/>
-    <w:basedOn w:val="Normal"/>
+    <w:basedOn w:val="1"/>
     <w:qFormat/>
+    <w:uiPriority w:val="0"/>
     <w:pPr>
       <w:jc w:val="left"/>
     </w:pPr>
   </w:style>
-  <w:style w:type="paragraph" w:styleId="BodyText">
+  <w:style w:type="paragraph" w:styleId="12">
     <w:name w:val="Body Text"/>
-    <w:basedOn w:val="Normal"/>
+    <w:basedOn w:val="1"/>
     <w:semiHidden/>
     <w:qFormat/>
+    <w:uiPriority w:val="0"/>
     <w:rPr>
-      <w:rFonts w:ascii="Arial" w:eastAsia="Arial" w:hAnsi="Arial" w:cs="Arial"/>
+      <w:rFonts w:ascii="Arial" w:hAnsi="Arial" w:eastAsia="Arial" w:cs="Arial"/>
       <w:sz w:val="21"/>
       <w:szCs w:val="21"/>
       <w:lang w:val="en-US" w:eastAsia="en-US" w:bidi="ar-SA"/>
     </w:rPr>
   </w:style>
-  <w:style w:type="paragraph" w:styleId="TOC3">
+  <w:style w:type="paragraph" w:styleId="13">
     <w:name w:val="toc 3"/>
-    <w:basedOn w:val="Normal"/>
-    <w:next w:val="Normal"/>
+    <w:basedOn w:val="1"/>
+    <w:next w:val="1"/>
     <w:qFormat/>
+    <w:uiPriority w:val="0"/>
     <w:pPr>
       <w:ind w:left="840" w:leftChars="400"/>
     </w:pPr>
   </w:style>
-  <w:style w:type="paragraph" w:styleId="Footer">
+  <w:style w:type="paragraph" w:styleId="14">
     <w:name w:val="footer"/>
-    <w:basedOn w:val="Normal"/>
+    <w:basedOn w:val="1"/>
     <w:qFormat/>
+    <w:uiPriority w:val="0"/>
     <w:pPr>
       <w:tabs>
         <w:tab w:val="center" w:pos="4153"/>
@@ -5419,16 +5528,17 @@
       <w:sz w:val="18"/>
     </w:rPr>
   </w:style>
-  <w:style w:type="paragraph" w:styleId="Header">
+  <w:style w:type="paragraph" w:styleId="15">
     <w:name w:val="header"/>
-    <w:basedOn w:val="Normal"/>
+    <w:basedOn w:val="1"/>
     <w:qFormat/>
+    <w:uiPriority w:val="0"/>
     <w:pPr>
       <w:pBdr>
-        <w:top w:val="nil"/>
-        <w:left w:val="nil"/>
-        <w:bottom w:val="nil"/>
-        <w:right w:val="nil"/>
+        <w:top w:val="none" w:color="auto" w:sz="0" w:space="0"/>
+        <w:left w:val="none" w:color="auto" w:sz="0" w:space="0"/>
+        <w:bottom w:val="none" w:color="auto" w:sz="0" w:space="0"/>
+        <w:right w:val="none" w:color="auto" w:sz="0" w:space="0"/>
       </w:pBdr>
       <w:tabs>
         <w:tab w:val="center" w:pos="4153"/>
@@ -5443,37 +5553,41 @@
       <w:sz w:val="18"/>
     </w:rPr>
   </w:style>
-  <w:style w:type="paragraph" w:styleId="TOC1">
+  <w:style w:type="paragraph" w:styleId="16">
     <w:name w:val="toc 1"/>
-    <w:basedOn w:val="Normal"/>
-    <w:next w:val="Normal"/>
+    <w:basedOn w:val="1"/>
+    <w:next w:val="1"/>
     <w:qFormat/>
+    <w:uiPriority w:val="0"/>
     <w:rPr>
-      <w:rFonts w:ascii="Arial" w:eastAsia="Microsoft JhengHei" w:hAnsi="Arial"/>
+      <w:rFonts w:ascii="Arial" w:hAnsi="Arial" w:eastAsia="Microsoft JhengHei"/>
       <w:sz w:val="24"/>
     </w:rPr>
   </w:style>
-  <w:style w:type="paragraph" w:styleId="TOC2">
+  <w:style w:type="paragraph" w:styleId="17">
     <w:name w:val="toc 2"/>
-    <w:basedOn w:val="Normal"/>
-    <w:next w:val="Normal"/>
+    <w:basedOn w:val="1"/>
+    <w:next w:val="1"/>
     <w:qFormat/>
+    <w:uiPriority w:val="0"/>
     <w:pPr>
       <w:ind w:left="420" w:leftChars="200"/>
     </w:pPr>
   </w:style>
-  <w:style w:type="paragraph" w:styleId="NormalWeb">
+  <w:style w:type="paragraph" w:styleId="18">
     <w:name w:val="Normal (Web)"/>
-    <w:basedOn w:val="Normal"/>
+    <w:basedOn w:val="1"/>
     <w:qFormat/>
+    <w:uiPriority w:val="0"/>
     <w:rPr>
       <w:sz w:val="24"/>
     </w:rPr>
   </w:style>
-  <w:style w:type="paragraph" w:styleId="Title">
+  <w:style w:type="paragraph" w:styleId="19">
     <w:name w:val="Title"/>
-    <w:basedOn w:val="Normal"/>
+    <w:basedOn w:val="1"/>
     <w:qFormat/>
+    <w:uiPriority w:val="0"/>
     <w:pPr>
       <w:spacing w:before="240" w:beforeLines="0" w:beforeAutospacing="0" w:after="60" w:afterLines="0" w:afterAutospacing="0"/>
       <w:jc w:val="center"/>
@@ -5485,68 +5599,73 @@
       <w:sz w:val="32"/>
     </w:rPr>
   </w:style>
-  <w:style w:type="table" w:styleId="TableGrid">
+  <w:style w:type="table" w:styleId="21">
     <w:name w:val="Table Grid"/>
-    <w:basedOn w:val="TableNormal"/>
+    <w:basedOn w:val="20"/>
     <w:qFormat/>
+    <w:uiPriority w:val="0"/>
     <w:pPr>
       <w:widowControl w:val="0"/>
       <w:jc w:val="both"/>
     </w:pPr>
     <w:tblPr>
       <w:tblBorders>
-        <w:top w:val="single" w:sz="4" w:space="0" w:color="auto"/>
-        <w:left w:val="single" w:sz="4" w:space="0" w:color="auto"/>
-        <w:bottom w:val="single" w:sz="4" w:space="0" w:color="auto"/>
-        <w:right w:val="single" w:sz="4" w:space="0" w:color="auto"/>
-        <w:insideH w:val="single" w:sz="4" w:space="0" w:color="auto"/>
-        <w:insideV w:val="single" w:sz="4" w:space="0" w:color="auto"/>
+        <w:top w:val="single" w:color="auto" w:sz="4" w:space="0"/>
+        <w:left w:val="single" w:color="auto" w:sz="4" w:space="0"/>
+        <w:bottom w:val="single" w:color="auto" w:sz="4" w:space="0"/>
+        <w:right w:val="single" w:color="auto" w:sz="4" w:space="0"/>
+        <w:insideH w:val="single" w:color="auto" w:sz="4" w:space="0"/>
+        <w:insideV w:val="single" w:color="auto" w:sz="4" w:space="0"/>
       </w:tblBorders>
     </w:tblPr>
   </w:style>
-  <w:style w:type="character" w:styleId="Strong">
+  <w:style w:type="character" w:styleId="23">
     <w:name w:val="Strong"/>
-    <w:basedOn w:val="DefaultParagraphFont"/>
+    <w:basedOn w:val="22"/>
     <w:qFormat/>
+    <w:uiPriority w:val="0"/>
     <w:rPr>
       <w:b/>
     </w:rPr>
   </w:style>
-  <w:style w:type="paragraph" w:customStyle="1" w:styleId="a">
+  <w:style w:type="paragraph" w:customStyle="1" w:styleId="24">
     <w:name w:val="柴_公司名"/>
-    <w:basedOn w:val="Title"/>
+    <w:basedOn w:val="19"/>
     <w:qFormat/>
+    <w:uiPriority w:val="0"/>
     <w:pPr>
       <w:spacing w:after="600" w:afterLines="600"/>
     </w:pPr>
     <w:rPr>
-      <w:rFonts w:ascii="宋体" w:eastAsia="宋体" w:hAnsi="宋体" w:cs="宋体" w:hint="eastAsia"/>
+      <w:rFonts w:hint="eastAsia" w:ascii="宋体" w:hAnsi="宋体" w:eastAsia="宋体" w:cs="宋体"/>
       <w:bCs/>
       <w:spacing w:val="-6"/>
       <w:sz w:val="52"/>
       <w:szCs w:val="52"/>
     </w:rPr>
   </w:style>
-  <w:style w:type="paragraph" w:customStyle="1" w:styleId="a0">
+  <w:style w:type="paragraph" w:customStyle="1" w:styleId="25">
     <w:name w:val="柴_文档名"/>
-    <w:basedOn w:val="Title"/>
+    <w:basedOn w:val="19"/>
     <w:qFormat/>
+    <w:uiPriority w:val="0"/>
     <w:pPr>
       <w:spacing w:after="900" w:afterLines="900"/>
     </w:pPr>
     <w:rPr>
-      <w:rFonts w:ascii="黑体" w:eastAsia="黑体" w:hAnsi="黑体" w:cs="黑体"/>
+      <w:rFonts w:ascii="黑体" w:hAnsi="黑体" w:eastAsia="黑体" w:cs="黑体"/>
       <w:bCs/>
       <w:spacing w:val="-7"/>
       <w:sz w:val="52"/>
       <w:szCs w:val="52"/>
     </w:rPr>
   </w:style>
-  <w:style w:type="table" w:customStyle="1" w:styleId="TableNormal0">
+  <w:style w:type="table" w:customStyle="1" w:styleId="26">
     <w:name w:val="Table Normal_0"/>
     <w:semiHidden/>
     <w:unhideWhenUsed/>
     <w:qFormat/>
+    <w:uiPriority w:val="0"/>
     <w:tblPr>
       <w:tblCellMar>
         <w:top w:w="0" w:type="dxa"/>
@@ -5556,83 +5675,89 @@
       </w:tblCellMar>
     </w:tblPr>
   </w:style>
-  <w:style w:type="paragraph" w:customStyle="1" w:styleId="TableText">
+  <w:style w:type="paragraph" w:customStyle="1" w:styleId="27">
     <w:name w:val="Table Text"/>
-    <w:basedOn w:val="Normal"/>
+    <w:basedOn w:val="1"/>
     <w:semiHidden/>
     <w:qFormat/>
+    <w:uiPriority w:val="0"/>
     <w:rPr>
-      <w:rFonts w:ascii="宋体" w:eastAsia="宋体" w:hAnsi="宋体" w:cs="宋体"/>
+      <w:rFonts w:ascii="宋体" w:hAnsi="宋体" w:eastAsia="宋体" w:cs="宋体"/>
       <w:sz w:val="21"/>
       <w:szCs w:val="21"/>
       <w:lang w:val="en-US" w:eastAsia="en-US" w:bidi="ar-SA"/>
     </w:rPr>
   </w:style>
-  <w:style w:type="paragraph" w:customStyle="1" w:styleId="1">
+  <w:style w:type="paragraph" w:customStyle="1" w:styleId="28">
     <w:name w:val="柴_标题1"/>
-    <w:basedOn w:val="Heading1"/>
-    <w:next w:val="a1"/>
-    <w:link w:val="1Char"/>
+    <w:basedOn w:val="2"/>
+    <w:next w:val="29"/>
+    <w:link w:val="38"/>
     <w:qFormat/>
+    <w:uiPriority w:val="0"/>
     <w:pPr>
       <w:spacing w:before="100" w:after="90" w:line="360" w:lineRule="auto"/>
     </w:pPr>
     <w:rPr>
-      <w:rFonts w:ascii="Arial" w:eastAsia="宋体" w:hAnsi="Arial"/>
+      <w:rFonts w:ascii="Arial" w:hAnsi="Arial" w:eastAsia="宋体"/>
       <w:sz w:val="32"/>
     </w:rPr>
   </w:style>
-  <w:style w:type="paragraph" w:customStyle="1" w:styleId="a1">
+  <w:style w:type="paragraph" w:customStyle="1" w:styleId="29">
     <w:name w:val="柴_正文"/>
-    <w:basedOn w:val="BodyText"/>
-    <w:link w:val="Char"/>
+    <w:basedOn w:val="12"/>
+    <w:link w:val="41"/>
     <w:qFormat/>
+    <w:uiPriority w:val="0"/>
     <w:pPr>
       <w:spacing w:line="360" w:lineRule="auto"/>
       <w:ind w:firstLine="470" w:firstLineChars="200"/>
     </w:pPr>
     <w:rPr>
-      <w:rFonts w:ascii="Arial" w:eastAsia="宋体" w:hAnsi="Arial"/>
+      <w:rFonts w:ascii="Arial" w:hAnsi="Arial" w:eastAsia="宋体"/>
       <w:sz w:val="24"/>
       <w:lang w:eastAsia="zh-CN"/>
     </w:rPr>
   </w:style>
-  <w:style w:type="paragraph" w:customStyle="1" w:styleId="2">
+  <w:style w:type="paragraph" w:customStyle="1" w:styleId="30">
     <w:name w:val="柴_标题2"/>
-    <w:basedOn w:val="Heading2"/>
-    <w:next w:val="a1"/>
-    <w:link w:val="2Char"/>
+    <w:basedOn w:val="3"/>
+    <w:next w:val="29"/>
+    <w:link w:val="43"/>
     <w:qFormat/>
+    <w:uiPriority w:val="0"/>
     <w:pPr>
       <w:spacing w:line="360" w:lineRule="auto"/>
     </w:pPr>
     <w:rPr>
-      <w:rFonts w:ascii="Arial" w:eastAsia="宋体" w:hAnsi="Arial"/>
+      <w:rFonts w:ascii="Arial" w:hAnsi="Arial" w:eastAsia="宋体"/>
       <w:sz w:val="28"/>
     </w:rPr>
   </w:style>
-  <w:style w:type="paragraph" w:customStyle="1" w:styleId="3">
+  <w:style w:type="paragraph" w:customStyle="1" w:styleId="31">
     <w:name w:val="柴_标题3"/>
-    <w:basedOn w:val="Heading3"/>
-    <w:next w:val="a1"/>
-    <w:link w:val="3Char"/>
+    <w:basedOn w:val="4"/>
+    <w:next w:val="29"/>
+    <w:link w:val="42"/>
     <w:qFormat/>
+    <w:uiPriority w:val="0"/>
     <w:pPr>
       <w:spacing w:line="360" w:lineRule="auto"/>
       <w:ind w:left="0" w:firstLine="472" w:firstLineChars="200"/>
     </w:pPr>
     <w:rPr>
-      <w:rFonts w:ascii="宋体" w:eastAsia="宋体" w:hAnsi="宋体" w:cs="宋体"/>
+      <w:rFonts w:ascii="宋体" w:hAnsi="宋体" w:eastAsia="宋体" w:cs="宋体"/>
       <w:spacing w:val="-2"/>
       <w:sz w:val="24"/>
       <w:szCs w:val="24"/>
     </w:rPr>
   </w:style>
-  <w:style w:type="paragraph" w:customStyle="1" w:styleId="a2">
+  <w:style w:type="paragraph" w:customStyle="1" w:styleId="32">
     <w:name w:val="柴_目录"/>
-    <w:basedOn w:val="Normal"/>
-    <w:next w:val="BodyText"/>
+    <w:basedOn w:val="1"/>
+    <w:next w:val="12"/>
     <w:qFormat/>
+    <w:uiPriority w:val="0"/>
     <w:pPr>
       <w:tabs>
         <w:tab w:val="right" w:leader="dot" w:pos="8442"/>
@@ -5640,59 +5765,64 @@
       <w:ind w:left="0" w:leftChars="0"/>
     </w:pPr>
     <w:rPr>
-      <w:rFonts w:ascii="Arial" w:eastAsia="Microsoft JhengHei" w:hAnsi="Arial"/>
+      <w:rFonts w:ascii="Arial" w:hAnsi="Arial" w:eastAsia="Microsoft JhengHei"/>
       <w:sz w:val="24"/>
     </w:rPr>
   </w:style>
-  <w:style w:type="paragraph" w:customStyle="1" w:styleId="WPSOffice1">
+  <w:style w:type="paragraph" w:customStyle="1" w:styleId="33">
     <w:name w:val="WPSOffice手动目录 1"/>
     <w:qFormat/>
+    <w:uiPriority w:val="0"/>
     <w:pPr>
       <w:ind w:leftChars="0"/>
     </w:pPr>
     <w:rPr>
-      <w:rFonts w:ascii="Times New Roman" w:eastAsia="宋体" w:hAnsi="Times New Roman" w:cs="Times New Roman"/>
+      <w:rFonts w:ascii="Times New Roman" w:hAnsi="Times New Roman" w:eastAsia="宋体" w:cs="Times New Roman"/>
       <w:sz w:val="20"/>
       <w:szCs w:val="20"/>
     </w:rPr>
   </w:style>
-  <w:style w:type="paragraph" w:customStyle="1" w:styleId="WPSOffice2">
+  <w:style w:type="paragraph" w:customStyle="1" w:styleId="34">
     <w:name w:val="WPSOffice手动目录 2"/>
     <w:qFormat/>
+    <w:uiPriority w:val="0"/>
     <w:pPr>
       <w:ind w:leftChars="200"/>
     </w:pPr>
     <w:rPr>
-      <w:rFonts w:ascii="Times New Roman" w:eastAsia="宋体" w:hAnsi="Times New Roman" w:cs="Times New Roman"/>
+      <w:rFonts w:ascii="Times New Roman" w:hAnsi="Times New Roman" w:eastAsia="宋体" w:cs="Times New Roman"/>
       <w:sz w:val="20"/>
       <w:szCs w:val="20"/>
     </w:rPr>
   </w:style>
-  <w:style w:type="paragraph" w:customStyle="1" w:styleId="WPSOffice3">
+  <w:style w:type="paragraph" w:customStyle="1" w:styleId="35">
     <w:name w:val="WPSOffice手动目录 3"/>
     <w:qFormat/>
+    <w:uiPriority w:val="0"/>
     <w:pPr>
       <w:ind w:leftChars="400"/>
     </w:pPr>
     <w:rPr>
-      <w:rFonts w:ascii="Times New Roman" w:eastAsia="宋体" w:hAnsi="Times New Roman" w:cs="Times New Roman"/>
+      <w:rFonts w:ascii="Times New Roman" w:hAnsi="Times New Roman" w:eastAsia="宋体" w:cs="Times New Roman"/>
       <w:sz w:val="20"/>
       <w:szCs w:val="20"/>
     </w:rPr>
   </w:style>
-  <w:style w:type="paragraph" w:customStyle="1" w:styleId="Compact">
+  <w:style w:type="paragraph" w:customStyle="1" w:styleId="36">
     <w:name w:val="Compact"/>
-    <w:basedOn w:val="BodyText"/>
+    <w:basedOn w:val="12"/>
     <w:qFormat/>
+    <w:uiPriority w:val="0"/>
     <w:pPr>
       <w:spacing w:before="36" w:after="36"/>
     </w:pPr>
   </w:style>
-  <w:style w:type="table" w:customStyle="1" w:styleId="Table">
+  <w:style w:type="table" w:customStyle="1" w:styleId="37">
     <w:name w:val="Table"/>
     <w:semiHidden/>
     <w:unhideWhenUsed/>
     <w:qFormat/>
+    <w:uiPriority w:val="0"/>
     <w:tblPr>
       <w:tblCellMar>
         <w:top w:w="0" w:type="dxa"/>
@@ -5704,25 +5834,27 @@
     <w:tblStylePr w:type="firstRow">
       <w:tcPr>
         <w:tcBorders>
-          <w:bottom w:val="single" w:sz="0" w:space="0" w:color="auto"/>
+          <w:bottom w:val="single" w:color="auto" w:sz="0" w:space="0"/>
         </w:tcBorders>
         <w:vAlign w:val="bottom"/>
       </w:tcPr>
     </w:tblStylePr>
   </w:style>
-  <w:style w:type="character" w:customStyle="1" w:styleId="1Char">
+  <w:style w:type="character" w:customStyle="1" w:styleId="38">
     <w:name w:val="柴_标题1 Char"/>
-    <w:link w:val="1"/>
+    <w:link w:val="28"/>
     <w:qFormat/>
+    <w:uiPriority w:val="0"/>
     <w:rPr>
-      <w:rFonts w:ascii="Arial" w:eastAsia="宋体" w:hAnsi="Arial"/>
+      <w:rFonts w:ascii="Arial" w:hAnsi="Arial" w:eastAsia="宋体"/>
       <w:sz w:val="32"/>
     </w:rPr>
   </w:style>
-  <w:style w:type="paragraph" w:customStyle="1" w:styleId="a3">
+  <w:style w:type="paragraph" w:customStyle="1" w:styleId="39">
     <w:name w:val="柴_正文_无缩进"/>
-    <w:basedOn w:val="Normal"/>
+    <w:basedOn w:val="1"/>
     <w:qFormat/>
+    <w:uiPriority w:val="0"/>
     <w:pPr>
       <w:ind w:firstLine="0" w:firstLineChars="0"/>
     </w:pPr>
@@ -5732,69 +5864,75 @@
       <w:lang w:eastAsia="zh-CN"/>
     </w:rPr>
   </w:style>
-  <w:style w:type="paragraph" w:customStyle="1" w:styleId="4">
+  <w:style w:type="paragraph" w:customStyle="1" w:styleId="40">
     <w:name w:val="柴_标题4"/>
-    <w:basedOn w:val="Heading4"/>
-    <w:next w:val="Normal"/>
-    <w:link w:val="4Char"/>
+    <w:basedOn w:val="5"/>
+    <w:next w:val="1"/>
+    <w:link w:val="44"/>
     <w:qFormat/>
+    <w:uiPriority w:val="0"/>
     <w:pPr>
       <w:widowControl w:val="0"/>
       <w:spacing w:before="160" w:line="360" w:lineRule="auto"/>
-      <w:ind w:left="981" w:hanging="862" w:leftChars="300"/>
+      <w:ind w:left="981" w:leftChars="300" w:hanging="862"/>
     </w:pPr>
     <w:rPr>
-      <w:rFonts w:ascii="Calibri" w:eastAsia="宋体" w:hAnsi="Calibri" w:cs="宋体" w:hint="eastAsia"/>
+      <w:rFonts w:hint="eastAsia" w:ascii="Calibri" w:hAnsi="Calibri" w:eastAsia="宋体" w:cs="宋体"/>
       <w:sz w:val="24"/>
       <w:szCs w:val="24"/>
       <w:lang w:eastAsia="zh-CN" w:bidi="zh-CN"/>
     </w:rPr>
   </w:style>
-  <w:style w:type="character" w:customStyle="1" w:styleId="Char">
+  <w:style w:type="character" w:customStyle="1" w:styleId="41">
     <w:name w:val="柴_正文 Char"/>
-    <w:link w:val="a1"/>
+    <w:link w:val="29"/>
     <w:qFormat/>
+    <w:uiPriority w:val="0"/>
     <w:rPr>
-      <w:rFonts w:ascii="Arial" w:eastAsia="宋体" w:hAnsi="Arial"/>
+      <w:rFonts w:ascii="Arial" w:hAnsi="Arial" w:eastAsia="宋体"/>
       <w:sz w:val="24"/>
       <w:lang w:eastAsia="zh-CN"/>
     </w:rPr>
   </w:style>
-  <w:style w:type="character" w:customStyle="1" w:styleId="3Char">
+  <w:style w:type="character" w:customStyle="1" w:styleId="42">
     <w:name w:val="柴_标题3 Char"/>
-    <w:link w:val="3"/>
+    <w:link w:val="31"/>
     <w:qFormat/>
+    <w:uiPriority w:val="0"/>
     <w:rPr>
-      <w:rFonts w:ascii="宋体" w:eastAsia="宋体" w:hAnsi="宋体" w:cs="宋体"/>
+      <w:rFonts w:ascii="宋体" w:hAnsi="宋体" w:eastAsia="宋体" w:cs="宋体"/>
       <w:spacing w:val="-2"/>
       <w:sz w:val="24"/>
       <w:szCs w:val="24"/>
     </w:rPr>
   </w:style>
-  <w:style w:type="character" w:customStyle="1" w:styleId="2Char">
+  <w:style w:type="character" w:customStyle="1" w:styleId="43">
     <w:name w:val="柴_标题2 Char"/>
-    <w:link w:val="2"/>
+    <w:link w:val="30"/>
     <w:qFormat/>
+    <w:uiPriority w:val="0"/>
     <w:rPr>
-      <w:rFonts w:ascii="Arial" w:eastAsia="宋体" w:hAnsi="Arial"/>
+      <w:rFonts w:ascii="Arial" w:hAnsi="Arial" w:eastAsia="宋体"/>
       <w:sz w:val="28"/>
     </w:rPr>
   </w:style>
-  <w:style w:type="character" w:customStyle="1" w:styleId="4Char">
+  <w:style w:type="character" w:customStyle="1" w:styleId="44">
     <w:name w:val="柴_标题4 Char"/>
-    <w:link w:val="4"/>
+    <w:link w:val="40"/>
     <w:qFormat/>
+    <w:uiPriority w:val="0"/>
     <w:rPr>
-      <w:rFonts w:ascii="Calibri" w:eastAsia="宋体" w:hAnsi="Calibri" w:cs="宋体" w:hint="eastAsia"/>
+      <w:rFonts w:hint="eastAsia" w:ascii="Calibri" w:hAnsi="Calibri" w:eastAsia="宋体" w:cs="宋体"/>
       <w:sz w:val="24"/>
       <w:szCs w:val="24"/>
       <w:lang w:eastAsia="zh-CN" w:bidi="zh-CN"/>
     </w:rPr>
   </w:style>
-  <w:style w:type="character" w:customStyle="1" w:styleId="1Char0">
+  <w:style w:type="character" w:customStyle="1" w:styleId="45">
     <w:name w:val="标题 1 Char"/>
-    <w:link w:val="Heading1"/>
+    <w:link w:val="2"/>
     <w:qFormat/>
+    <w:uiPriority w:val="0"/>
     <w:rPr>
       <w:b/>
       <w:kern w:val="44"/>
